--- a/Documentação/Documentação final.docx
+++ b/Documentação/Documentação final.docx
@@ -660,7 +660,7 @@
           <w:r>
             <w:fldChar w:fldCharType="separate"/>
           </w:r>
-          <w:hyperlink w:anchor="_Toc226630641" w:history="1">
+          <w:hyperlink w:anchor="_Toc227154954" w:history="1">
             <w:r>
               <w:rPr>
                 <w:rStyle w:val="Hyperlink"/>
@@ -684,7 +684,7 @@
                 <w:rStyle w:val="Hyperlink"/>
                 <w:noProof/>
               </w:rPr>
-              <w:t>Apresentação</w:t>
+              <w:t>APRESENTAÇÃO</w:t>
             </w:r>
             <w:r>
               <w:rPr>
@@ -705,7 +705,7 @@
                 <w:noProof/>
                 <w:webHidden/>
               </w:rPr>
-              <w:instrText xml:space="preserve"> PAGEREF _Toc226630641 \h </w:instrText>
+              <w:instrText xml:space="preserve"> PAGEREF _Toc227154954 \h </w:instrText>
             </w:r>
             <w:r>
               <w:rPr>
@@ -752,7 +752,7 @@
               <w14:ligatures w14:val="standardContextual"/>
             </w:rPr>
           </w:pPr>
-          <w:hyperlink w:anchor="_Toc226630642" w:history="1">
+          <w:hyperlink w:anchor="_Toc227154955" w:history="1">
             <w:r>
               <w:rPr>
                 <w:rStyle w:val="Hyperlink"/>
@@ -797,7 +797,7 @@
                 <w:noProof/>
                 <w:webHidden/>
               </w:rPr>
-              <w:instrText xml:space="preserve"> PAGEREF _Toc226630642 \h </w:instrText>
+              <w:instrText xml:space="preserve"> PAGEREF _Toc227154955 \h </w:instrText>
             </w:r>
             <w:r>
               <w:rPr>
@@ -844,7 +844,7 @@
               <w14:ligatures w14:val="standardContextual"/>
             </w:rPr>
           </w:pPr>
-          <w:hyperlink w:anchor="_Toc226630643" w:history="1">
+          <w:hyperlink w:anchor="_Toc227154956" w:history="1">
             <w:r>
               <w:rPr>
                 <w:rStyle w:val="Hyperlink"/>
@@ -868,7 +868,7 @@
                 <w:rStyle w:val="Hyperlink"/>
                 <w:noProof/>
               </w:rPr>
-              <w:t>Considerações Finais</w:t>
+              <w:t>ESCOPO DO PROJETO</w:t>
             </w:r>
             <w:r>
               <w:rPr>
@@ -889,7 +889,7 @@
                 <w:noProof/>
                 <w:webHidden/>
               </w:rPr>
-              <w:instrText xml:space="preserve"> PAGEREF _Toc226630643 \h </w:instrText>
+              <w:instrText xml:space="preserve"> PAGEREF _Toc227154956 \h </w:instrText>
             </w:r>
             <w:r>
               <w:rPr>
@@ -924,6 +924,7 @@
           <w:pPr>
             <w:pStyle w:val="Sumrio1"/>
             <w:tabs>
+              <w:tab w:val="left" w:pos="480"/>
               <w:tab w:val="right" w:leader="dot" w:pos="9019"/>
             </w:tabs>
             <w:rPr>
@@ -935,13 +936,31 @@
               <w14:ligatures w14:val="standardContextual"/>
             </w:rPr>
           </w:pPr>
-          <w:hyperlink w:anchor="_Toc226630644" w:history="1">
+          <w:hyperlink w:anchor="_Toc227154957" w:history="1">
             <w:r>
               <w:rPr>
                 <w:rStyle w:val="Hyperlink"/>
                 <w:noProof/>
               </w:rPr>
-              <w:t>Referências Bibliográficas</w:t>
+              <w:t>4.</w:t>
+            </w:r>
+            <w:r>
+              <w:rPr>
+                <w:rFonts w:asciiTheme="minorHAnsi" w:eastAsiaTheme="minorEastAsia" w:hAnsiTheme="minorHAnsi" w:cstheme="minorBidi"/>
+                <w:noProof/>
+                <w:kern w:val="2"/>
+                <w:sz w:val="24"/>
+                <w:szCs w:val="24"/>
+                <w14:ligatures w14:val="standardContextual"/>
+              </w:rPr>
+              <w:tab/>
+            </w:r>
+            <w:r>
+              <w:rPr>
+                <w:rStyle w:val="Hyperlink"/>
+                <w:noProof/>
+              </w:rPr>
+              <w:t>PLANO DE NEGÓCIOS</w:t>
             </w:r>
             <w:r>
               <w:rPr>
@@ -962,7 +981,7 @@
                 <w:noProof/>
                 <w:webHidden/>
               </w:rPr>
-              <w:instrText xml:space="preserve"> PAGEREF _Toc226630644 \h </w:instrText>
+              <w:instrText xml:space="preserve"> PAGEREF _Toc227154957 \h </w:instrText>
             </w:r>
             <w:r>
               <w:rPr>
@@ -994,6 +1013,171 @@
           </w:hyperlink>
         </w:p>
         <w:p>
+          <w:pPr>
+            <w:pStyle w:val="Sumrio1"/>
+            <w:tabs>
+              <w:tab w:val="left" w:pos="480"/>
+              <w:tab w:val="right" w:leader="dot" w:pos="9019"/>
+            </w:tabs>
+            <w:rPr>
+              <w:rFonts w:asciiTheme="minorHAnsi" w:eastAsiaTheme="minorEastAsia" w:hAnsiTheme="minorHAnsi" w:cstheme="minorBidi"/>
+              <w:noProof/>
+              <w:kern w:val="2"/>
+              <w:sz w:val="24"/>
+              <w:szCs w:val="24"/>
+              <w14:ligatures w14:val="standardContextual"/>
+            </w:rPr>
+          </w:pPr>
+          <w:hyperlink w:anchor="_Toc227154958" w:history="1">
+            <w:r>
+              <w:rPr>
+                <w:rStyle w:val="Hyperlink"/>
+                <w:noProof/>
+              </w:rPr>
+              <w:t>5.</w:t>
+            </w:r>
+            <w:r>
+              <w:rPr>
+                <w:rFonts w:asciiTheme="minorHAnsi" w:eastAsiaTheme="minorEastAsia" w:hAnsiTheme="minorHAnsi" w:cstheme="minorBidi"/>
+                <w:noProof/>
+                <w:kern w:val="2"/>
+                <w:sz w:val="24"/>
+                <w:szCs w:val="24"/>
+                <w14:ligatures w14:val="standardContextual"/>
+              </w:rPr>
+              <w:tab/>
+            </w:r>
+            <w:r>
+              <w:rPr>
+                <w:rStyle w:val="Hyperlink"/>
+                <w:noProof/>
+              </w:rPr>
+              <w:t>CONSIDERAÇÕES FINAIS</w:t>
+            </w:r>
+            <w:r>
+              <w:rPr>
+                <w:noProof/>
+                <w:webHidden/>
+              </w:rPr>
+              <w:tab/>
+            </w:r>
+            <w:r>
+              <w:rPr>
+                <w:noProof/>
+                <w:webHidden/>
+              </w:rPr>
+              <w:fldChar w:fldCharType="begin"/>
+            </w:r>
+            <w:r>
+              <w:rPr>
+                <w:noProof/>
+                <w:webHidden/>
+              </w:rPr>
+              <w:instrText xml:space="preserve"> PAGEREF _Toc227154958 \h </w:instrText>
+            </w:r>
+            <w:r>
+              <w:rPr>
+                <w:noProof/>
+                <w:webHidden/>
+              </w:rPr>
+            </w:r>
+            <w:r>
+              <w:rPr>
+                <w:noProof/>
+                <w:webHidden/>
+              </w:rPr>
+              <w:fldChar w:fldCharType="separate"/>
+            </w:r>
+            <w:r>
+              <w:rPr>
+                <w:noProof/>
+                <w:webHidden/>
+              </w:rPr>
+              <w:t>7</w:t>
+            </w:r>
+            <w:r>
+              <w:rPr>
+                <w:noProof/>
+                <w:webHidden/>
+              </w:rPr>
+              <w:fldChar w:fldCharType="end"/>
+            </w:r>
+          </w:hyperlink>
+        </w:p>
+        <w:p>
+          <w:pPr>
+            <w:pStyle w:val="Sumrio1"/>
+            <w:tabs>
+              <w:tab w:val="right" w:leader="dot" w:pos="9019"/>
+            </w:tabs>
+            <w:rPr>
+              <w:rFonts w:asciiTheme="minorHAnsi" w:eastAsiaTheme="minorEastAsia" w:hAnsiTheme="minorHAnsi" w:cstheme="minorBidi"/>
+              <w:noProof/>
+              <w:kern w:val="2"/>
+              <w:sz w:val="24"/>
+              <w:szCs w:val="24"/>
+              <w14:ligatures w14:val="standardContextual"/>
+            </w:rPr>
+          </w:pPr>
+          <w:hyperlink w:anchor="_Toc227154959" w:history="1">
+            <w:r>
+              <w:rPr>
+                <w:rStyle w:val="Hyperlink"/>
+                <w:noProof/>
+              </w:rPr>
+              <w:t>Referências Bibliográficas</w:t>
+            </w:r>
+            <w:r>
+              <w:rPr>
+                <w:noProof/>
+                <w:webHidden/>
+              </w:rPr>
+              <w:tab/>
+            </w:r>
+            <w:r>
+              <w:rPr>
+                <w:noProof/>
+                <w:webHidden/>
+              </w:rPr>
+              <w:fldChar w:fldCharType="begin"/>
+            </w:r>
+            <w:r>
+              <w:rPr>
+                <w:noProof/>
+                <w:webHidden/>
+              </w:rPr>
+              <w:instrText xml:space="preserve"> PAGEREF _Toc227154959 \h </w:instrText>
+            </w:r>
+            <w:r>
+              <w:rPr>
+                <w:noProof/>
+                <w:webHidden/>
+              </w:rPr>
+            </w:r>
+            <w:r>
+              <w:rPr>
+                <w:noProof/>
+                <w:webHidden/>
+              </w:rPr>
+              <w:fldChar w:fldCharType="separate"/>
+            </w:r>
+            <w:r>
+              <w:rPr>
+                <w:noProof/>
+                <w:webHidden/>
+              </w:rPr>
+              <w:t>8</w:t>
+            </w:r>
+            <w:r>
+              <w:rPr>
+                <w:noProof/>
+                <w:webHidden/>
+              </w:rPr>
+              <w:fldChar w:fldCharType="end"/>
+            </w:r>
+          </w:hyperlink>
+        </w:p>
+        <w:p>
           <w:r>
             <w:fldChar w:fldCharType="end"/>
           </w:r>
@@ -1010,10 +1194,13 @@
         <w:pStyle w:val="Ttulo1"/>
         <w:ind w:left="426" w:hanging="426"/>
       </w:pPr>
-      <w:bookmarkStart w:id="0" w:name="_Toc226630641"/>
+      <w:bookmarkStart w:id="0" w:name="_Toc227154954"/>
       <w:r>
         <w:lastRenderedPageBreak/>
-        <w:t>Apresentação</w:t>
+        <w:t>A</w:t>
+      </w:r>
+      <w:r>
+        <w:t>PRESENTAÇÃO</w:t>
       </w:r>
       <w:bookmarkEnd w:id="0"/>
     </w:p>
@@ -1134,31 +1321,312 @@
       <w:pPr>
         <w:pStyle w:val="Ttulo1"/>
       </w:pPr>
-      <w:bookmarkStart w:id="3" w:name="_Toc226630642"/>
+      <w:bookmarkStart w:id="3" w:name="_Toc227154956"/>
       <w:bookmarkEnd w:id="2"/>
       <w:r>
-        <w:t>STAR</w:t>
+        <w:t>ESCOPO DO PROJETO</w:t>
       </w:r>
       <w:bookmarkEnd w:id="3"/>
     </w:p>
     <w:p>
-      <w:pPr>
-        <w:rPr>
-          <w:b/>
-          <w:bCs/>
-        </w:rPr>
-      </w:pPr>
-      <w:r>
-        <w:rPr>
-          <w:b/>
-          <w:bCs/>
-        </w:rPr>
-        <w:t>Situação (Contexto)</w:t>
-      </w:r>
-    </w:p>
-    <w:p>
-      <w:r>
-        <w:t xml:space="preserve">Tutores de animais de estimação enfrentam dificuldades recorrentes para encontrar estabelecimentos que aceitem pets. As informações sobre locais </w:t>
+      <w:r>
+        <w:t>O objetivo é desenvolver uma plataforma web especializada para tutores de pets que buscam praticidade e segurança ao localizar estabelecimentos e serviços regionais.</w:t>
+      </w:r>
+    </w:p>
+    <w:p/>
+    <w:p>
+      <w:pPr>
+        <w:rPr>
+          <w:b/>
+          <w:bCs/>
+        </w:rPr>
+      </w:pPr>
+      <w:r>
+        <w:rPr>
+          <w:b/>
+          <w:bCs/>
+        </w:rPr>
+        <w:t>3.</w:t>
+      </w:r>
+      <w:r>
+        <w:rPr>
+          <w:b/>
+          <w:bCs/>
+        </w:rPr>
+        <w:t>1. Funcionalidades Principais (MVP)</w:t>
+      </w:r>
+    </w:p>
+    <w:p>
+      <w:r>
+        <w:t>Para o lançamento inicial, o foco será resolver a dificuldade de encontrar informações centralizadas e confiáveis:</w:t>
+      </w:r>
+    </w:p>
+    <w:p>
+      <w:pPr>
+        <w:numPr>
+          <w:ilvl w:val="0"/>
+          <w:numId w:val="37"/>
+        </w:numPr>
+      </w:pPr>
+      <w:r>
+        <w:rPr>
+          <w:b/>
+          <w:bCs/>
+        </w:rPr>
+        <w:t>Busca e Geolocalização:</w:t>
+      </w:r>
+      <w:r>
+        <w:t xml:space="preserve"> Localização de estabelecimentos por cidade ou proximidade do usuário.</w:t>
+      </w:r>
+    </w:p>
+    <w:p>
+      <w:pPr>
+        <w:numPr>
+          <w:ilvl w:val="0"/>
+          <w:numId w:val="37"/>
+        </w:numPr>
+      </w:pPr>
+      <w:r>
+        <w:rPr>
+          <w:b/>
+          <w:bCs/>
+        </w:rPr>
+        <w:t>Filtros Inteligentes por Categoria:</w:t>
+      </w:r>
+      <w:r>
+        <w:t xml:space="preserve"> Busca específica para hotéis, bares, restaurantes, hospitais veterinários e pet shops.</w:t>
+      </w:r>
+    </w:p>
+    <w:p>
+      <w:pPr>
+        <w:numPr>
+          <w:ilvl w:val="0"/>
+          <w:numId w:val="37"/>
+        </w:numPr>
+      </w:pPr>
+      <w:r>
+        <w:rPr>
+          <w:b/>
+          <w:bCs/>
+        </w:rPr>
+        <w:t>Perfil Detalhado do Local:</w:t>
+      </w:r>
+      <w:r>
+        <w:t xml:space="preserve"> Exibição de regras (porte do pet, taxas), fotos e avaliações de outros usuários.</w:t>
+      </w:r>
+    </w:p>
+    <w:p>
+      <w:pPr>
+        <w:rPr>
+          <w:b/>
+          <w:bCs/>
+        </w:rPr>
+      </w:pPr>
+      <w:r>
+        <w:rPr>
+          <w:b/>
+          <w:bCs/>
+        </w:rPr>
+        <w:t>3.</w:t>
+      </w:r>
+      <w:r>
+        <w:rPr>
+          <w:b/>
+          <w:bCs/>
+        </w:rPr>
+        <w:t>2. Painéis do Sistema</w:t>
+      </w:r>
+    </w:p>
+    <w:p>
+      <w:r>
+        <w:t>O sistema será dividido em duas áreas principais para atender ambos os públicos-alvo:</w:t>
+      </w:r>
+    </w:p>
+    <w:p>
+      <w:pPr>
+        <w:numPr>
+          <w:ilvl w:val="0"/>
+          <w:numId w:val="38"/>
+        </w:numPr>
+      </w:pPr>
+      <w:r>
+        <w:rPr>
+          <w:b/>
+          <w:bCs/>
+        </w:rPr>
+        <w:t>Área do Tutor (Usuário):</w:t>
+      </w:r>
+    </w:p>
+    <w:p>
+      <w:pPr>
+        <w:numPr>
+          <w:ilvl w:val="1"/>
+          <w:numId w:val="38"/>
+        </w:numPr>
+      </w:pPr>
+      <w:r>
+        <w:t>Cadastro e login simplificados.</w:t>
+      </w:r>
+    </w:p>
+    <w:p>
+      <w:pPr>
+        <w:numPr>
+          <w:ilvl w:val="1"/>
+          <w:numId w:val="38"/>
+        </w:numPr>
+      </w:pPr>
+      <w:r>
+        <w:t>Gerenciamento de favoritos para salvar locais de interesse.</w:t>
+      </w:r>
+    </w:p>
+    <w:p>
+      <w:pPr>
+        <w:numPr>
+          <w:ilvl w:val="1"/>
+          <w:numId w:val="38"/>
+        </w:numPr>
+      </w:pPr>
+      <w:r>
+        <w:t>Sistema de avaliações e comentários sobre as experiências.</w:t>
+      </w:r>
+    </w:p>
+    <w:p>
+      <w:pPr>
+        <w:numPr>
+          <w:ilvl w:val="0"/>
+          <w:numId w:val="38"/>
+        </w:numPr>
+      </w:pPr>
+      <w:r>
+        <w:rPr>
+          <w:b/>
+          <w:bCs/>
+        </w:rPr>
+        <w:t>Área do Estabelecimento (Empresa):</w:t>
+      </w:r>
+    </w:p>
+    <w:p>
+      <w:pPr>
+        <w:numPr>
+          <w:ilvl w:val="1"/>
+          <w:numId w:val="38"/>
+        </w:numPr>
+      </w:pPr>
+      <w:r>
+        <w:t>Portal para cadastro e edição de informações do local.</w:t>
+      </w:r>
+    </w:p>
+    <w:p>
+      <w:pPr>
+        <w:numPr>
+          <w:ilvl w:val="1"/>
+          <w:numId w:val="38"/>
+        </w:numPr>
+      </w:pPr>
+      <w:r>
+        <w:t>Gestão de fotos e monitoramento das avaliações recebidas.</w:t>
+      </w:r>
+    </w:p>
+    <w:p>
+      <w:pPr>
+        <w:rPr>
+          <w:b/>
+          <w:bCs/>
+        </w:rPr>
+      </w:pPr>
+      <w:r>
+        <w:rPr>
+          <w:b/>
+          <w:bCs/>
+        </w:rPr>
+        <w:t>3.</w:t>
+      </w:r>
+      <w:r>
+        <w:rPr>
+          <w:b/>
+          <w:bCs/>
+        </w:rPr>
+        <w:t>3. Diferenciais e Monetização Inicial</w:t>
+      </w:r>
+    </w:p>
+    <w:p>
+      <w:r>
+        <w:t>O foco será na especialização para superar a concorrência de plataformas generalistas:</w:t>
+      </w:r>
+    </w:p>
+    <w:p>
+      <w:pPr>
+        <w:numPr>
+          <w:ilvl w:val="0"/>
+          <w:numId w:val="39"/>
+        </w:numPr>
+      </w:pPr>
+      <w:r>
+        <w:rPr>
+          <w:b/>
+          <w:bCs/>
+        </w:rPr>
+        <w:t>Planos Premium (B2B):</w:t>
+      </w:r>
+      <w:r>
+        <w:t xml:space="preserve"> Empresas poderão pagar por destaque nos resultados de busca e relatórios de visualização.</w:t>
+      </w:r>
+    </w:p>
+    <w:p>
+      <w:pPr>
+        <w:numPr>
+          <w:ilvl w:val="0"/>
+          <w:numId w:val="39"/>
+        </w:numPr>
+      </w:pPr>
+      <w:r>
+        <w:rPr>
+          <w:b/>
+          <w:bCs/>
+        </w:rPr>
+        <w:t>Anúncios Direcionados:</w:t>
+      </w:r>
+      <w:r>
+        <w:t xml:space="preserve"> Espaços publicitários para redes de pet shops e clínicas.</w:t>
+      </w:r>
+    </w:p>
+    <w:p/>
+    <w:p>
+      <w:pPr>
+        <w:pStyle w:val="Ttulo1"/>
+      </w:pPr>
+      <w:bookmarkStart w:id="4" w:name="_Toc227154957"/>
+      <w:r>
+        <w:t>PLANO DE NEGÓCIOS</w:t>
+      </w:r>
+      <w:bookmarkEnd w:id="4"/>
+    </w:p>
+    <w:p>
+      <w:pPr>
+        <w:rPr>
+          <w:color w:val="FF0000"/>
+        </w:rPr>
+      </w:pPr>
+    </w:p>
+    <w:p>
+      <w:pPr>
+        <w:rPr>
+          <w:b/>
+          <w:bCs/>
+        </w:rPr>
+      </w:pPr>
+      <w:r>
+        <w:rPr>
+          <w:b/>
+          <w:bCs/>
+        </w:rPr>
+        <w:t>1. Resumo Executivo</w:t>
+      </w:r>
+    </w:p>
+    <w:p>
+      <w:r>
+        <w:lastRenderedPageBreak/>
+        <w:t xml:space="preserve">O presente projeto propõe o desenvolvimento de uma plataforma web robusta voltada à geolocalização de estabelecimentos </w:t>
       </w:r>
       <w:r>
         <w:rPr>
@@ -1177,64 +1645,42 @@
       </w:r>
       <w:proofErr w:type="spellEnd"/>
       <w:r>
-        <w:t xml:space="preserve"> estão atualmente dispersas, muitas vezes incompletas ou desatualizadas. Isso gera perda de tempo e insegurança para os tutores, especialmente em situações de lazer, viagens ou emergências veterinárias.</w:t>
-      </w:r>
-    </w:p>
-    <w:p>
-      <w:pPr>
-        <w:rPr>
-          <w:b/>
-          <w:bCs/>
-        </w:rPr>
-      </w:pPr>
-      <w:r>
-        <w:rPr>
-          <w:b/>
-          <w:bCs/>
-        </w:rPr>
-        <w:t>Tarefa (Desafio)</w:t>
-      </w:r>
-    </w:p>
-    <w:p>
-      <w:r>
-        <w:t>O objetivo do projeto integrador do 4º semestre de DSM foi desenvolver uma aplicação web que centralizasse esses dados em um único ambiente. A tarefa principal era criar uma plataforma intuitiva, prática e segura que conectasse tutores a uma rede de estabelecimentos (como hospitais, hotéis, restaurantes e shoppings) de forma rápida.</w:t>
-      </w:r>
-    </w:p>
-    <w:p>
-      <w:pPr>
-        <w:rPr>
-          <w:b/>
-          <w:bCs/>
-        </w:rPr>
-      </w:pPr>
-      <w:r>
-        <w:rPr>
-          <w:b/>
-          <w:bCs/>
-        </w:rPr>
-        <w:t>Ação (O que foi feito)</w:t>
-      </w:r>
-    </w:p>
-    <w:p>
-      <w:r>
-        <w:t xml:space="preserve">O grupo desenvolveu o </w:t>
-      </w:r>
-      <w:r>
-        <w:rPr>
-          <w:b/>
-          <w:bCs/>
-        </w:rPr>
-        <w:t>Clube dos Pets</w:t>
-      </w:r>
-      <w:r>
-        <w:t>, uma aplicação baseada em:</w:t>
+        <w:t xml:space="preserve">. A solução visa centralizar informações sobre hotelaria especializada, setor de alimentação (bares e restaurantes), modalidades de hospedagem alternativa como </w:t>
+      </w:r>
+      <w:proofErr w:type="spellStart"/>
+      <w:r>
+        <w:t>Airbnb</w:t>
+      </w:r>
+      <w:proofErr w:type="spellEnd"/>
+      <w:r>
+        <w:t>, além de serviços essenciais de saúde, incluindo hospitais veterinários 24 horas e farmácias especializadas. O foco estratégico recai sobre tutores que demandam mobilidade e segurança, oferecendo funcionalidades de busca inteligente, filtros personalizados e um sistema de avaliações colaborativo.</w:t>
+      </w:r>
+    </w:p>
+    <w:p>
+      <w:pPr>
+        <w:rPr>
+          <w:b/>
+          <w:bCs/>
+        </w:rPr>
+      </w:pPr>
+      <w:r>
+        <w:rPr>
+          <w:b/>
+          <w:bCs/>
+        </w:rPr>
+        <w:t>2. Definição do Problema</w:t>
+      </w:r>
+    </w:p>
+    <w:p>
+      <w:r>
+        <w:t>A fundamentação deste projeto baseia-se em lacunas latentes no mercado atual:</w:t>
       </w:r>
     </w:p>
     <w:p>
       <w:pPr>
         <w:numPr>
           <w:ilvl w:val="0"/>
-          <w:numId w:val="35"/>
+          <w:numId w:val="40"/>
         </w:numPr>
       </w:pPr>
       <w:r>
@@ -1242,17 +1688,36 @@
           <w:b/>
           <w:bCs/>
         </w:rPr>
-        <w:t>Geolocalização:</w:t>
-      </w:r>
-      <w:r>
-        <w:t xml:space="preserve"> Implementação de um sistema de busca que utiliza a localização do usuário para exibir estabelecimentos próximos em um mapa interativo.</w:t>
+        <w:t>Déficit de Comunicação:</w:t>
+      </w:r>
+      <w:r>
+        <w:t xml:space="preserve"> Ineficiência na divulgação de políticas </w:t>
+      </w:r>
+      <w:r>
+        <w:rPr>
+          <w:i/>
+          <w:iCs/>
+        </w:rPr>
+        <w:t xml:space="preserve">pet </w:t>
+      </w:r>
+      <w:proofErr w:type="spellStart"/>
+      <w:r>
+        <w:rPr>
+          <w:i/>
+          <w:iCs/>
+        </w:rPr>
+        <w:t>friendly</w:t>
+      </w:r>
+      <w:proofErr w:type="spellEnd"/>
+      <w:r>
+        <w:t xml:space="preserve"> por parte dos estabelecimentos.</w:t>
       </w:r>
     </w:p>
     <w:p>
       <w:pPr>
         <w:numPr>
           <w:ilvl w:val="0"/>
-          <w:numId w:val="35"/>
+          <w:numId w:val="40"/>
         </w:numPr>
       </w:pPr>
       <w:r>
@@ -1260,17 +1725,17 @@
           <w:b/>
           <w:bCs/>
         </w:rPr>
-        <w:t>Filtros Inteligentes:</w:t>
-      </w:r>
-      <w:r>
-        <w:t xml:space="preserve"> Criação de ferramentas para refinar a busca por tipo de serviço, distância e avaliações.</w:t>
+        <w:t>Insegurança em Emergências:</w:t>
+      </w:r>
+      <w:r>
+        <w:t xml:space="preserve"> Complexidade na localização célere de suporte veterinário especializado em momentos críticos.</w:t>
       </w:r>
     </w:p>
     <w:p>
       <w:pPr>
         <w:numPr>
           <w:ilvl w:val="0"/>
-          <w:numId w:val="35"/>
+          <w:numId w:val="40"/>
         </w:numPr>
       </w:pPr>
       <w:r>
@@ -1278,17 +1743,17 @@
           <w:b/>
           <w:bCs/>
         </w:rPr>
-        <w:t>Interface e Conteúdo:</w:t>
-      </w:r>
-      <w:r>
-        <w:t xml:space="preserve"> Desenvolvimento de páginas detalhadas para cada local, incluindo endereços, fotos, categorias e contatos.</w:t>
+        <w:t>Fragmentação de Dados:</w:t>
+      </w:r>
+      <w:r>
+        <w:t xml:space="preserve"> Ausência de um ecossistema digital centralizado com foco em demandas regionais.</w:t>
       </w:r>
     </w:p>
     <w:p>
       <w:pPr>
         <w:numPr>
           <w:ilvl w:val="0"/>
-          <w:numId w:val="35"/>
+          <w:numId w:val="40"/>
         </w:numPr>
       </w:pPr>
       <w:r>
@@ -1296,160 +1761,1266 @@
           <w:b/>
           <w:bCs/>
         </w:rPr>
-        <w:t>Sistema Colaborativo:</w:t>
-      </w:r>
-      <w:r>
-        <w:t xml:space="preserve"> Inclusão de uma funcionalidade que permite aos usuários enviar avaliações e comentários, mantendo os dados atualizados pela própria comunidade.</w:t>
-      </w:r>
-    </w:p>
-    <w:p>
-      <w:pPr>
-        <w:rPr>
-          <w:b/>
-          <w:bCs/>
-        </w:rPr>
-      </w:pPr>
-      <w:r>
-        <w:rPr>
-          <w:b/>
-          <w:bCs/>
-        </w:rPr>
-        <w:t>Resultado (Impacto)</w:t>
-      </w:r>
-    </w:p>
-    <w:p>
-      <w:r>
-        <w:t>A plataforma consolidou-se como uma solução inovadora que integra geolocalização a um nicho específico de mercado. O resultado é uma ferramenta que:</w:t>
+        <w:t>Baixa Confiabilidade:</w:t>
+      </w:r>
+      <w:r>
+        <w:t xml:space="preserve"> Informações dispersas em redes sociais que frequentemente carecem de curadoria ou atualização.</w:t>
+      </w:r>
+    </w:p>
+    <w:p>
+      <w:pPr>
+        <w:rPr>
+          <w:b/>
+          <w:bCs/>
+        </w:rPr>
+      </w:pPr>
+      <w:r>
+        <w:rPr>
+          <w:b/>
+          <w:bCs/>
+        </w:rPr>
+        <w:t>3. Solução Proposta</w:t>
+      </w:r>
+    </w:p>
+    <w:p>
+      <w:r>
+        <w:t>A solução consiste em um ecossistema digital com busca georreferenciada e interface intuitiva, permitindo ao usuário:</w:t>
       </w:r>
     </w:p>
     <w:p>
       <w:pPr>
         <w:numPr>
           <w:ilvl w:val="0"/>
-          <w:numId w:val="36"/>
+          <w:numId w:val="41"/>
         </w:numPr>
       </w:pPr>
       <w:r>
-        <w:rPr>
-          <w:b/>
-          <w:bCs/>
-        </w:rPr>
-        <w:t>Facilita a tomada de decisão:</w:t>
-      </w:r>
-      <w:r>
-        <w:t xml:space="preserve"> Oferece maior confiabilidade e praticidade aos tutores.</w:t>
+        <w:t>Localização precisa via cidade ou GPS.</w:t>
       </w:r>
     </w:p>
     <w:p>
       <w:pPr>
         <w:numPr>
           <w:ilvl w:val="0"/>
-          <w:numId w:val="36"/>
+          <w:numId w:val="41"/>
         </w:numPr>
       </w:pPr>
       <w:r>
-        <w:rPr>
-          <w:b/>
-          <w:bCs/>
-        </w:rPr>
-        <w:t>Promove a inclusão:</w:t>
-      </w:r>
-      <w:r>
-        <w:t xml:space="preserve"> Incentiva a presença de animais em espaços urbanos e fortalece a relação entre pessoas e pets.</w:t>
+        <w:t>Segmentação avançada por categorias de serviço.</w:t>
       </w:r>
     </w:p>
     <w:p>
       <w:pPr>
         <w:numPr>
           <w:ilvl w:val="0"/>
-          <w:numId w:val="36"/>
+          <w:numId w:val="41"/>
         </w:numPr>
       </w:pPr>
       <w:r>
-        <w:rPr>
-          <w:b/>
-          <w:bCs/>
-        </w:rPr>
-        <w:t>Alinhamento com Valores:</w:t>
-      </w:r>
-      <w:r>
-        <w:t xml:space="preserve"> O projeto foi norteado por princípios de </w:t>
-      </w:r>
-      <w:r>
-        <w:rPr>
-          <w:b/>
-          <w:bCs/>
-        </w:rPr>
-        <w:t>ESG</w:t>
-      </w:r>
-      <w:r>
-        <w:t>, inovação e qualidade na experiência do usuário.</w:t>
+        <w:t xml:space="preserve">Acesso a </w:t>
+      </w:r>
+      <w:r>
+        <w:rPr>
+          <w:i/>
+          <w:iCs/>
+        </w:rPr>
+        <w:t>feedbacks</w:t>
+      </w:r>
+      <w:r>
+        <w:t xml:space="preserve"> de usuários e transparência nas regras de admissão (porte e taxas).</w:t>
+      </w:r>
+    </w:p>
+    <w:p>
+      <w:pPr>
+        <w:numPr>
+          <w:ilvl w:val="0"/>
+          <w:numId w:val="41"/>
+        </w:numPr>
+      </w:pPr>
+      <w:r>
+        <w:t>Visualização em mapa interativo e gestão de locais favoritos.</w:t>
+      </w:r>
+    </w:p>
+    <w:p>
+      <w:pPr>
+        <w:rPr>
+          <w:b/>
+          <w:bCs/>
+        </w:rPr>
+      </w:pPr>
+      <w:r>
+        <w:rPr>
+          <w:b/>
+          <w:bCs/>
+        </w:rPr>
+        <w:t>4. Segmentação de Público-Alvo</w:t>
+      </w:r>
+    </w:p>
+    <w:p>
+      <w:pPr>
+        <w:numPr>
+          <w:ilvl w:val="0"/>
+          <w:numId w:val="42"/>
+        </w:numPr>
+      </w:pPr>
+      <w:r>
+        <w:rPr>
+          <w:b/>
+          <w:bCs/>
+        </w:rPr>
+        <w:t>Segmento Primário:</w:t>
+      </w:r>
+      <w:r>
+        <w:t xml:space="preserve"> Tutores de animais de estimação residentes em centros urbanos que priorizam a inclusão de seus pets em atividades de lazer e viagens.</w:t>
+      </w:r>
+    </w:p>
+    <w:p>
+      <w:pPr>
+        <w:numPr>
+          <w:ilvl w:val="0"/>
+          <w:numId w:val="42"/>
+        </w:numPr>
+      </w:pPr>
+      <w:r>
+        <w:rPr>
+          <w:b/>
+          <w:bCs/>
+        </w:rPr>
+        <w:t>Segmento Secundário:</w:t>
+      </w:r>
+      <w:r>
+        <w:t xml:space="preserve"> </w:t>
+      </w:r>
+      <w:r>
+        <w:rPr>
+          <w:i/>
+          <w:iCs/>
+        </w:rPr>
+        <w:t>Stakeholders</w:t>
+      </w:r>
+      <w:r>
+        <w:t xml:space="preserve"> do setor de serviços, como redes hoteleiras, clínicas veterinárias e gastronomia, que buscam ampliar sua visibilidade perante o público </w:t>
+      </w:r>
+      <w:r>
+        <w:rPr>
+          <w:i/>
+          <w:iCs/>
+        </w:rPr>
+        <w:t xml:space="preserve">pet </w:t>
+      </w:r>
+      <w:proofErr w:type="spellStart"/>
+      <w:r>
+        <w:rPr>
+          <w:i/>
+          <w:iCs/>
+        </w:rPr>
+        <w:t>friendly</w:t>
+      </w:r>
+      <w:proofErr w:type="spellEnd"/>
+      <w:r>
+        <w:t>.</w:t>
+      </w:r>
+    </w:p>
+    <w:p>
+      <w:pPr>
+        <w:rPr>
+          <w:b/>
+          <w:bCs/>
+        </w:rPr>
+      </w:pPr>
+      <w:r>
+        <w:rPr>
+          <w:b/>
+          <w:bCs/>
+        </w:rPr>
+        <w:t>5. Proposta de Valor</w:t>
+      </w:r>
+    </w:p>
+    <w:p>
+      <w:pPr>
+        <w:numPr>
+          <w:ilvl w:val="0"/>
+          <w:numId w:val="43"/>
+        </w:numPr>
+      </w:pPr>
+      <w:r>
+        <w:rPr>
+          <w:b/>
+          <w:bCs/>
+        </w:rPr>
+        <w:t>Para o Usuário:</w:t>
+      </w:r>
+      <w:r>
+        <w:t xml:space="preserve"> Entrega de conveniência, segurança nas decisões de consumo, otimização de tempo e acesso a dados validados.</w:t>
+      </w:r>
+    </w:p>
+    <w:p>
+      <w:pPr>
+        <w:numPr>
+          <w:ilvl w:val="0"/>
+          <w:numId w:val="43"/>
+        </w:numPr>
+      </w:pPr>
+      <w:r>
+        <w:rPr>
+          <w:b/>
+          <w:bCs/>
+        </w:rPr>
+        <w:t>Para as Empresas:</w:t>
+      </w:r>
+      <w:r>
+        <w:t xml:space="preserve"> Ampliação da exposição regional, incremento no fluxo de clientes qualificados e canal de marketing de nicho.</w:t>
+      </w:r>
+    </w:p>
+    <w:p>
+      <w:pPr>
+        <w:rPr>
+          <w:b/>
+          <w:bCs/>
+        </w:rPr>
+      </w:pPr>
+      <w:r>
+        <w:rPr>
+          <w:b/>
+          <w:bCs/>
+        </w:rPr>
+        <w:t>6. Modelo de Negócio e Monetização</w:t>
+      </w:r>
+    </w:p>
+    <w:p>
+      <w:r>
+        <w:t>A sustentabilidade financeira do projeto baseia-se em quatro pilares:</w:t>
+      </w:r>
+    </w:p>
+    <w:p>
+      <w:pPr>
+        <w:numPr>
+          <w:ilvl w:val="0"/>
+          <w:numId w:val="44"/>
+        </w:numPr>
+      </w:pPr>
+      <w:r>
+        <w:rPr>
+          <w:b/>
+          <w:bCs/>
+        </w:rPr>
+        <w:t>Plano B2B Premium:</w:t>
+      </w:r>
+      <w:r>
+        <w:t xml:space="preserve"> Serviços de destaque para empresas, perfis enriquecidos e </w:t>
+      </w:r>
+      <w:proofErr w:type="spellStart"/>
+      <w:r>
+        <w:rPr>
+          <w:i/>
+          <w:iCs/>
+        </w:rPr>
+        <w:t>analytics</w:t>
+      </w:r>
+      <w:proofErr w:type="spellEnd"/>
+      <w:r>
+        <w:t xml:space="preserve"> de visualização.</w:t>
+      </w:r>
+    </w:p>
+    <w:p>
+      <w:pPr>
+        <w:numPr>
+          <w:ilvl w:val="0"/>
+          <w:numId w:val="44"/>
+        </w:numPr>
+      </w:pPr>
+      <w:r>
+        <w:rPr>
+          <w:b/>
+          <w:bCs/>
+        </w:rPr>
+        <w:t>Publicidade Direcionada:</w:t>
+      </w:r>
+      <w:r>
+        <w:t xml:space="preserve"> Anúncios patrocinados para redes de pet shops e serviços veterinários.</w:t>
+      </w:r>
+    </w:p>
+    <w:p>
+      <w:pPr>
+        <w:numPr>
+          <w:ilvl w:val="0"/>
+          <w:numId w:val="44"/>
+        </w:numPr>
+      </w:pPr>
+      <w:r>
+        <w:rPr>
+          <w:b/>
+          <w:bCs/>
+        </w:rPr>
+        <w:t>Afiliados e Parcerias:</w:t>
+      </w:r>
+      <w:r>
+        <w:t xml:space="preserve"> Integração com grandes </w:t>
+      </w:r>
+      <w:r>
+        <w:rPr>
+          <w:i/>
+          <w:iCs/>
+        </w:rPr>
+        <w:t>players</w:t>
+      </w:r>
+      <w:r>
+        <w:t xml:space="preserve"> de hospedagem e convênios.</w:t>
       </w:r>
     </w:p>
     <w:p/>
     <w:p>
       <w:pPr>
         <w:rPr>
-          <w:color w:val="FF0000"/>
-        </w:rPr>
-      </w:pPr>
-    </w:p>
-    <w:p>
-      <w:pPr>
-        <w:rPr>
-          <w:color w:val="FF0000"/>
-        </w:rPr>
-      </w:pPr>
-    </w:p>
-    <w:p>
-      <w:pPr>
-        <w:rPr>
-          <w:color w:val="FF0000"/>
-        </w:rPr>
-      </w:pPr>
-    </w:p>
-    <w:p>
-      <w:pPr>
-        <w:rPr>
-          <w:color w:val="FF0000"/>
-        </w:rPr>
-      </w:pPr>
-    </w:p>
-    <w:p>
-      <w:pPr>
-        <w:rPr>
-          <w:color w:val="FF0000"/>
-        </w:rPr>
-      </w:pPr>
-    </w:p>
-    <w:p>
-      <w:pPr>
-        <w:rPr>
-          <w:color w:val="FF0000"/>
-        </w:rPr>
-      </w:pPr>
-    </w:p>
-    <w:p>
-      <w:pPr>
-        <w:rPr>
-          <w:color w:val="FF0000"/>
-        </w:rPr>
-      </w:pPr>
-    </w:p>
-    <w:p>
-      <w:pPr>
-        <w:rPr>
-          <w:color w:val="FF0000"/>
-        </w:rPr>
-      </w:pPr>
-    </w:p>
-    <w:p>
-      <w:pPr>
-        <w:rPr>
-          <w:color w:val="FF0000"/>
-        </w:rPr>
-      </w:pPr>
-    </w:p>
+          <w:b/>
+          <w:bCs/>
+        </w:rPr>
+      </w:pPr>
+      <w:r>
+        <w:rPr>
+          <w:b/>
+          <w:bCs/>
+        </w:rPr>
+        <w:lastRenderedPageBreak/>
+        <w:t>7.</w:t>
+      </w:r>
+      <w:r>
+        <w:rPr>
+          <w:rFonts w:eastAsia="Times New Roman"/>
+          <w:sz w:val="36"/>
+          <w:szCs w:val="36"/>
+        </w:rPr>
+        <w:t xml:space="preserve"> </w:t>
+      </w:r>
+      <w:r>
+        <w:rPr>
+          <w:b/>
+          <w:bCs/>
+        </w:rPr>
+        <w:t>Análise de Mercado</w:t>
+      </w:r>
+    </w:p>
+    <w:p>
+      <w:r>
+        <w:t>O setor pet no Brasil consolidou-se como um dos mais resilientes e representativos globalmente. Este fenômeno é impulsionado pela "humanização" dos animais, que passaram a integrar o núcleo familiar, moldando novos hábitos de consumo e lazer. Apesar do crescimento na oferta de serviços especializados, a infraestrutura digital de suporte ainda é incipiente. Ferramentas generalistas e redes sociais falham em oferecer a profundidade de filtros e a precisão de dados necessária para este nicho. Portanto, existe uma clara oportunidade de diferenciação através da especialização regional e organizacional.</w:t>
+      </w:r>
+    </w:p>
+    <w:p>
+      <w:pPr>
+        <w:rPr>
+          <w:b/>
+          <w:bCs/>
+        </w:rPr>
+      </w:pPr>
+      <w:r>
+        <w:rPr>
+          <w:b/>
+          <w:bCs/>
+        </w:rPr>
+        <w:t>Matriz SWOT</w:t>
+      </w:r>
+    </w:p>
+    <w:p>
+      <w:pPr>
+        <w:numPr>
+          <w:ilvl w:val="0"/>
+          <w:numId w:val="45"/>
+        </w:numPr>
+      </w:pPr>
+      <w:r>
+        <w:rPr>
+          <w:b/>
+          <w:bCs/>
+        </w:rPr>
+        <w:t>Forças:</w:t>
+      </w:r>
+      <w:r>
+        <w:t xml:space="preserve"> Foco em nicho de alta demanda e especialização do serviço.</w:t>
+      </w:r>
+    </w:p>
+    <w:p>
+      <w:pPr>
+        <w:numPr>
+          <w:ilvl w:val="0"/>
+          <w:numId w:val="45"/>
+        </w:numPr>
+      </w:pPr>
+      <w:r>
+        <w:rPr>
+          <w:b/>
+          <w:bCs/>
+        </w:rPr>
+        <w:t>Fraquezas:</w:t>
+      </w:r>
+      <w:r>
+        <w:t xml:space="preserve"> Necessidade crítica de curadoria de dados e atualização sistêmica.</w:t>
+      </w:r>
+    </w:p>
+    <w:p>
+      <w:pPr>
+        <w:numPr>
+          <w:ilvl w:val="0"/>
+          <w:numId w:val="45"/>
+        </w:numPr>
+      </w:pPr>
+      <w:r>
+        <w:rPr>
+          <w:b/>
+          <w:bCs/>
+        </w:rPr>
+        <w:t>Oportunidades:</w:t>
+      </w:r>
+      <w:r>
+        <w:t xml:space="preserve"> Expansão acelerada do mercado pet e potencial para parcerias estratégicas.</w:t>
+      </w:r>
+    </w:p>
+    <w:p>
+      <w:pPr>
+        <w:numPr>
+          <w:ilvl w:val="0"/>
+          <w:numId w:val="45"/>
+        </w:numPr>
+      </w:pPr>
+      <w:r>
+        <w:rPr>
+          <w:b/>
+          <w:bCs/>
+        </w:rPr>
+        <w:t>Ameaças:</w:t>
+      </w:r>
+      <w:r>
+        <w:t xml:space="preserve"> Movimentação de grandes plataformas de mapas e entrada de novos competidores.</w:t>
+      </w:r>
+    </w:p>
+    <w:p/>
+    <w:p/>
+    <w:p>
+      <w:pPr>
+        <w:pStyle w:val="Ttulo1"/>
+      </w:pPr>
+      <w:r>
+        <w:t xml:space="preserve">Requisitos do Sistema </w:t>
+      </w:r>
+    </w:p>
+    <w:p>
+      <w:pPr>
+        <w:pStyle w:val="Ttulo2"/>
+      </w:pPr>
+      <w:r>
+        <w:t>5.1 Requisitos Funcionais (RF)</w:t>
+      </w:r>
+    </w:p>
+    <w:p>
+      <w:pPr>
+        <w:pStyle w:val="NormalWeb"/>
+      </w:pPr>
+      <w:r>
+        <w:t>Os requisitos funcionais descrevem as funcionalidades que o sistema deve executar.</w:t>
+      </w:r>
+    </w:p>
+    <w:p>
+      <w:pPr>
+        <w:pStyle w:val="NormalWeb"/>
+      </w:pPr>
+      <w:r>
+        <w:t>Cadastro e Autenticação</w:t>
+      </w:r>
+    </w:p>
+    <w:p>
+      <w:pPr>
+        <w:pStyle w:val="NormalWeb"/>
+      </w:pPr>
+      <w:r>
+        <w:rPr>
+          <w:rStyle w:val="Forte"/>
+        </w:rPr>
+        <w:t>RF01 — Cadastro de Usuário</w:t>
+      </w:r>
+      <w:r>
+        <w:br/>
+        <w:t>O sistema deve permitir que novos usuários realizem cadastro informando nome, e-mail e senha.</w:t>
+      </w:r>
+    </w:p>
+    <w:p>
+      <w:pPr>
+        <w:pStyle w:val="NormalWeb"/>
+      </w:pPr>
+      <w:r>
+        <w:rPr>
+          <w:rStyle w:val="Forte"/>
+        </w:rPr>
+        <w:t>RF02 — Login de Usuário</w:t>
+      </w:r>
+      <w:r>
+        <w:br/>
+        <w:t>O sistema deve permitir que usuários cadastrados realizem login utilizando e-mail e senha.</w:t>
+      </w:r>
+    </w:p>
+    <w:p>
+      <w:pPr>
+        <w:pStyle w:val="NormalWeb"/>
+      </w:pPr>
+      <w:r>
+        <w:rPr>
+          <w:rStyle w:val="Forte"/>
+        </w:rPr>
+        <w:t>RF03 — Cadastro de Estabelecimento</w:t>
+      </w:r>
+      <w:r>
+        <w:br/>
+        <w:t xml:space="preserve">O sistema deve permitir que administradores cadastrem estabelecimentos pet </w:t>
+      </w:r>
+      <w:proofErr w:type="spellStart"/>
+      <w:r>
+        <w:t>friendly</w:t>
+      </w:r>
+      <w:proofErr w:type="spellEnd"/>
+      <w:r>
+        <w:t>.</w:t>
+      </w:r>
+    </w:p>
+    <w:p>
+      <w:pPr>
+        <w:pStyle w:val="NormalWeb"/>
+      </w:pPr>
+      <w:r>
+        <w:rPr>
+          <w:rStyle w:val="Forte"/>
+        </w:rPr>
+        <w:t>RF04 — Edição de Estabelecimento</w:t>
+      </w:r>
+      <w:r>
+        <w:br/>
+        <w:t>O sistema deve permitir que administradores editem informações dos estabelecimentos cadastrados.</w:t>
+      </w:r>
+    </w:p>
+    <w:p>
+      <w:pPr>
+        <w:pStyle w:val="NormalWeb"/>
+      </w:pPr>
+      <w:r>
+        <w:rPr>
+          <w:rStyle w:val="Forte"/>
+        </w:rPr>
+        <w:t>RF05 — Exclusão de Estabelecimento</w:t>
+      </w:r>
+      <w:r>
+        <w:br/>
+        <w:t>O sistema deve permitir que administradores removam estabelecimentos cadastrados.</w:t>
+      </w:r>
+    </w:p>
+    <w:p>
+      <w:pPr>
+        <w:pStyle w:val="NormalWeb"/>
+      </w:pPr>
+    </w:p>
+    <w:p>
+      <w:pPr>
+        <w:pStyle w:val="NormalWeb"/>
+        <w:rPr>
+          <w:b/>
+          <w:bCs/>
+        </w:rPr>
+      </w:pPr>
+      <w:r>
+        <w:rPr>
+          <w:b/>
+          <w:bCs/>
+        </w:rPr>
+        <w:lastRenderedPageBreak/>
+        <w:t>Localização e Busca</w:t>
+      </w:r>
+    </w:p>
+    <w:p>
+      <w:pPr>
+        <w:pStyle w:val="NormalWeb"/>
+      </w:pPr>
+      <w:r>
+        <w:rPr>
+          <w:b/>
+          <w:bCs/>
+        </w:rPr>
+        <w:t>RF0</w:t>
+      </w:r>
+      <w:r>
+        <w:rPr>
+          <w:b/>
+          <w:bCs/>
+        </w:rPr>
+        <w:t>6</w:t>
+      </w:r>
+      <w:r>
+        <w:rPr>
+          <w:b/>
+          <w:bCs/>
+        </w:rPr>
+        <w:t xml:space="preserve"> — Geolocalização do Usuário</w:t>
+      </w:r>
+      <w:r>
+        <w:br/>
+        <w:t>O sistema deve permitir obter automaticamente a localização do usuário.</w:t>
+      </w:r>
+    </w:p>
+    <w:p>
+      <w:pPr>
+        <w:pStyle w:val="NormalWeb"/>
+      </w:pPr>
+      <w:r>
+        <w:rPr>
+          <w:b/>
+          <w:bCs/>
+        </w:rPr>
+        <w:t>RF0</w:t>
+      </w:r>
+      <w:r>
+        <w:rPr>
+          <w:b/>
+          <w:bCs/>
+        </w:rPr>
+        <w:t>7</w:t>
+      </w:r>
+      <w:r>
+        <w:rPr>
+          <w:b/>
+          <w:bCs/>
+        </w:rPr>
+        <w:t xml:space="preserve"> — Busca por Categoria</w:t>
+      </w:r>
+      <w:r>
+        <w:br/>
+        <w:t>O sistema deve permitir buscar estabelecimentos por categoria (hospital, hotel, restaurante, etc.).</w:t>
+      </w:r>
+    </w:p>
+    <w:p>
+      <w:pPr>
+        <w:pStyle w:val="NormalWeb"/>
+      </w:pPr>
+      <w:r>
+        <w:rPr>
+          <w:b/>
+          <w:bCs/>
+        </w:rPr>
+        <w:t>RF</w:t>
+      </w:r>
+      <w:r>
+        <w:rPr>
+          <w:b/>
+          <w:bCs/>
+        </w:rPr>
+        <w:t>08</w:t>
+      </w:r>
+      <w:r>
+        <w:rPr>
+          <w:b/>
+          <w:bCs/>
+        </w:rPr>
+        <w:t xml:space="preserve"> — Filtros de Busca</w:t>
+      </w:r>
+      <w:r>
+        <w:br/>
+        <w:t>O sistema deve permitir filtrar resultados por distância, categoria e avaliações.</w:t>
+      </w:r>
+    </w:p>
+    <w:p>
+      <w:pPr>
+        <w:pStyle w:val="NormalWeb"/>
+      </w:pPr>
+      <w:r>
+        <w:rPr>
+          <w:b/>
+          <w:bCs/>
+        </w:rPr>
+        <w:t>RF</w:t>
+      </w:r>
+      <w:r>
+        <w:rPr>
+          <w:b/>
+          <w:bCs/>
+        </w:rPr>
+        <w:t>09</w:t>
+      </w:r>
+      <w:r>
+        <w:rPr>
+          <w:b/>
+          <w:bCs/>
+        </w:rPr>
+        <w:t xml:space="preserve"> — Visualização de Detalhes</w:t>
+      </w:r>
+      <w:r>
+        <w:br/>
+        <w:t>O sistema deve permitir visualizar informações detalhadas de cada estabelecimento.</w:t>
+      </w:r>
+    </w:p>
+    <w:p>
+      <w:pPr>
+        <w:pStyle w:val="NormalWeb"/>
+        <w:rPr>
+          <w:b/>
+          <w:bCs/>
+        </w:rPr>
+      </w:pPr>
+      <w:r>
+        <w:rPr>
+          <w:b/>
+          <w:bCs/>
+        </w:rPr>
+        <w:t>Sistema Colaborativo</w:t>
+      </w:r>
+    </w:p>
+    <w:p>
+      <w:pPr>
+        <w:pStyle w:val="NormalWeb"/>
+      </w:pPr>
+      <w:r>
+        <w:rPr>
+          <w:b/>
+          <w:bCs/>
+        </w:rPr>
+        <w:t>RF1</w:t>
+      </w:r>
+      <w:r>
+        <w:rPr>
+          <w:b/>
+          <w:bCs/>
+        </w:rPr>
+        <w:t>0</w:t>
+      </w:r>
+      <w:r>
+        <w:rPr>
+          <w:b/>
+          <w:bCs/>
+        </w:rPr>
+        <w:t xml:space="preserve"> — Avaliação de Estabelecimentos</w:t>
+      </w:r>
+      <w:r>
+        <w:br/>
+        <w:t>O sistema deve permitir que usuários avaliem estabelecimentos.</w:t>
+      </w:r>
+    </w:p>
+    <w:p>
+      <w:pPr>
+        <w:pStyle w:val="NormalWeb"/>
+      </w:pPr>
+      <w:r>
+        <w:rPr>
+          <w:b/>
+          <w:bCs/>
+        </w:rPr>
+        <w:t>RF1</w:t>
+      </w:r>
+      <w:r>
+        <w:rPr>
+          <w:b/>
+          <w:bCs/>
+        </w:rPr>
+        <w:t>1</w:t>
+      </w:r>
+      <w:r>
+        <w:rPr>
+          <w:b/>
+          <w:bCs/>
+        </w:rPr>
+        <w:t xml:space="preserve"> — Comentários</w:t>
+      </w:r>
+      <w:r>
+        <w:br/>
+        <w:t>O sistema deve permitir que usuários adicionem comentários sobre estabelecimentos.</w:t>
+      </w:r>
+    </w:p>
+    <w:p>
+      <w:pPr>
+        <w:pStyle w:val="NormalWeb"/>
+      </w:pPr>
+      <w:r>
+        <w:rPr>
+          <w:b/>
+          <w:bCs/>
+        </w:rPr>
+        <w:t>RF1</w:t>
+      </w:r>
+      <w:r>
+        <w:rPr>
+          <w:b/>
+          <w:bCs/>
+        </w:rPr>
+        <w:t>2</w:t>
+      </w:r>
+      <w:r>
+        <w:rPr>
+          <w:b/>
+          <w:bCs/>
+        </w:rPr>
+        <w:t xml:space="preserve"> — Visualização de Avaliações</w:t>
+      </w:r>
+      <w:r>
+        <w:br/>
+        <w:t>O sistema deve permitir visualizar avaliações feitas por outros usuários.</w:t>
+      </w:r>
+    </w:p>
+    <w:p>
+      <w:pPr>
+        <w:pStyle w:val="NormalWeb"/>
+      </w:pPr>
+      <w:r>
+        <w:t>Sistema de Pagamento</w:t>
+      </w:r>
+    </w:p>
+    <w:p>
+      <w:pPr>
+        <w:pStyle w:val="NormalWeb"/>
+      </w:pPr>
+      <w:r>
+        <w:rPr>
+          <w:b/>
+          <w:bCs/>
+        </w:rPr>
+        <w:t>RF1</w:t>
+      </w:r>
+      <w:r>
+        <w:rPr>
+          <w:b/>
+          <w:bCs/>
+        </w:rPr>
+        <w:t>3</w:t>
+      </w:r>
+      <w:r>
+        <w:rPr>
+          <w:b/>
+          <w:bCs/>
+        </w:rPr>
+        <w:t xml:space="preserve"> — Processamento de Pagamento</w:t>
+      </w:r>
+      <w:r>
+        <w:br/>
+        <w:t>O sistema deve permitir realizar pagamentos online para contratação de planos.</w:t>
+      </w:r>
+    </w:p>
+    <w:p>
+      <w:pPr>
+        <w:pStyle w:val="NormalWeb"/>
+      </w:pPr>
+    </w:p>
+    <w:p>
+      <w:pPr>
+        <w:pStyle w:val="NormalWeb"/>
+        <w:rPr>
+          <w:b/>
+          <w:bCs/>
+        </w:rPr>
+      </w:pPr>
+      <w:r>
+        <w:rPr>
+          <w:b/>
+          <w:bCs/>
+        </w:rPr>
+        <w:t>Administração</w:t>
+      </w:r>
+    </w:p>
+    <w:p>
+      <w:pPr>
+        <w:pStyle w:val="NormalWeb"/>
+      </w:pPr>
+      <w:r>
+        <w:rPr>
+          <w:b/>
+          <w:bCs/>
+        </w:rPr>
+        <w:t>RF</w:t>
+      </w:r>
+      <w:r>
+        <w:rPr>
+          <w:b/>
+          <w:bCs/>
+        </w:rPr>
+        <w:t>14</w:t>
+      </w:r>
+      <w:r>
+        <w:rPr>
+          <w:b/>
+          <w:bCs/>
+        </w:rPr>
+        <w:t xml:space="preserve"> — Gerenciamento de Usuários</w:t>
+      </w:r>
+      <w:r>
+        <w:br/>
+        <w:t>O sistema deve permitir que administradores gerenciem usuários cadastrados.</w:t>
+      </w:r>
+    </w:p>
+    <w:p>
+      <w:pPr>
+        <w:pStyle w:val="NormalWeb"/>
+      </w:pPr>
+      <w:r>
+        <w:rPr>
+          <w:b/>
+          <w:bCs/>
+        </w:rPr>
+        <w:t>RF</w:t>
+      </w:r>
+      <w:r>
+        <w:rPr>
+          <w:b/>
+          <w:bCs/>
+        </w:rPr>
+        <w:t>15</w:t>
+      </w:r>
+      <w:r>
+        <w:rPr>
+          <w:b/>
+          <w:bCs/>
+        </w:rPr>
+        <w:t xml:space="preserve"> — Moderação de Comentários</w:t>
+      </w:r>
+      <w:r>
+        <w:br/>
+        <w:t>O sistema deve permitir que administradores removam comentários inadequados.</w:t>
+      </w:r>
+    </w:p>
+    <w:p>
+      <w:pPr>
+        <w:pStyle w:val="NormalWeb"/>
+      </w:pPr>
+      <w:r>
+        <w:rPr>
+          <w:b/>
+          <w:bCs/>
+        </w:rPr>
+        <w:t>RF</w:t>
+      </w:r>
+      <w:r>
+        <w:rPr>
+          <w:b/>
+          <w:bCs/>
+        </w:rPr>
+        <w:t>16</w:t>
+      </w:r>
+      <w:r>
+        <w:rPr>
+          <w:b/>
+          <w:bCs/>
+        </w:rPr>
+        <w:t xml:space="preserve"> — Gerenciamento de Categorias</w:t>
+      </w:r>
+      <w:r>
+        <w:br/>
+        <w:t>O sistema deve permitir adicionar e editar categorias de estabelecimentos.</w:t>
+      </w:r>
+    </w:p>
+    <w:p>
+      <w:pPr>
+        <w:pStyle w:val="NormalWeb"/>
+      </w:pPr>
+    </w:p>
+    <w:p>
+      <w:pPr>
+        <w:pStyle w:val="Ttulo1"/>
+        <w:numPr>
+          <w:ilvl w:val="1"/>
+          <w:numId w:val="47"/>
+        </w:numPr>
+      </w:pPr>
+      <w:r>
+        <w:lastRenderedPageBreak/>
+        <w:t xml:space="preserve"> Requisitos Não Funcionais (RNF)</w:t>
+      </w:r>
+    </w:p>
+    <w:p>
+      <w:pPr>
+        <w:pStyle w:val="NormalWeb"/>
+      </w:pPr>
+      <w:r>
+        <w:t>Os requisitos não funcionais definem características de qualidade do sistema.</w:t>
+      </w:r>
+    </w:p>
+    <w:p>
+      <w:pPr>
+        <w:pStyle w:val="NormalWeb"/>
+      </w:pPr>
+    </w:p>
+    <w:p>
+      <w:pPr>
+        <w:pStyle w:val="NormalWeb"/>
+        <w:rPr>
+          <w:b/>
+          <w:bCs/>
+        </w:rPr>
+      </w:pPr>
+      <w:r>
+        <w:rPr>
+          <w:b/>
+          <w:bCs/>
+        </w:rPr>
+        <w:t>Usabilidade</w:t>
+      </w:r>
+    </w:p>
+    <w:p>
+      <w:pPr>
+        <w:pStyle w:val="NormalWeb"/>
+      </w:pPr>
+      <w:r>
+        <w:rPr>
+          <w:b/>
+          <w:bCs/>
+        </w:rPr>
+        <w:t>RNF01 — Interface Intuitiva</w:t>
+      </w:r>
+      <w:r>
+        <w:br/>
+        <w:t>O sistema deve possuir interface simples e fácil de utilizar.</w:t>
+      </w:r>
+    </w:p>
+    <w:p>
+      <w:pPr>
+        <w:pStyle w:val="NormalWeb"/>
+      </w:pPr>
+      <w:r>
+        <w:rPr>
+          <w:b/>
+          <w:bCs/>
+        </w:rPr>
+        <w:t>RNF02 — Responsividade</w:t>
+      </w:r>
+      <w:r>
+        <w:br/>
+        <w:t>O sistema deve ser responsivo e funcionar em computadores, tablets e smartphones.</w:t>
+      </w:r>
+    </w:p>
+    <w:p>
+      <w:pPr>
+        <w:pStyle w:val="NormalWeb"/>
+      </w:pPr>
+      <w:r>
+        <w:rPr>
+          <w:b/>
+          <w:bCs/>
+        </w:rPr>
+        <w:t>RNF03 — Tempo de Aprendizado</w:t>
+      </w:r>
+      <w:r>
+        <w:br/>
+        <w:t>O usuário deve ser capaz de utilizar as funções básicas sem necessidade de treinamento.</w:t>
+      </w:r>
+    </w:p>
+    <w:p>
+      <w:pPr>
+        <w:pStyle w:val="NormalWeb"/>
+        <w:rPr>
+          <w:b/>
+          <w:bCs/>
+        </w:rPr>
+      </w:pPr>
+      <w:r>
+        <w:rPr>
+          <w:b/>
+          <w:bCs/>
+        </w:rPr>
+        <w:t>Desempenho</w:t>
+      </w:r>
+    </w:p>
+    <w:p>
+      <w:pPr>
+        <w:pStyle w:val="NormalWeb"/>
+      </w:pPr>
+      <w:r>
+        <w:rPr>
+          <w:b/>
+          <w:bCs/>
+        </w:rPr>
+        <w:t>RNF04 — Tempo de Resposta</w:t>
+      </w:r>
+      <w:r>
+        <w:br/>
+        <w:t xml:space="preserve">O sistema deve apresentar resultados de busca em até </w:t>
+      </w:r>
+      <w:r>
+        <w:rPr>
+          <w:b/>
+          <w:bCs/>
+        </w:rPr>
+        <w:t>3 segundos</w:t>
+      </w:r>
+      <w:r>
+        <w:t>.</w:t>
+      </w:r>
+    </w:p>
+    <w:p>
+      <w:pPr>
+        <w:pStyle w:val="NormalWeb"/>
+        <w:rPr>
+          <w:b/>
+          <w:bCs/>
+        </w:rPr>
+      </w:pPr>
+      <w:r>
+        <w:rPr>
+          <w:b/>
+          <w:bCs/>
+        </w:rPr>
+        <w:t>Segurança</w:t>
+      </w:r>
+    </w:p>
+    <w:p>
+      <w:pPr>
+        <w:pStyle w:val="NormalWeb"/>
+      </w:pPr>
+      <w:r>
+        <w:rPr>
+          <w:b/>
+          <w:bCs/>
+        </w:rPr>
+        <w:t>RNF0</w:t>
+      </w:r>
+      <w:r>
+        <w:rPr>
+          <w:b/>
+          <w:bCs/>
+        </w:rPr>
+        <w:t>5</w:t>
+      </w:r>
+      <w:r>
+        <w:rPr>
+          <w:b/>
+          <w:bCs/>
+        </w:rPr>
+        <w:t xml:space="preserve"> — Proteção de Dados</w:t>
+      </w:r>
+      <w:r>
+        <w:br/>
+        <w:t>O sistema deve proteger dados pessoais dos usuários.</w:t>
+      </w:r>
+    </w:p>
+    <w:p>
+      <w:pPr>
+        <w:pStyle w:val="NormalWeb"/>
+      </w:pPr>
+      <w:r>
+        <w:rPr>
+          <w:b/>
+          <w:bCs/>
+        </w:rPr>
+        <w:t>RNF0</w:t>
+      </w:r>
+      <w:r>
+        <w:rPr>
+          <w:b/>
+          <w:bCs/>
+        </w:rPr>
+        <w:t>6</w:t>
+      </w:r>
+      <w:r>
+        <w:rPr>
+          <w:b/>
+          <w:bCs/>
+        </w:rPr>
+        <w:t xml:space="preserve"> — Segurança em Pagamentos</w:t>
+      </w:r>
+      <w:r>
+        <w:br/>
+        <w:t>O sistema deve utilizar protocolos seguros (HTTPS) para transações financeiras.</w:t>
+      </w:r>
+    </w:p>
+    <w:p>
+      <w:pPr>
+        <w:pStyle w:val="NormalWeb"/>
+        <w:rPr>
+          <w:b/>
+          <w:bCs/>
+        </w:rPr>
+      </w:pPr>
+      <w:r>
+        <w:rPr>
+          <w:b/>
+          <w:bCs/>
+        </w:rPr>
+        <w:t>Manutenibilidade</w:t>
+      </w:r>
+    </w:p>
+    <w:p>
+      <w:pPr>
+        <w:pStyle w:val="NormalWeb"/>
+      </w:pPr>
+      <w:r>
+        <w:rPr>
+          <w:b/>
+          <w:bCs/>
+        </w:rPr>
+        <w:t>RNF</w:t>
+      </w:r>
+      <w:r>
+        <w:rPr>
+          <w:b/>
+          <w:bCs/>
+        </w:rPr>
+        <w:t>07</w:t>
+      </w:r>
+      <w:r>
+        <w:rPr>
+          <w:b/>
+          <w:bCs/>
+        </w:rPr>
+        <w:t xml:space="preserve"> — Código Organizado</w:t>
+      </w:r>
+      <w:r>
+        <w:br/>
+        <w:t>O sistema deve possuir código estruturado e documentado.</w:t>
+      </w:r>
+    </w:p>
+    <w:p>
+      <w:pPr>
+        <w:pStyle w:val="NormalWeb"/>
+      </w:pPr>
+      <w:r>
+        <w:rPr>
+          <w:b/>
+          <w:bCs/>
+        </w:rPr>
+        <w:t>RNF</w:t>
+      </w:r>
+      <w:r>
+        <w:rPr>
+          <w:b/>
+          <w:bCs/>
+        </w:rPr>
+        <w:t>08</w:t>
+      </w:r>
+      <w:r>
+        <w:rPr>
+          <w:b/>
+          <w:bCs/>
+        </w:rPr>
+        <w:t xml:space="preserve"> — Facilidade de Atualização</w:t>
+      </w:r>
+      <w:r>
+        <w:br/>
+        <w:t>O sistema deve permitir atualizações futuras sem comprometer funcionalidades existentes.</w:t>
+      </w:r>
+    </w:p>
+    <w:p>
+      <w:pPr>
+        <w:pStyle w:val="NormalWeb"/>
+      </w:pPr>
+    </w:p>
+    <w:p>
+      <w:pPr>
+        <w:pStyle w:val="NormalWeb"/>
+      </w:pPr>
+    </w:p>
+    <w:p>
+      <w:pPr>
+        <w:pStyle w:val="NormalWeb"/>
+      </w:pPr>
+    </w:p>
+    <w:p>
+      <w:pPr>
+        <w:pStyle w:val="NormalWeb"/>
+      </w:pPr>
+    </w:p>
+    <w:p>
+      <w:pPr>
+        <w:pStyle w:val="PargrafodaLista"/>
+      </w:pPr>
+    </w:p>
+    <w:p/>
     <w:p>
       <w:pPr>
         <w:rPr>
@@ -1612,15 +3183,13 @@
           <w:color w:val="FF0000"/>
         </w:rPr>
       </w:pPr>
-      <w:bookmarkStart w:id="4" w:name="_Toc177394264"/>
-      <w:bookmarkStart w:id="5" w:name="_Toc226630643"/>
+      <w:bookmarkStart w:id="5" w:name="_Toc227154958"/>
       <w:r>
         <w:rPr>
           <w:color w:val="FF0000"/>
         </w:rPr>
-        <w:t>Considerações Finais</w:t>
-      </w:r>
-      <w:bookmarkEnd w:id="4"/>
+        <w:t>CONSIDERAÇÕES FINAIS</w:t>
+      </w:r>
       <w:bookmarkEnd w:id="5"/>
     </w:p>
     <w:p>
@@ -1681,7 +3250,7 @@
         <w:ind w:left="720" w:hanging="720"/>
       </w:pPr>
       <w:bookmarkStart w:id="6" w:name="_Toc177394265"/>
-      <w:bookmarkStart w:id="7" w:name="_Toc226630644"/>
+      <w:bookmarkStart w:id="7" w:name="_Toc227154959"/>
       <w:r>
         <w:t>Referências</w:t>
       </w:r>
@@ -2046,6 +3615,155 @@
     </w:lvl>
   </w:abstractNum>
   <w:abstractNum w:abstractNumId="1" w15:restartNumberingAfterBreak="0">
+    <w:nsid w:val="09BE6818"/>
+    <w:multiLevelType w:val="multilevel"/>
+    <w:tmpl w:val="7CAA0224"/>
+    <w:lvl w:ilvl="0">
+      <w:start w:val="1"/>
+      <w:numFmt w:val="bullet"/>
+      <w:lvlText w:val=""/>
+      <w:lvlJc w:val="left"/>
+      <w:pPr>
+        <w:tabs>
+          <w:tab w:val="num" w:pos="720"/>
+        </w:tabs>
+        <w:ind w:left="720" w:hanging="360"/>
+      </w:pPr>
+      <w:rPr>
+        <w:rFonts w:ascii="Symbol" w:hAnsi="Symbol" w:hint="default"/>
+        <w:sz w:val="20"/>
+      </w:rPr>
+    </w:lvl>
+    <w:lvl w:ilvl="1" w:tentative="1">
+      <w:start w:val="1"/>
+      <w:numFmt w:val="bullet"/>
+      <w:lvlText w:val="o"/>
+      <w:lvlJc w:val="left"/>
+      <w:pPr>
+        <w:tabs>
+          <w:tab w:val="num" w:pos="1440"/>
+        </w:tabs>
+        <w:ind w:left="1440" w:hanging="360"/>
+      </w:pPr>
+      <w:rPr>
+        <w:rFonts w:ascii="Courier New" w:hAnsi="Courier New" w:hint="default"/>
+        <w:sz w:val="20"/>
+      </w:rPr>
+    </w:lvl>
+    <w:lvl w:ilvl="2" w:tentative="1">
+      <w:start w:val="1"/>
+      <w:numFmt w:val="bullet"/>
+      <w:lvlText w:val=""/>
+      <w:lvlJc w:val="left"/>
+      <w:pPr>
+        <w:tabs>
+          <w:tab w:val="num" w:pos="2160"/>
+        </w:tabs>
+        <w:ind w:left="2160" w:hanging="360"/>
+      </w:pPr>
+      <w:rPr>
+        <w:rFonts w:ascii="Wingdings" w:hAnsi="Wingdings" w:hint="default"/>
+        <w:sz w:val="20"/>
+      </w:rPr>
+    </w:lvl>
+    <w:lvl w:ilvl="3" w:tentative="1">
+      <w:start w:val="1"/>
+      <w:numFmt w:val="bullet"/>
+      <w:lvlText w:val=""/>
+      <w:lvlJc w:val="left"/>
+      <w:pPr>
+        <w:tabs>
+          <w:tab w:val="num" w:pos="2880"/>
+        </w:tabs>
+        <w:ind w:left="2880" w:hanging="360"/>
+      </w:pPr>
+      <w:rPr>
+        <w:rFonts w:ascii="Wingdings" w:hAnsi="Wingdings" w:hint="default"/>
+        <w:sz w:val="20"/>
+      </w:rPr>
+    </w:lvl>
+    <w:lvl w:ilvl="4" w:tentative="1">
+      <w:start w:val="1"/>
+      <w:numFmt w:val="bullet"/>
+      <w:lvlText w:val=""/>
+      <w:lvlJc w:val="left"/>
+      <w:pPr>
+        <w:tabs>
+          <w:tab w:val="num" w:pos="3600"/>
+        </w:tabs>
+        <w:ind w:left="3600" w:hanging="360"/>
+      </w:pPr>
+      <w:rPr>
+        <w:rFonts w:ascii="Wingdings" w:hAnsi="Wingdings" w:hint="default"/>
+        <w:sz w:val="20"/>
+      </w:rPr>
+    </w:lvl>
+    <w:lvl w:ilvl="5" w:tentative="1">
+      <w:start w:val="1"/>
+      <w:numFmt w:val="bullet"/>
+      <w:lvlText w:val=""/>
+      <w:lvlJc w:val="left"/>
+      <w:pPr>
+        <w:tabs>
+          <w:tab w:val="num" w:pos="4320"/>
+        </w:tabs>
+        <w:ind w:left="4320" w:hanging="360"/>
+      </w:pPr>
+      <w:rPr>
+        <w:rFonts w:ascii="Wingdings" w:hAnsi="Wingdings" w:hint="default"/>
+        <w:sz w:val="20"/>
+      </w:rPr>
+    </w:lvl>
+    <w:lvl w:ilvl="6" w:tentative="1">
+      <w:start w:val="1"/>
+      <w:numFmt w:val="bullet"/>
+      <w:lvlText w:val=""/>
+      <w:lvlJc w:val="left"/>
+      <w:pPr>
+        <w:tabs>
+          <w:tab w:val="num" w:pos="5040"/>
+        </w:tabs>
+        <w:ind w:left="5040" w:hanging="360"/>
+      </w:pPr>
+      <w:rPr>
+        <w:rFonts w:ascii="Wingdings" w:hAnsi="Wingdings" w:hint="default"/>
+        <w:sz w:val="20"/>
+      </w:rPr>
+    </w:lvl>
+    <w:lvl w:ilvl="7" w:tentative="1">
+      <w:start w:val="1"/>
+      <w:numFmt w:val="bullet"/>
+      <w:lvlText w:val=""/>
+      <w:lvlJc w:val="left"/>
+      <w:pPr>
+        <w:tabs>
+          <w:tab w:val="num" w:pos="5760"/>
+        </w:tabs>
+        <w:ind w:left="5760" w:hanging="360"/>
+      </w:pPr>
+      <w:rPr>
+        <w:rFonts w:ascii="Wingdings" w:hAnsi="Wingdings" w:hint="default"/>
+        <w:sz w:val="20"/>
+      </w:rPr>
+    </w:lvl>
+    <w:lvl w:ilvl="8" w:tentative="1">
+      <w:start w:val="1"/>
+      <w:numFmt w:val="bullet"/>
+      <w:lvlText w:val=""/>
+      <w:lvlJc w:val="left"/>
+      <w:pPr>
+        <w:tabs>
+          <w:tab w:val="num" w:pos="6480"/>
+        </w:tabs>
+        <w:ind w:left="6480" w:hanging="360"/>
+      </w:pPr>
+      <w:rPr>
+        <w:rFonts w:ascii="Wingdings" w:hAnsi="Wingdings" w:hint="default"/>
+        <w:sz w:val="20"/>
+      </w:rPr>
+    </w:lvl>
+  </w:abstractNum>
+  <w:abstractNum w:abstractNumId="2" w15:restartNumberingAfterBreak="0">
     <w:nsid w:val="0AED643E"/>
     <w:multiLevelType w:val="multilevel"/>
     <w:tmpl w:val="BBD0B16C"/>
@@ -2194,7 +3912,7 @@
       </w:rPr>
     </w:lvl>
   </w:abstractNum>
-  <w:abstractNum w:abstractNumId="2" w15:restartNumberingAfterBreak="0">
+  <w:abstractNum w:abstractNumId="3" w15:restartNumberingAfterBreak="0">
     <w:nsid w:val="0C7B7A43"/>
     <w:multiLevelType w:val="multilevel"/>
     <w:tmpl w:val="F05A6370"/>
@@ -2344,7 +4062,7 @@
       </w:rPr>
     </w:lvl>
   </w:abstractNum>
-  <w:abstractNum w:abstractNumId="3" w15:restartNumberingAfterBreak="0">
+  <w:abstractNum w:abstractNumId="4" w15:restartNumberingAfterBreak="0">
     <w:nsid w:val="0D8A1D43"/>
     <w:multiLevelType w:val="multilevel"/>
     <w:tmpl w:val="833E6FB2"/>
@@ -2493,7 +4211,7 @@
       </w:rPr>
     </w:lvl>
   </w:abstractNum>
-  <w:abstractNum w:abstractNumId="4" w15:restartNumberingAfterBreak="0">
+  <w:abstractNum w:abstractNumId="5" w15:restartNumberingAfterBreak="0">
     <w:nsid w:val="0F1669A3"/>
     <w:multiLevelType w:val="multilevel"/>
     <w:tmpl w:val="A4B8D198"/>
@@ -2642,7 +4360,7 @@
       </w:rPr>
     </w:lvl>
   </w:abstractNum>
-  <w:abstractNum w:abstractNumId="5" w15:restartNumberingAfterBreak="0">
+  <w:abstractNum w:abstractNumId="6" w15:restartNumberingAfterBreak="0">
     <w:nsid w:val="0F9C169E"/>
     <w:multiLevelType w:val="multilevel"/>
     <w:tmpl w:val="9DE6FAF2"/>
@@ -2791,7 +4509,7 @@
       </w:rPr>
     </w:lvl>
   </w:abstractNum>
-  <w:abstractNum w:abstractNumId="6" w15:restartNumberingAfterBreak="0">
+  <w:abstractNum w:abstractNumId="7" w15:restartNumberingAfterBreak="0">
     <w:nsid w:val="119D5891"/>
     <w:multiLevelType w:val="multilevel"/>
     <w:tmpl w:val="FCC268E2"/>
@@ -2940,7 +4658,7 @@
       </w:rPr>
     </w:lvl>
   </w:abstractNum>
-  <w:abstractNum w:abstractNumId="7" w15:restartNumberingAfterBreak="0">
+  <w:abstractNum w:abstractNumId="8" w15:restartNumberingAfterBreak="0">
     <w:nsid w:val="122304B4"/>
     <w:multiLevelType w:val="hybridMultilevel"/>
     <w:tmpl w:val="84485566"/>
@@ -3057,7 +4775,7 @@
       </w:rPr>
     </w:lvl>
   </w:abstractNum>
-  <w:abstractNum w:abstractNumId="8" w15:restartNumberingAfterBreak="0">
+  <w:abstractNum w:abstractNumId="9" w15:restartNumberingAfterBreak="0">
     <w:nsid w:val="13F7160D"/>
     <w:multiLevelType w:val="multilevel"/>
     <w:tmpl w:val="66CC0ABA"/>
@@ -3206,7 +4924,7 @@
       </w:rPr>
     </w:lvl>
   </w:abstractNum>
-  <w:abstractNum w:abstractNumId="9" w15:restartNumberingAfterBreak="0">
+  <w:abstractNum w:abstractNumId="10" w15:restartNumberingAfterBreak="0">
     <w:nsid w:val="143F5715"/>
     <w:multiLevelType w:val="multilevel"/>
     <w:tmpl w:val="FA0402D2"/>
@@ -3355,7 +5073,7 @@
       </w:rPr>
     </w:lvl>
   </w:abstractNum>
-  <w:abstractNum w:abstractNumId="10" w15:restartNumberingAfterBreak="0">
+  <w:abstractNum w:abstractNumId="11" w15:restartNumberingAfterBreak="0">
     <w:nsid w:val="197E1DA2"/>
     <w:multiLevelType w:val="multilevel"/>
     <w:tmpl w:val="F124A028"/>
@@ -3468,7 +5186,7 @@
       </w:rPr>
     </w:lvl>
   </w:abstractNum>
-  <w:abstractNum w:abstractNumId="11" w15:restartNumberingAfterBreak="0">
+  <w:abstractNum w:abstractNumId="12" w15:restartNumberingAfterBreak="0">
     <w:nsid w:val="222C27B7"/>
     <w:multiLevelType w:val="multilevel"/>
     <w:tmpl w:val="3AF658D8"/>
@@ -3592,7 +5310,7 @@
       </w:rPr>
     </w:lvl>
   </w:abstractNum>
-  <w:abstractNum w:abstractNumId="12" w15:restartNumberingAfterBreak="0">
+  <w:abstractNum w:abstractNumId="13" w15:restartNumberingAfterBreak="0">
     <w:nsid w:val="233D13DC"/>
     <w:multiLevelType w:val="multilevel"/>
     <w:tmpl w:val="35DA580E"/>
@@ -3741,7 +5459,7 @@
       </w:rPr>
     </w:lvl>
   </w:abstractNum>
-  <w:abstractNum w:abstractNumId="13" w15:restartNumberingAfterBreak="0">
+  <w:abstractNum w:abstractNumId="14" w15:restartNumberingAfterBreak="0">
     <w:nsid w:val="24C2523A"/>
     <w:multiLevelType w:val="hybridMultilevel"/>
     <w:tmpl w:val="9B0A63E4"/>
@@ -3854,7 +5572,156 @@
       </w:rPr>
     </w:lvl>
   </w:abstractNum>
-  <w:abstractNum w:abstractNumId="14" w15:restartNumberingAfterBreak="0">
+  <w:abstractNum w:abstractNumId="15" w15:restartNumberingAfterBreak="0">
+    <w:nsid w:val="2EAD67E9"/>
+    <w:multiLevelType w:val="multilevel"/>
+    <w:tmpl w:val="4DD42B44"/>
+    <w:lvl w:ilvl="0">
+      <w:start w:val="1"/>
+      <w:numFmt w:val="bullet"/>
+      <w:lvlText w:val=""/>
+      <w:lvlJc w:val="left"/>
+      <w:pPr>
+        <w:tabs>
+          <w:tab w:val="num" w:pos="720"/>
+        </w:tabs>
+        <w:ind w:left="720" w:hanging="360"/>
+      </w:pPr>
+      <w:rPr>
+        <w:rFonts w:ascii="Symbol" w:hAnsi="Symbol" w:hint="default"/>
+        <w:sz w:val="20"/>
+      </w:rPr>
+    </w:lvl>
+    <w:lvl w:ilvl="1" w:tentative="1">
+      <w:start w:val="1"/>
+      <w:numFmt w:val="bullet"/>
+      <w:lvlText w:val="o"/>
+      <w:lvlJc w:val="left"/>
+      <w:pPr>
+        <w:tabs>
+          <w:tab w:val="num" w:pos="1440"/>
+        </w:tabs>
+        <w:ind w:left="1440" w:hanging="360"/>
+      </w:pPr>
+      <w:rPr>
+        <w:rFonts w:ascii="Courier New" w:hAnsi="Courier New" w:hint="default"/>
+        <w:sz w:val="20"/>
+      </w:rPr>
+    </w:lvl>
+    <w:lvl w:ilvl="2" w:tentative="1">
+      <w:start w:val="1"/>
+      <w:numFmt w:val="bullet"/>
+      <w:lvlText w:val=""/>
+      <w:lvlJc w:val="left"/>
+      <w:pPr>
+        <w:tabs>
+          <w:tab w:val="num" w:pos="2160"/>
+        </w:tabs>
+        <w:ind w:left="2160" w:hanging="360"/>
+      </w:pPr>
+      <w:rPr>
+        <w:rFonts w:ascii="Wingdings" w:hAnsi="Wingdings" w:hint="default"/>
+        <w:sz w:val="20"/>
+      </w:rPr>
+    </w:lvl>
+    <w:lvl w:ilvl="3" w:tentative="1">
+      <w:start w:val="1"/>
+      <w:numFmt w:val="bullet"/>
+      <w:lvlText w:val=""/>
+      <w:lvlJc w:val="left"/>
+      <w:pPr>
+        <w:tabs>
+          <w:tab w:val="num" w:pos="2880"/>
+        </w:tabs>
+        <w:ind w:left="2880" w:hanging="360"/>
+      </w:pPr>
+      <w:rPr>
+        <w:rFonts w:ascii="Wingdings" w:hAnsi="Wingdings" w:hint="default"/>
+        <w:sz w:val="20"/>
+      </w:rPr>
+    </w:lvl>
+    <w:lvl w:ilvl="4" w:tentative="1">
+      <w:start w:val="1"/>
+      <w:numFmt w:val="bullet"/>
+      <w:lvlText w:val=""/>
+      <w:lvlJc w:val="left"/>
+      <w:pPr>
+        <w:tabs>
+          <w:tab w:val="num" w:pos="3600"/>
+        </w:tabs>
+        <w:ind w:left="3600" w:hanging="360"/>
+      </w:pPr>
+      <w:rPr>
+        <w:rFonts w:ascii="Wingdings" w:hAnsi="Wingdings" w:hint="default"/>
+        <w:sz w:val="20"/>
+      </w:rPr>
+    </w:lvl>
+    <w:lvl w:ilvl="5" w:tentative="1">
+      <w:start w:val="1"/>
+      <w:numFmt w:val="bullet"/>
+      <w:lvlText w:val=""/>
+      <w:lvlJc w:val="left"/>
+      <w:pPr>
+        <w:tabs>
+          <w:tab w:val="num" w:pos="4320"/>
+        </w:tabs>
+        <w:ind w:left="4320" w:hanging="360"/>
+      </w:pPr>
+      <w:rPr>
+        <w:rFonts w:ascii="Wingdings" w:hAnsi="Wingdings" w:hint="default"/>
+        <w:sz w:val="20"/>
+      </w:rPr>
+    </w:lvl>
+    <w:lvl w:ilvl="6" w:tentative="1">
+      <w:start w:val="1"/>
+      <w:numFmt w:val="bullet"/>
+      <w:lvlText w:val=""/>
+      <w:lvlJc w:val="left"/>
+      <w:pPr>
+        <w:tabs>
+          <w:tab w:val="num" w:pos="5040"/>
+        </w:tabs>
+        <w:ind w:left="5040" w:hanging="360"/>
+      </w:pPr>
+      <w:rPr>
+        <w:rFonts w:ascii="Wingdings" w:hAnsi="Wingdings" w:hint="default"/>
+        <w:sz w:val="20"/>
+      </w:rPr>
+    </w:lvl>
+    <w:lvl w:ilvl="7" w:tentative="1">
+      <w:start w:val="1"/>
+      <w:numFmt w:val="bullet"/>
+      <w:lvlText w:val=""/>
+      <w:lvlJc w:val="left"/>
+      <w:pPr>
+        <w:tabs>
+          <w:tab w:val="num" w:pos="5760"/>
+        </w:tabs>
+        <w:ind w:left="5760" w:hanging="360"/>
+      </w:pPr>
+      <w:rPr>
+        <w:rFonts w:ascii="Wingdings" w:hAnsi="Wingdings" w:hint="default"/>
+        <w:sz w:val="20"/>
+      </w:rPr>
+    </w:lvl>
+    <w:lvl w:ilvl="8" w:tentative="1">
+      <w:start w:val="1"/>
+      <w:numFmt w:val="bullet"/>
+      <w:lvlText w:val=""/>
+      <w:lvlJc w:val="left"/>
+      <w:pPr>
+        <w:tabs>
+          <w:tab w:val="num" w:pos="6480"/>
+        </w:tabs>
+        <w:ind w:left="6480" w:hanging="360"/>
+      </w:pPr>
+      <w:rPr>
+        <w:rFonts w:ascii="Wingdings" w:hAnsi="Wingdings" w:hint="default"/>
+        <w:sz w:val="20"/>
+      </w:rPr>
+    </w:lvl>
+  </w:abstractNum>
+  <w:abstractNum w:abstractNumId="16" w15:restartNumberingAfterBreak="0">
     <w:nsid w:val="3101381D"/>
     <w:multiLevelType w:val="multilevel"/>
     <w:tmpl w:val="0562FA7A"/>
@@ -4003,7 +5870,156 @@
       </w:rPr>
     </w:lvl>
   </w:abstractNum>
-  <w:abstractNum w:abstractNumId="15" w15:restartNumberingAfterBreak="0">
+  <w:abstractNum w:abstractNumId="17" w15:restartNumberingAfterBreak="0">
+    <w:nsid w:val="34655744"/>
+    <w:multiLevelType w:val="multilevel"/>
+    <w:tmpl w:val="0BB454EA"/>
+    <w:lvl w:ilvl="0">
+      <w:start w:val="1"/>
+      <w:numFmt w:val="bullet"/>
+      <w:lvlText w:val=""/>
+      <w:lvlJc w:val="left"/>
+      <w:pPr>
+        <w:tabs>
+          <w:tab w:val="num" w:pos="720"/>
+        </w:tabs>
+        <w:ind w:left="720" w:hanging="360"/>
+      </w:pPr>
+      <w:rPr>
+        <w:rFonts w:ascii="Symbol" w:hAnsi="Symbol" w:hint="default"/>
+        <w:sz w:val="20"/>
+      </w:rPr>
+    </w:lvl>
+    <w:lvl w:ilvl="1" w:tentative="1">
+      <w:start w:val="1"/>
+      <w:numFmt w:val="bullet"/>
+      <w:lvlText w:val="o"/>
+      <w:lvlJc w:val="left"/>
+      <w:pPr>
+        <w:tabs>
+          <w:tab w:val="num" w:pos="1440"/>
+        </w:tabs>
+        <w:ind w:left="1440" w:hanging="360"/>
+      </w:pPr>
+      <w:rPr>
+        <w:rFonts w:ascii="Courier New" w:hAnsi="Courier New" w:hint="default"/>
+        <w:sz w:val="20"/>
+      </w:rPr>
+    </w:lvl>
+    <w:lvl w:ilvl="2" w:tentative="1">
+      <w:start w:val="1"/>
+      <w:numFmt w:val="bullet"/>
+      <w:lvlText w:val=""/>
+      <w:lvlJc w:val="left"/>
+      <w:pPr>
+        <w:tabs>
+          <w:tab w:val="num" w:pos="2160"/>
+        </w:tabs>
+        <w:ind w:left="2160" w:hanging="360"/>
+      </w:pPr>
+      <w:rPr>
+        <w:rFonts w:ascii="Wingdings" w:hAnsi="Wingdings" w:hint="default"/>
+        <w:sz w:val="20"/>
+      </w:rPr>
+    </w:lvl>
+    <w:lvl w:ilvl="3" w:tentative="1">
+      <w:start w:val="1"/>
+      <w:numFmt w:val="bullet"/>
+      <w:lvlText w:val=""/>
+      <w:lvlJc w:val="left"/>
+      <w:pPr>
+        <w:tabs>
+          <w:tab w:val="num" w:pos="2880"/>
+        </w:tabs>
+        <w:ind w:left="2880" w:hanging="360"/>
+      </w:pPr>
+      <w:rPr>
+        <w:rFonts w:ascii="Wingdings" w:hAnsi="Wingdings" w:hint="default"/>
+        <w:sz w:val="20"/>
+      </w:rPr>
+    </w:lvl>
+    <w:lvl w:ilvl="4" w:tentative="1">
+      <w:start w:val="1"/>
+      <w:numFmt w:val="bullet"/>
+      <w:lvlText w:val=""/>
+      <w:lvlJc w:val="left"/>
+      <w:pPr>
+        <w:tabs>
+          <w:tab w:val="num" w:pos="3600"/>
+        </w:tabs>
+        <w:ind w:left="3600" w:hanging="360"/>
+      </w:pPr>
+      <w:rPr>
+        <w:rFonts w:ascii="Wingdings" w:hAnsi="Wingdings" w:hint="default"/>
+        <w:sz w:val="20"/>
+      </w:rPr>
+    </w:lvl>
+    <w:lvl w:ilvl="5" w:tentative="1">
+      <w:start w:val="1"/>
+      <w:numFmt w:val="bullet"/>
+      <w:lvlText w:val=""/>
+      <w:lvlJc w:val="left"/>
+      <w:pPr>
+        <w:tabs>
+          <w:tab w:val="num" w:pos="4320"/>
+        </w:tabs>
+        <w:ind w:left="4320" w:hanging="360"/>
+      </w:pPr>
+      <w:rPr>
+        <w:rFonts w:ascii="Wingdings" w:hAnsi="Wingdings" w:hint="default"/>
+        <w:sz w:val="20"/>
+      </w:rPr>
+    </w:lvl>
+    <w:lvl w:ilvl="6" w:tentative="1">
+      <w:start w:val="1"/>
+      <w:numFmt w:val="bullet"/>
+      <w:lvlText w:val=""/>
+      <w:lvlJc w:val="left"/>
+      <w:pPr>
+        <w:tabs>
+          <w:tab w:val="num" w:pos="5040"/>
+        </w:tabs>
+        <w:ind w:left="5040" w:hanging="360"/>
+      </w:pPr>
+      <w:rPr>
+        <w:rFonts w:ascii="Wingdings" w:hAnsi="Wingdings" w:hint="default"/>
+        <w:sz w:val="20"/>
+      </w:rPr>
+    </w:lvl>
+    <w:lvl w:ilvl="7" w:tentative="1">
+      <w:start w:val="1"/>
+      <w:numFmt w:val="bullet"/>
+      <w:lvlText w:val=""/>
+      <w:lvlJc w:val="left"/>
+      <w:pPr>
+        <w:tabs>
+          <w:tab w:val="num" w:pos="5760"/>
+        </w:tabs>
+        <w:ind w:left="5760" w:hanging="360"/>
+      </w:pPr>
+      <w:rPr>
+        <w:rFonts w:ascii="Wingdings" w:hAnsi="Wingdings" w:hint="default"/>
+        <w:sz w:val="20"/>
+      </w:rPr>
+    </w:lvl>
+    <w:lvl w:ilvl="8" w:tentative="1">
+      <w:start w:val="1"/>
+      <w:numFmt w:val="bullet"/>
+      <w:lvlText w:val=""/>
+      <w:lvlJc w:val="left"/>
+      <w:pPr>
+        <w:tabs>
+          <w:tab w:val="num" w:pos="6480"/>
+        </w:tabs>
+        <w:ind w:left="6480" w:hanging="360"/>
+      </w:pPr>
+      <w:rPr>
+        <w:rFonts w:ascii="Wingdings" w:hAnsi="Wingdings" w:hint="default"/>
+        <w:sz w:val="20"/>
+      </w:rPr>
+    </w:lvl>
+  </w:abstractNum>
+  <w:abstractNum w:abstractNumId="18" w15:restartNumberingAfterBreak="0">
     <w:nsid w:val="3D3E42BB"/>
     <w:multiLevelType w:val="multilevel"/>
     <w:tmpl w:val="9566F4A8"/>
@@ -4152,7 +6168,7 @@
       </w:rPr>
     </w:lvl>
   </w:abstractNum>
-  <w:abstractNum w:abstractNumId="16" w15:restartNumberingAfterBreak="0">
+  <w:abstractNum w:abstractNumId="19" w15:restartNumberingAfterBreak="0">
     <w:nsid w:val="45BC7139"/>
     <w:multiLevelType w:val="multilevel"/>
     <w:tmpl w:val="C638F5B4"/>
@@ -4301,7 +6317,269 @@
       </w:rPr>
     </w:lvl>
   </w:abstractNum>
-  <w:abstractNum w:abstractNumId="17" w15:restartNumberingAfterBreak="0">
+  <w:abstractNum w:abstractNumId="20" w15:restartNumberingAfterBreak="0">
+    <w:nsid w:val="4BCC2176"/>
+    <w:multiLevelType w:val="multilevel"/>
+    <w:tmpl w:val="D8A02C82"/>
+    <w:lvl w:ilvl="0">
+      <w:start w:val="1"/>
+      <w:numFmt w:val="bullet"/>
+      <w:lvlText w:val=""/>
+      <w:lvlJc w:val="left"/>
+      <w:pPr>
+        <w:tabs>
+          <w:tab w:val="num" w:pos="720"/>
+        </w:tabs>
+        <w:ind w:left="720" w:hanging="360"/>
+      </w:pPr>
+      <w:rPr>
+        <w:rFonts w:ascii="Symbol" w:hAnsi="Symbol" w:hint="default"/>
+        <w:sz w:val="20"/>
+      </w:rPr>
+    </w:lvl>
+    <w:lvl w:ilvl="1" w:tentative="1">
+      <w:start w:val="1"/>
+      <w:numFmt w:val="bullet"/>
+      <w:lvlText w:val="o"/>
+      <w:lvlJc w:val="left"/>
+      <w:pPr>
+        <w:tabs>
+          <w:tab w:val="num" w:pos="1440"/>
+        </w:tabs>
+        <w:ind w:left="1440" w:hanging="360"/>
+      </w:pPr>
+      <w:rPr>
+        <w:rFonts w:ascii="Courier New" w:hAnsi="Courier New" w:hint="default"/>
+        <w:sz w:val="20"/>
+      </w:rPr>
+    </w:lvl>
+    <w:lvl w:ilvl="2" w:tentative="1">
+      <w:start w:val="1"/>
+      <w:numFmt w:val="bullet"/>
+      <w:lvlText w:val=""/>
+      <w:lvlJc w:val="left"/>
+      <w:pPr>
+        <w:tabs>
+          <w:tab w:val="num" w:pos="2160"/>
+        </w:tabs>
+        <w:ind w:left="2160" w:hanging="360"/>
+      </w:pPr>
+      <w:rPr>
+        <w:rFonts w:ascii="Wingdings" w:hAnsi="Wingdings" w:hint="default"/>
+        <w:sz w:val="20"/>
+      </w:rPr>
+    </w:lvl>
+    <w:lvl w:ilvl="3" w:tentative="1">
+      <w:start w:val="1"/>
+      <w:numFmt w:val="bullet"/>
+      <w:lvlText w:val=""/>
+      <w:lvlJc w:val="left"/>
+      <w:pPr>
+        <w:tabs>
+          <w:tab w:val="num" w:pos="2880"/>
+        </w:tabs>
+        <w:ind w:left="2880" w:hanging="360"/>
+      </w:pPr>
+      <w:rPr>
+        <w:rFonts w:ascii="Wingdings" w:hAnsi="Wingdings" w:hint="default"/>
+        <w:sz w:val="20"/>
+      </w:rPr>
+    </w:lvl>
+    <w:lvl w:ilvl="4" w:tentative="1">
+      <w:start w:val="1"/>
+      <w:numFmt w:val="bullet"/>
+      <w:lvlText w:val=""/>
+      <w:lvlJc w:val="left"/>
+      <w:pPr>
+        <w:tabs>
+          <w:tab w:val="num" w:pos="3600"/>
+        </w:tabs>
+        <w:ind w:left="3600" w:hanging="360"/>
+      </w:pPr>
+      <w:rPr>
+        <w:rFonts w:ascii="Wingdings" w:hAnsi="Wingdings" w:hint="default"/>
+        <w:sz w:val="20"/>
+      </w:rPr>
+    </w:lvl>
+    <w:lvl w:ilvl="5" w:tentative="1">
+      <w:start w:val="1"/>
+      <w:numFmt w:val="bullet"/>
+      <w:lvlText w:val=""/>
+      <w:lvlJc w:val="left"/>
+      <w:pPr>
+        <w:tabs>
+          <w:tab w:val="num" w:pos="4320"/>
+        </w:tabs>
+        <w:ind w:left="4320" w:hanging="360"/>
+      </w:pPr>
+      <w:rPr>
+        <w:rFonts w:ascii="Wingdings" w:hAnsi="Wingdings" w:hint="default"/>
+        <w:sz w:val="20"/>
+      </w:rPr>
+    </w:lvl>
+    <w:lvl w:ilvl="6" w:tentative="1">
+      <w:start w:val="1"/>
+      <w:numFmt w:val="bullet"/>
+      <w:lvlText w:val=""/>
+      <w:lvlJc w:val="left"/>
+      <w:pPr>
+        <w:tabs>
+          <w:tab w:val="num" w:pos="5040"/>
+        </w:tabs>
+        <w:ind w:left="5040" w:hanging="360"/>
+      </w:pPr>
+      <w:rPr>
+        <w:rFonts w:ascii="Wingdings" w:hAnsi="Wingdings" w:hint="default"/>
+        <w:sz w:val="20"/>
+      </w:rPr>
+    </w:lvl>
+    <w:lvl w:ilvl="7" w:tentative="1">
+      <w:start w:val="1"/>
+      <w:numFmt w:val="bullet"/>
+      <w:lvlText w:val=""/>
+      <w:lvlJc w:val="left"/>
+      <w:pPr>
+        <w:tabs>
+          <w:tab w:val="num" w:pos="5760"/>
+        </w:tabs>
+        <w:ind w:left="5760" w:hanging="360"/>
+      </w:pPr>
+      <w:rPr>
+        <w:rFonts w:ascii="Wingdings" w:hAnsi="Wingdings" w:hint="default"/>
+        <w:sz w:val="20"/>
+      </w:rPr>
+    </w:lvl>
+    <w:lvl w:ilvl="8" w:tentative="1">
+      <w:start w:val="1"/>
+      <w:numFmt w:val="bullet"/>
+      <w:lvlText w:val=""/>
+      <w:lvlJc w:val="left"/>
+      <w:pPr>
+        <w:tabs>
+          <w:tab w:val="num" w:pos="6480"/>
+        </w:tabs>
+        <w:ind w:left="6480" w:hanging="360"/>
+      </w:pPr>
+      <w:rPr>
+        <w:rFonts w:ascii="Wingdings" w:hAnsi="Wingdings" w:hint="default"/>
+        <w:sz w:val="20"/>
+      </w:rPr>
+    </w:lvl>
+  </w:abstractNum>
+  <w:abstractNum w:abstractNumId="21" w15:restartNumberingAfterBreak="0">
+    <w:nsid w:val="502C7F3A"/>
+    <w:multiLevelType w:val="multilevel"/>
+    <w:tmpl w:val="2BD4AB08"/>
+    <w:lvl w:ilvl="0">
+      <w:start w:val="1"/>
+      <w:numFmt w:val="decimal"/>
+      <w:lvlText w:val="%1."/>
+      <w:lvlJc w:val="left"/>
+      <w:pPr>
+        <w:tabs>
+          <w:tab w:val="num" w:pos="720"/>
+        </w:tabs>
+        <w:ind w:left="720" w:hanging="360"/>
+      </w:pPr>
+    </w:lvl>
+    <w:lvl w:ilvl="1" w:tentative="1">
+      <w:start w:val="1"/>
+      <w:numFmt w:val="decimal"/>
+      <w:lvlText w:val="%2."/>
+      <w:lvlJc w:val="left"/>
+      <w:pPr>
+        <w:tabs>
+          <w:tab w:val="num" w:pos="1440"/>
+        </w:tabs>
+        <w:ind w:left="1440" w:hanging="360"/>
+      </w:pPr>
+    </w:lvl>
+    <w:lvl w:ilvl="2" w:tentative="1">
+      <w:start w:val="1"/>
+      <w:numFmt w:val="decimal"/>
+      <w:lvlText w:val="%3."/>
+      <w:lvlJc w:val="left"/>
+      <w:pPr>
+        <w:tabs>
+          <w:tab w:val="num" w:pos="2160"/>
+        </w:tabs>
+        <w:ind w:left="2160" w:hanging="360"/>
+      </w:pPr>
+    </w:lvl>
+    <w:lvl w:ilvl="3" w:tentative="1">
+      <w:start w:val="1"/>
+      <w:numFmt w:val="decimal"/>
+      <w:lvlText w:val="%4."/>
+      <w:lvlJc w:val="left"/>
+      <w:pPr>
+        <w:tabs>
+          <w:tab w:val="num" w:pos="2880"/>
+        </w:tabs>
+        <w:ind w:left="2880" w:hanging="360"/>
+      </w:pPr>
+    </w:lvl>
+    <w:lvl w:ilvl="4" w:tentative="1">
+      <w:start w:val="1"/>
+      <w:numFmt w:val="decimal"/>
+      <w:lvlText w:val="%5."/>
+      <w:lvlJc w:val="left"/>
+      <w:pPr>
+        <w:tabs>
+          <w:tab w:val="num" w:pos="3600"/>
+        </w:tabs>
+        <w:ind w:left="3600" w:hanging="360"/>
+      </w:pPr>
+    </w:lvl>
+    <w:lvl w:ilvl="5" w:tentative="1">
+      <w:start w:val="1"/>
+      <w:numFmt w:val="decimal"/>
+      <w:lvlText w:val="%6."/>
+      <w:lvlJc w:val="left"/>
+      <w:pPr>
+        <w:tabs>
+          <w:tab w:val="num" w:pos="4320"/>
+        </w:tabs>
+        <w:ind w:left="4320" w:hanging="360"/>
+      </w:pPr>
+    </w:lvl>
+    <w:lvl w:ilvl="6" w:tentative="1">
+      <w:start w:val="1"/>
+      <w:numFmt w:val="decimal"/>
+      <w:lvlText w:val="%7."/>
+      <w:lvlJc w:val="left"/>
+      <w:pPr>
+        <w:tabs>
+          <w:tab w:val="num" w:pos="5040"/>
+        </w:tabs>
+        <w:ind w:left="5040" w:hanging="360"/>
+      </w:pPr>
+    </w:lvl>
+    <w:lvl w:ilvl="7" w:tentative="1">
+      <w:start w:val="1"/>
+      <w:numFmt w:val="decimal"/>
+      <w:lvlText w:val="%8."/>
+      <w:lvlJc w:val="left"/>
+      <w:pPr>
+        <w:tabs>
+          <w:tab w:val="num" w:pos="5760"/>
+        </w:tabs>
+        <w:ind w:left="5760" w:hanging="360"/>
+      </w:pPr>
+    </w:lvl>
+    <w:lvl w:ilvl="8" w:tentative="1">
+      <w:start w:val="1"/>
+      <w:numFmt w:val="decimal"/>
+      <w:lvlText w:val="%9."/>
+      <w:lvlJc w:val="left"/>
+      <w:pPr>
+        <w:tabs>
+          <w:tab w:val="num" w:pos="6480"/>
+        </w:tabs>
+        <w:ind w:left="6480" w:hanging="360"/>
+      </w:pPr>
+    </w:lvl>
+  </w:abstractNum>
+  <w:abstractNum w:abstractNumId="22" w15:restartNumberingAfterBreak="0">
     <w:nsid w:val="535368D2"/>
     <w:multiLevelType w:val="multilevel"/>
     <w:tmpl w:val="10DAF1F4"/>
@@ -4450,7 +6728,7 @@
       </w:rPr>
     </w:lvl>
   </w:abstractNum>
-  <w:abstractNum w:abstractNumId="18" w15:restartNumberingAfterBreak="0">
+  <w:abstractNum w:abstractNumId="23" w15:restartNumberingAfterBreak="0">
     <w:nsid w:val="55473A2A"/>
     <w:multiLevelType w:val="multilevel"/>
     <w:tmpl w:val="49141004"/>
@@ -4599,7 +6877,156 @@
       </w:rPr>
     </w:lvl>
   </w:abstractNum>
-  <w:abstractNum w:abstractNumId="19" w15:restartNumberingAfterBreak="0">
+  <w:abstractNum w:abstractNumId="24" w15:restartNumberingAfterBreak="0">
+    <w:nsid w:val="56A67819"/>
+    <w:multiLevelType w:val="multilevel"/>
+    <w:tmpl w:val="4FE46A9C"/>
+    <w:lvl w:ilvl="0">
+      <w:start w:val="1"/>
+      <w:numFmt w:val="bullet"/>
+      <w:lvlText w:val=""/>
+      <w:lvlJc w:val="left"/>
+      <w:pPr>
+        <w:tabs>
+          <w:tab w:val="num" w:pos="720"/>
+        </w:tabs>
+        <w:ind w:left="720" w:hanging="360"/>
+      </w:pPr>
+      <w:rPr>
+        <w:rFonts w:ascii="Symbol" w:hAnsi="Symbol" w:hint="default"/>
+        <w:sz w:val="20"/>
+      </w:rPr>
+    </w:lvl>
+    <w:lvl w:ilvl="1" w:tentative="1">
+      <w:start w:val="1"/>
+      <w:numFmt w:val="bullet"/>
+      <w:lvlText w:val="o"/>
+      <w:lvlJc w:val="left"/>
+      <w:pPr>
+        <w:tabs>
+          <w:tab w:val="num" w:pos="1440"/>
+        </w:tabs>
+        <w:ind w:left="1440" w:hanging="360"/>
+      </w:pPr>
+      <w:rPr>
+        <w:rFonts w:ascii="Courier New" w:hAnsi="Courier New" w:hint="default"/>
+        <w:sz w:val="20"/>
+      </w:rPr>
+    </w:lvl>
+    <w:lvl w:ilvl="2" w:tentative="1">
+      <w:start w:val="1"/>
+      <w:numFmt w:val="bullet"/>
+      <w:lvlText w:val=""/>
+      <w:lvlJc w:val="left"/>
+      <w:pPr>
+        <w:tabs>
+          <w:tab w:val="num" w:pos="2160"/>
+        </w:tabs>
+        <w:ind w:left="2160" w:hanging="360"/>
+      </w:pPr>
+      <w:rPr>
+        <w:rFonts w:ascii="Wingdings" w:hAnsi="Wingdings" w:hint="default"/>
+        <w:sz w:val="20"/>
+      </w:rPr>
+    </w:lvl>
+    <w:lvl w:ilvl="3" w:tentative="1">
+      <w:start w:val="1"/>
+      <w:numFmt w:val="bullet"/>
+      <w:lvlText w:val=""/>
+      <w:lvlJc w:val="left"/>
+      <w:pPr>
+        <w:tabs>
+          <w:tab w:val="num" w:pos="2880"/>
+        </w:tabs>
+        <w:ind w:left="2880" w:hanging="360"/>
+      </w:pPr>
+      <w:rPr>
+        <w:rFonts w:ascii="Wingdings" w:hAnsi="Wingdings" w:hint="default"/>
+        <w:sz w:val="20"/>
+      </w:rPr>
+    </w:lvl>
+    <w:lvl w:ilvl="4" w:tentative="1">
+      <w:start w:val="1"/>
+      <w:numFmt w:val="bullet"/>
+      <w:lvlText w:val=""/>
+      <w:lvlJc w:val="left"/>
+      <w:pPr>
+        <w:tabs>
+          <w:tab w:val="num" w:pos="3600"/>
+        </w:tabs>
+        <w:ind w:left="3600" w:hanging="360"/>
+      </w:pPr>
+      <w:rPr>
+        <w:rFonts w:ascii="Wingdings" w:hAnsi="Wingdings" w:hint="default"/>
+        <w:sz w:val="20"/>
+      </w:rPr>
+    </w:lvl>
+    <w:lvl w:ilvl="5" w:tentative="1">
+      <w:start w:val="1"/>
+      <w:numFmt w:val="bullet"/>
+      <w:lvlText w:val=""/>
+      <w:lvlJc w:val="left"/>
+      <w:pPr>
+        <w:tabs>
+          <w:tab w:val="num" w:pos="4320"/>
+        </w:tabs>
+        <w:ind w:left="4320" w:hanging="360"/>
+      </w:pPr>
+      <w:rPr>
+        <w:rFonts w:ascii="Wingdings" w:hAnsi="Wingdings" w:hint="default"/>
+        <w:sz w:val="20"/>
+      </w:rPr>
+    </w:lvl>
+    <w:lvl w:ilvl="6" w:tentative="1">
+      <w:start w:val="1"/>
+      <w:numFmt w:val="bullet"/>
+      <w:lvlText w:val=""/>
+      <w:lvlJc w:val="left"/>
+      <w:pPr>
+        <w:tabs>
+          <w:tab w:val="num" w:pos="5040"/>
+        </w:tabs>
+        <w:ind w:left="5040" w:hanging="360"/>
+      </w:pPr>
+      <w:rPr>
+        <w:rFonts w:ascii="Wingdings" w:hAnsi="Wingdings" w:hint="default"/>
+        <w:sz w:val="20"/>
+      </w:rPr>
+    </w:lvl>
+    <w:lvl w:ilvl="7" w:tentative="1">
+      <w:start w:val="1"/>
+      <w:numFmt w:val="bullet"/>
+      <w:lvlText w:val=""/>
+      <w:lvlJc w:val="left"/>
+      <w:pPr>
+        <w:tabs>
+          <w:tab w:val="num" w:pos="5760"/>
+        </w:tabs>
+        <w:ind w:left="5760" w:hanging="360"/>
+      </w:pPr>
+      <w:rPr>
+        <w:rFonts w:ascii="Wingdings" w:hAnsi="Wingdings" w:hint="default"/>
+        <w:sz w:val="20"/>
+      </w:rPr>
+    </w:lvl>
+    <w:lvl w:ilvl="8" w:tentative="1">
+      <w:start w:val="1"/>
+      <w:numFmt w:val="bullet"/>
+      <w:lvlText w:val=""/>
+      <w:lvlJc w:val="left"/>
+      <w:pPr>
+        <w:tabs>
+          <w:tab w:val="num" w:pos="6480"/>
+        </w:tabs>
+        <w:ind w:left="6480" w:hanging="360"/>
+      </w:pPr>
+      <w:rPr>
+        <w:rFonts w:ascii="Wingdings" w:hAnsi="Wingdings" w:hint="default"/>
+        <w:sz w:val="20"/>
+      </w:rPr>
+    </w:lvl>
+  </w:abstractNum>
+  <w:abstractNum w:abstractNumId="25" w15:restartNumberingAfterBreak="0">
     <w:nsid w:val="58D953A8"/>
     <w:multiLevelType w:val="multilevel"/>
     <w:tmpl w:val="157A3774"/>
@@ -4748,7 +7175,7 @@
       </w:rPr>
     </w:lvl>
   </w:abstractNum>
-  <w:abstractNum w:abstractNumId="20" w15:restartNumberingAfterBreak="0">
+  <w:abstractNum w:abstractNumId="26" w15:restartNumberingAfterBreak="0">
     <w:nsid w:val="591257F6"/>
     <w:multiLevelType w:val="multilevel"/>
     <w:tmpl w:val="99BE9ABA"/>
@@ -4897,7 +7324,7 @@
       </w:rPr>
     </w:lvl>
   </w:abstractNum>
-  <w:abstractNum w:abstractNumId="21" w15:restartNumberingAfterBreak="0">
+  <w:abstractNum w:abstractNumId="27" w15:restartNumberingAfterBreak="0">
     <w:nsid w:val="5C1D1906"/>
     <w:multiLevelType w:val="multilevel"/>
     <w:tmpl w:val="75828D30"/>
@@ -5046,7 +7473,7 @@
       </w:rPr>
     </w:lvl>
   </w:abstractNum>
-  <w:abstractNum w:abstractNumId="22" w15:restartNumberingAfterBreak="0">
+  <w:abstractNum w:abstractNumId="28" w15:restartNumberingAfterBreak="0">
     <w:nsid w:val="5DB07DBE"/>
     <w:multiLevelType w:val="multilevel"/>
     <w:tmpl w:val="83F27E1E"/>
@@ -5195,7 +7622,7 @@
       </w:rPr>
     </w:lvl>
   </w:abstractNum>
-  <w:abstractNum w:abstractNumId="23" w15:restartNumberingAfterBreak="0">
+  <w:abstractNum w:abstractNumId="29" w15:restartNumberingAfterBreak="0">
     <w:nsid w:val="61E84424"/>
     <w:multiLevelType w:val="multilevel"/>
     <w:tmpl w:val="C810977C"/>
@@ -5344,7 +7771,7 @@
       </w:rPr>
     </w:lvl>
   </w:abstractNum>
-  <w:abstractNum w:abstractNumId="24" w15:restartNumberingAfterBreak="0">
+  <w:abstractNum w:abstractNumId="30" w15:restartNumberingAfterBreak="0">
     <w:nsid w:val="65E7148A"/>
     <w:multiLevelType w:val="hybridMultilevel"/>
     <w:tmpl w:val="29B44306"/>
@@ -5433,7 +7860,7 @@
       </w:pPr>
     </w:lvl>
   </w:abstractNum>
-  <w:abstractNum w:abstractNumId="25" w15:restartNumberingAfterBreak="0">
+  <w:abstractNum w:abstractNumId="31" w15:restartNumberingAfterBreak="0">
     <w:nsid w:val="67C11388"/>
     <w:multiLevelType w:val="multilevel"/>
     <w:tmpl w:val="08F85F34"/>
@@ -5582,7 +8009,7 @@
       </w:rPr>
     </w:lvl>
   </w:abstractNum>
-  <w:abstractNum w:abstractNumId="26" w15:restartNumberingAfterBreak="0">
+  <w:abstractNum w:abstractNumId="32" w15:restartNumberingAfterBreak="0">
     <w:nsid w:val="6C8D1AFF"/>
     <w:multiLevelType w:val="hybridMultilevel"/>
     <w:tmpl w:val="C3F2AF10"/>
@@ -5671,7 +8098,156 @@
       </w:pPr>
     </w:lvl>
   </w:abstractNum>
-  <w:abstractNum w:abstractNumId="27" w15:restartNumberingAfterBreak="0">
+  <w:abstractNum w:abstractNumId="33" w15:restartNumberingAfterBreak="0">
+    <w:nsid w:val="6F12525E"/>
+    <w:multiLevelType w:val="multilevel"/>
+    <w:tmpl w:val="56A2DE98"/>
+    <w:lvl w:ilvl="0">
+      <w:start w:val="1"/>
+      <w:numFmt w:val="bullet"/>
+      <w:lvlText w:val=""/>
+      <w:lvlJc w:val="left"/>
+      <w:pPr>
+        <w:tabs>
+          <w:tab w:val="num" w:pos="720"/>
+        </w:tabs>
+        <w:ind w:left="720" w:hanging="360"/>
+      </w:pPr>
+      <w:rPr>
+        <w:rFonts w:ascii="Symbol" w:hAnsi="Symbol" w:hint="default"/>
+        <w:sz w:val="20"/>
+      </w:rPr>
+    </w:lvl>
+    <w:lvl w:ilvl="1">
+      <w:start w:val="1"/>
+      <w:numFmt w:val="bullet"/>
+      <w:lvlText w:val="o"/>
+      <w:lvlJc w:val="left"/>
+      <w:pPr>
+        <w:tabs>
+          <w:tab w:val="num" w:pos="1440"/>
+        </w:tabs>
+        <w:ind w:left="1440" w:hanging="360"/>
+      </w:pPr>
+      <w:rPr>
+        <w:rFonts w:ascii="Courier New" w:hAnsi="Courier New" w:hint="default"/>
+        <w:sz w:val="20"/>
+      </w:rPr>
+    </w:lvl>
+    <w:lvl w:ilvl="2" w:tentative="1">
+      <w:start w:val="1"/>
+      <w:numFmt w:val="bullet"/>
+      <w:lvlText w:val=""/>
+      <w:lvlJc w:val="left"/>
+      <w:pPr>
+        <w:tabs>
+          <w:tab w:val="num" w:pos="2160"/>
+        </w:tabs>
+        <w:ind w:left="2160" w:hanging="360"/>
+      </w:pPr>
+      <w:rPr>
+        <w:rFonts w:ascii="Wingdings" w:hAnsi="Wingdings" w:hint="default"/>
+        <w:sz w:val="20"/>
+      </w:rPr>
+    </w:lvl>
+    <w:lvl w:ilvl="3" w:tentative="1">
+      <w:start w:val="1"/>
+      <w:numFmt w:val="bullet"/>
+      <w:lvlText w:val=""/>
+      <w:lvlJc w:val="left"/>
+      <w:pPr>
+        <w:tabs>
+          <w:tab w:val="num" w:pos="2880"/>
+        </w:tabs>
+        <w:ind w:left="2880" w:hanging="360"/>
+      </w:pPr>
+      <w:rPr>
+        <w:rFonts w:ascii="Wingdings" w:hAnsi="Wingdings" w:hint="default"/>
+        <w:sz w:val="20"/>
+      </w:rPr>
+    </w:lvl>
+    <w:lvl w:ilvl="4" w:tentative="1">
+      <w:start w:val="1"/>
+      <w:numFmt w:val="bullet"/>
+      <w:lvlText w:val=""/>
+      <w:lvlJc w:val="left"/>
+      <w:pPr>
+        <w:tabs>
+          <w:tab w:val="num" w:pos="3600"/>
+        </w:tabs>
+        <w:ind w:left="3600" w:hanging="360"/>
+      </w:pPr>
+      <w:rPr>
+        <w:rFonts w:ascii="Wingdings" w:hAnsi="Wingdings" w:hint="default"/>
+        <w:sz w:val="20"/>
+      </w:rPr>
+    </w:lvl>
+    <w:lvl w:ilvl="5" w:tentative="1">
+      <w:start w:val="1"/>
+      <w:numFmt w:val="bullet"/>
+      <w:lvlText w:val=""/>
+      <w:lvlJc w:val="left"/>
+      <w:pPr>
+        <w:tabs>
+          <w:tab w:val="num" w:pos="4320"/>
+        </w:tabs>
+        <w:ind w:left="4320" w:hanging="360"/>
+      </w:pPr>
+      <w:rPr>
+        <w:rFonts w:ascii="Wingdings" w:hAnsi="Wingdings" w:hint="default"/>
+        <w:sz w:val="20"/>
+      </w:rPr>
+    </w:lvl>
+    <w:lvl w:ilvl="6" w:tentative="1">
+      <w:start w:val="1"/>
+      <w:numFmt w:val="bullet"/>
+      <w:lvlText w:val=""/>
+      <w:lvlJc w:val="left"/>
+      <w:pPr>
+        <w:tabs>
+          <w:tab w:val="num" w:pos="5040"/>
+        </w:tabs>
+        <w:ind w:left="5040" w:hanging="360"/>
+      </w:pPr>
+      <w:rPr>
+        <w:rFonts w:ascii="Wingdings" w:hAnsi="Wingdings" w:hint="default"/>
+        <w:sz w:val="20"/>
+      </w:rPr>
+    </w:lvl>
+    <w:lvl w:ilvl="7" w:tentative="1">
+      <w:start w:val="1"/>
+      <w:numFmt w:val="bullet"/>
+      <w:lvlText w:val=""/>
+      <w:lvlJc w:val="left"/>
+      <w:pPr>
+        <w:tabs>
+          <w:tab w:val="num" w:pos="5760"/>
+        </w:tabs>
+        <w:ind w:left="5760" w:hanging="360"/>
+      </w:pPr>
+      <w:rPr>
+        <w:rFonts w:ascii="Wingdings" w:hAnsi="Wingdings" w:hint="default"/>
+        <w:sz w:val="20"/>
+      </w:rPr>
+    </w:lvl>
+    <w:lvl w:ilvl="8" w:tentative="1">
+      <w:start w:val="1"/>
+      <w:numFmt w:val="bullet"/>
+      <w:lvlText w:val=""/>
+      <w:lvlJc w:val="left"/>
+      <w:pPr>
+        <w:tabs>
+          <w:tab w:val="num" w:pos="6480"/>
+        </w:tabs>
+        <w:ind w:left="6480" w:hanging="360"/>
+      </w:pPr>
+      <w:rPr>
+        <w:rFonts w:ascii="Wingdings" w:hAnsi="Wingdings" w:hint="default"/>
+        <w:sz w:val="20"/>
+      </w:rPr>
+    </w:lvl>
+  </w:abstractNum>
+  <w:abstractNum w:abstractNumId="34" w15:restartNumberingAfterBreak="0">
     <w:nsid w:val="70E9743F"/>
     <w:multiLevelType w:val="multilevel"/>
     <w:tmpl w:val="D08AD17E"/>
@@ -5820,7 +8396,156 @@
       </w:rPr>
     </w:lvl>
   </w:abstractNum>
-  <w:abstractNum w:abstractNumId="28" w15:restartNumberingAfterBreak="0">
+  <w:abstractNum w:abstractNumId="35" w15:restartNumberingAfterBreak="0">
+    <w:nsid w:val="720623F2"/>
+    <w:multiLevelType w:val="multilevel"/>
+    <w:tmpl w:val="867E370A"/>
+    <w:lvl w:ilvl="0">
+      <w:start w:val="1"/>
+      <w:numFmt w:val="bullet"/>
+      <w:lvlText w:val=""/>
+      <w:lvlJc w:val="left"/>
+      <w:pPr>
+        <w:tabs>
+          <w:tab w:val="num" w:pos="720"/>
+        </w:tabs>
+        <w:ind w:left="720" w:hanging="360"/>
+      </w:pPr>
+      <w:rPr>
+        <w:rFonts w:ascii="Symbol" w:hAnsi="Symbol" w:hint="default"/>
+        <w:sz w:val="20"/>
+      </w:rPr>
+    </w:lvl>
+    <w:lvl w:ilvl="1" w:tentative="1">
+      <w:start w:val="1"/>
+      <w:numFmt w:val="bullet"/>
+      <w:lvlText w:val="o"/>
+      <w:lvlJc w:val="left"/>
+      <w:pPr>
+        <w:tabs>
+          <w:tab w:val="num" w:pos="1440"/>
+        </w:tabs>
+        <w:ind w:left="1440" w:hanging="360"/>
+      </w:pPr>
+      <w:rPr>
+        <w:rFonts w:ascii="Courier New" w:hAnsi="Courier New" w:hint="default"/>
+        <w:sz w:val="20"/>
+      </w:rPr>
+    </w:lvl>
+    <w:lvl w:ilvl="2" w:tentative="1">
+      <w:start w:val="1"/>
+      <w:numFmt w:val="bullet"/>
+      <w:lvlText w:val=""/>
+      <w:lvlJc w:val="left"/>
+      <w:pPr>
+        <w:tabs>
+          <w:tab w:val="num" w:pos="2160"/>
+        </w:tabs>
+        <w:ind w:left="2160" w:hanging="360"/>
+      </w:pPr>
+      <w:rPr>
+        <w:rFonts w:ascii="Wingdings" w:hAnsi="Wingdings" w:hint="default"/>
+        <w:sz w:val="20"/>
+      </w:rPr>
+    </w:lvl>
+    <w:lvl w:ilvl="3" w:tentative="1">
+      <w:start w:val="1"/>
+      <w:numFmt w:val="bullet"/>
+      <w:lvlText w:val=""/>
+      <w:lvlJc w:val="left"/>
+      <w:pPr>
+        <w:tabs>
+          <w:tab w:val="num" w:pos="2880"/>
+        </w:tabs>
+        <w:ind w:left="2880" w:hanging="360"/>
+      </w:pPr>
+      <w:rPr>
+        <w:rFonts w:ascii="Wingdings" w:hAnsi="Wingdings" w:hint="default"/>
+        <w:sz w:val="20"/>
+      </w:rPr>
+    </w:lvl>
+    <w:lvl w:ilvl="4" w:tentative="1">
+      <w:start w:val="1"/>
+      <w:numFmt w:val="bullet"/>
+      <w:lvlText w:val=""/>
+      <w:lvlJc w:val="left"/>
+      <w:pPr>
+        <w:tabs>
+          <w:tab w:val="num" w:pos="3600"/>
+        </w:tabs>
+        <w:ind w:left="3600" w:hanging="360"/>
+      </w:pPr>
+      <w:rPr>
+        <w:rFonts w:ascii="Wingdings" w:hAnsi="Wingdings" w:hint="default"/>
+        <w:sz w:val="20"/>
+      </w:rPr>
+    </w:lvl>
+    <w:lvl w:ilvl="5" w:tentative="1">
+      <w:start w:val="1"/>
+      <w:numFmt w:val="bullet"/>
+      <w:lvlText w:val=""/>
+      <w:lvlJc w:val="left"/>
+      <w:pPr>
+        <w:tabs>
+          <w:tab w:val="num" w:pos="4320"/>
+        </w:tabs>
+        <w:ind w:left="4320" w:hanging="360"/>
+      </w:pPr>
+      <w:rPr>
+        <w:rFonts w:ascii="Wingdings" w:hAnsi="Wingdings" w:hint="default"/>
+        <w:sz w:val="20"/>
+      </w:rPr>
+    </w:lvl>
+    <w:lvl w:ilvl="6" w:tentative="1">
+      <w:start w:val="1"/>
+      <w:numFmt w:val="bullet"/>
+      <w:lvlText w:val=""/>
+      <w:lvlJc w:val="left"/>
+      <w:pPr>
+        <w:tabs>
+          <w:tab w:val="num" w:pos="5040"/>
+        </w:tabs>
+        <w:ind w:left="5040" w:hanging="360"/>
+      </w:pPr>
+      <w:rPr>
+        <w:rFonts w:ascii="Wingdings" w:hAnsi="Wingdings" w:hint="default"/>
+        <w:sz w:val="20"/>
+      </w:rPr>
+    </w:lvl>
+    <w:lvl w:ilvl="7" w:tentative="1">
+      <w:start w:val="1"/>
+      <w:numFmt w:val="bullet"/>
+      <w:lvlText w:val=""/>
+      <w:lvlJc w:val="left"/>
+      <w:pPr>
+        <w:tabs>
+          <w:tab w:val="num" w:pos="5760"/>
+        </w:tabs>
+        <w:ind w:left="5760" w:hanging="360"/>
+      </w:pPr>
+      <w:rPr>
+        <w:rFonts w:ascii="Wingdings" w:hAnsi="Wingdings" w:hint="default"/>
+        <w:sz w:val="20"/>
+      </w:rPr>
+    </w:lvl>
+    <w:lvl w:ilvl="8" w:tentative="1">
+      <w:start w:val="1"/>
+      <w:numFmt w:val="bullet"/>
+      <w:lvlText w:val=""/>
+      <w:lvlJc w:val="left"/>
+      <w:pPr>
+        <w:tabs>
+          <w:tab w:val="num" w:pos="6480"/>
+        </w:tabs>
+        <w:ind w:left="6480" w:hanging="360"/>
+      </w:pPr>
+      <w:rPr>
+        <w:rFonts w:ascii="Wingdings" w:hAnsi="Wingdings" w:hint="default"/>
+        <w:sz w:val="20"/>
+      </w:rPr>
+    </w:lvl>
+  </w:abstractNum>
+  <w:abstractNum w:abstractNumId="36" w15:restartNumberingAfterBreak="0">
     <w:nsid w:val="72E92F17"/>
     <w:multiLevelType w:val="multilevel"/>
     <w:tmpl w:val="8BF0F8A0"/>
@@ -5969,7 +8694,156 @@
       </w:rPr>
     </w:lvl>
   </w:abstractNum>
-  <w:abstractNum w:abstractNumId="29" w15:restartNumberingAfterBreak="0">
+  <w:abstractNum w:abstractNumId="37" w15:restartNumberingAfterBreak="0">
+    <w:nsid w:val="772F168D"/>
+    <w:multiLevelType w:val="multilevel"/>
+    <w:tmpl w:val="97A8820C"/>
+    <w:lvl w:ilvl="0">
+      <w:start w:val="1"/>
+      <w:numFmt w:val="bullet"/>
+      <w:lvlText w:val=""/>
+      <w:lvlJc w:val="left"/>
+      <w:pPr>
+        <w:tabs>
+          <w:tab w:val="num" w:pos="720"/>
+        </w:tabs>
+        <w:ind w:left="720" w:hanging="360"/>
+      </w:pPr>
+      <w:rPr>
+        <w:rFonts w:ascii="Symbol" w:hAnsi="Symbol" w:hint="default"/>
+        <w:sz w:val="20"/>
+      </w:rPr>
+    </w:lvl>
+    <w:lvl w:ilvl="1" w:tentative="1">
+      <w:start w:val="1"/>
+      <w:numFmt w:val="bullet"/>
+      <w:lvlText w:val="o"/>
+      <w:lvlJc w:val="left"/>
+      <w:pPr>
+        <w:tabs>
+          <w:tab w:val="num" w:pos="1440"/>
+        </w:tabs>
+        <w:ind w:left="1440" w:hanging="360"/>
+      </w:pPr>
+      <w:rPr>
+        <w:rFonts w:ascii="Courier New" w:hAnsi="Courier New" w:hint="default"/>
+        <w:sz w:val="20"/>
+      </w:rPr>
+    </w:lvl>
+    <w:lvl w:ilvl="2" w:tentative="1">
+      <w:start w:val="1"/>
+      <w:numFmt w:val="bullet"/>
+      <w:lvlText w:val=""/>
+      <w:lvlJc w:val="left"/>
+      <w:pPr>
+        <w:tabs>
+          <w:tab w:val="num" w:pos="2160"/>
+        </w:tabs>
+        <w:ind w:left="2160" w:hanging="360"/>
+      </w:pPr>
+      <w:rPr>
+        <w:rFonts w:ascii="Wingdings" w:hAnsi="Wingdings" w:hint="default"/>
+        <w:sz w:val="20"/>
+      </w:rPr>
+    </w:lvl>
+    <w:lvl w:ilvl="3" w:tentative="1">
+      <w:start w:val="1"/>
+      <w:numFmt w:val="bullet"/>
+      <w:lvlText w:val=""/>
+      <w:lvlJc w:val="left"/>
+      <w:pPr>
+        <w:tabs>
+          <w:tab w:val="num" w:pos="2880"/>
+        </w:tabs>
+        <w:ind w:left="2880" w:hanging="360"/>
+      </w:pPr>
+      <w:rPr>
+        <w:rFonts w:ascii="Wingdings" w:hAnsi="Wingdings" w:hint="default"/>
+        <w:sz w:val="20"/>
+      </w:rPr>
+    </w:lvl>
+    <w:lvl w:ilvl="4" w:tentative="1">
+      <w:start w:val="1"/>
+      <w:numFmt w:val="bullet"/>
+      <w:lvlText w:val=""/>
+      <w:lvlJc w:val="left"/>
+      <w:pPr>
+        <w:tabs>
+          <w:tab w:val="num" w:pos="3600"/>
+        </w:tabs>
+        <w:ind w:left="3600" w:hanging="360"/>
+      </w:pPr>
+      <w:rPr>
+        <w:rFonts w:ascii="Wingdings" w:hAnsi="Wingdings" w:hint="default"/>
+        <w:sz w:val="20"/>
+      </w:rPr>
+    </w:lvl>
+    <w:lvl w:ilvl="5" w:tentative="1">
+      <w:start w:val="1"/>
+      <w:numFmt w:val="bullet"/>
+      <w:lvlText w:val=""/>
+      <w:lvlJc w:val="left"/>
+      <w:pPr>
+        <w:tabs>
+          <w:tab w:val="num" w:pos="4320"/>
+        </w:tabs>
+        <w:ind w:left="4320" w:hanging="360"/>
+      </w:pPr>
+      <w:rPr>
+        <w:rFonts w:ascii="Wingdings" w:hAnsi="Wingdings" w:hint="default"/>
+        <w:sz w:val="20"/>
+      </w:rPr>
+    </w:lvl>
+    <w:lvl w:ilvl="6" w:tentative="1">
+      <w:start w:val="1"/>
+      <w:numFmt w:val="bullet"/>
+      <w:lvlText w:val=""/>
+      <w:lvlJc w:val="left"/>
+      <w:pPr>
+        <w:tabs>
+          <w:tab w:val="num" w:pos="5040"/>
+        </w:tabs>
+        <w:ind w:left="5040" w:hanging="360"/>
+      </w:pPr>
+      <w:rPr>
+        <w:rFonts w:ascii="Wingdings" w:hAnsi="Wingdings" w:hint="default"/>
+        <w:sz w:val="20"/>
+      </w:rPr>
+    </w:lvl>
+    <w:lvl w:ilvl="7" w:tentative="1">
+      <w:start w:val="1"/>
+      <w:numFmt w:val="bullet"/>
+      <w:lvlText w:val=""/>
+      <w:lvlJc w:val="left"/>
+      <w:pPr>
+        <w:tabs>
+          <w:tab w:val="num" w:pos="5760"/>
+        </w:tabs>
+        <w:ind w:left="5760" w:hanging="360"/>
+      </w:pPr>
+      <w:rPr>
+        <w:rFonts w:ascii="Wingdings" w:hAnsi="Wingdings" w:hint="default"/>
+        <w:sz w:val="20"/>
+      </w:rPr>
+    </w:lvl>
+    <w:lvl w:ilvl="8" w:tentative="1">
+      <w:start w:val="1"/>
+      <w:numFmt w:val="bullet"/>
+      <w:lvlText w:val=""/>
+      <w:lvlJc w:val="left"/>
+      <w:pPr>
+        <w:tabs>
+          <w:tab w:val="num" w:pos="6480"/>
+        </w:tabs>
+        <w:ind w:left="6480" w:hanging="360"/>
+      </w:pPr>
+      <w:rPr>
+        <w:rFonts w:ascii="Wingdings" w:hAnsi="Wingdings" w:hint="default"/>
+        <w:sz w:val="20"/>
+      </w:rPr>
+    </w:lvl>
+  </w:abstractNum>
+  <w:abstractNum w:abstractNumId="38" w15:restartNumberingAfterBreak="0">
     <w:nsid w:val="77734A98"/>
     <w:multiLevelType w:val="multilevel"/>
     <w:tmpl w:val="D0946CF8"/>
@@ -6118,7 +8992,7 @@
       </w:rPr>
     </w:lvl>
   </w:abstractNum>
-  <w:abstractNum w:abstractNumId="30" w15:restartNumberingAfterBreak="0">
+  <w:abstractNum w:abstractNumId="39" w15:restartNumberingAfterBreak="0">
     <w:nsid w:val="798077A8"/>
     <w:multiLevelType w:val="multilevel"/>
     <w:tmpl w:val="7278F9BC"/>
@@ -6267,7 +9141,7 @@
       </w:rPr>
     </w:lvl>
   </w:abstractNum>
-  <w:abstractNum w:abstractNumId="31" w15:restartNumberingAfterBreak="0">
+  <w:abstractNum w:abstractNumId="40" w15:restartNumberingAfterBreak="0">
     <w:nsid w:val="799644EA"/>
     <w:multiLevelType w:val="multilevel"/>
     <w:tmpl w:val="EC3435B0"/>
@@ -6417,19 +9291,19 @@
     </w:lvl>
   </w:abstractNum>
   <w:num w:numId="1" w16cid:durableId="742725783">
-    <w:abstractNumId w:val="10"/>
+    <w:abstractNumId w:val="11"/>
   </w:num>
   <w:num w:numId="2" w16cid:durableId="2077126240">
-    <w:abstractNumId w:val="13"/>
+    <w:abstractNumId w:val="14"/>
   </w:num>
   <w:num w:numId="3" w16cid:durableId="1759255974">
-    <w:abstractNumId w:val="24"/>
+    <w:abstractNumId w:val="30"/>
   </w:num>
   <w:num w:numId="4" w16cid:durableId="546919732">
-    <w:abstractNumId w:val="11"/>
+    <w:abstractNumId w:val="12"/>
   </w:num>
   <w:num w:numId="5" w16cid:durableId="249892388">
-    <w:abstractNumId w:val="11"/>
+    <w:abstractNumId w:val="12"/>
     <w:lvlOverride w:ilvl="0">
       <w:startOverride w:val="2"/>
     </w:lvlOverride>
@@ -6438,7 +9312,7 @@
     </w:lvlOverride>
   </w:num>
   <w:num w:numId="6" w16cid:durableId="144442702">
-    <w:abstractNumId w:val="11"/>
+    <w:abstractNumId w:val="12"/>
     <w:lvlOverride w:ilvl="0">
       <w:startOverride w:val="3"/>
     </w:lvlOverride>
@@ -6447,94 +9321,133 @@
     </w:lvlOverride>
   </w:num>
   <w:num w:numId="7" w16cid:durableId="1288660299">
-    <w:abstractNumId w:val="7"/>
+    <w:abstractNumId w:val="8"/>
   </w:num>
   <w:num w:numId="8" w16cid:durableId="65879135">
-    <w:abstractNumId w:val="11"/>
+    <w:abstractNumId w:val="12"/>
   </w:num>
   <w:num w:numId="9" w16cid:durableId="874583881">
-    <w:abstractNumId w:val="11"/>
+    <w:abstractNumId w:val="12"/>
   </w:num>
   <w:num w:numId="10" w16cid:durableId="1073039731">
-    <w:abstractNumId w:val="16"/>
+    <w:abstractNumId w:val="19"/>
   </w:num>
   <w:num w:numId="11" w16cid:durableId="1554845796">
+    <w:abstractNumId w:val="36"/>
+  </w:num>
+  <w:num w:numId="12" w16cid:durableId="1783725183">
+    <w:abstractNumId w:val="38"/>
+  </w:num>
+  <w:num w:numId="13" w16cid:durableId="1861775437">
+    <w:abstractNumId w:val="29"/>
+  </w:num>
+  <w:num w:numId="14" w16cid:durableId="662589094">
+    <w:abstractNumId w:val="5"/>
+  </w:num>
+  <w:num w:numId="15" w16cid:durableId="1391004088">
+    <w:abstractNumId w:val="3"/>
+  </w:num>
+  <w:num w:numId="16" w16cid:durableId="1326938373">
+    <w:abstractNumId w:val="22"/>
+  </w:num>
+  <w:num w:numId="17" w16cid:durableId="1427653729">
+    <w:abstractNumId w:val="10"/>
+  </w:num>
+  <w:num w:numId="18" w16cid:durableId="1211457921">
+    <w:abstractNumId w:val="4"/>
+  </w:num>
+  <w:num w:numId="19" w16cid:durableId="92214893">
+    <w:abstractNumId w:val="27"/>
+  </w:num>
+  <w:num w:numId="20" w16cid:durableId="368260797">
+    <w:abstractNumId w:val="40"/>
+  </w:num>
+  <w:num w:numId="21" w16cid:durableId="1180852940">
+    <w:abstractNumId w:val="13"/>
+  </w:num>
+  <w:num w:numId="22" w16cid:durableId="1948849826">
+    <w:abstractNumId w:val="2"/>
+  </w:num>
+  <w:num w:numId="23" w16cid:durableId="1464303413">
+    <w:abstractNumId w:val="31"/>
+  </w:num>
+  <w:num w:numId="24" w16cid:durableId="1950813683">
     <w:abstractNumId w:val="28"/>
   </w:num>
-  <w:num w:numId="12" w16cid:durableId="1783725183">
-    <w:abstractNumId w:val="29"/>
-  </w:num>
-  <w:num w:numId="13" w16cid:durableId="1861775437">
-    <w:abstractNumId w:val="23"/>
-  </w:num>
-  <w:num w:numId="14" w16cid:durableId="662589094">
-    <w:abstractNumId w:val="4"/>
-  </w:num>
-  <w:num w:numId="15" w16cid:durableId="1391004088">
-    <w:abstractNumId w:val="2"/>
-  </w:num>
-  <w:num w:numId="16" w16cid:durableId="1326938373">
-    <w:abstractNumId w:val="17"/>
-  </w:num>
-  <w:num w:numId="17" w16cid:durableId="1427653729">
-    <w:abstractNumId w:val="9"/>
-  </w:num>
-  <w:num w:numId="18" w16cid:durableId="1211457921">
-    <w:abstractNumId w:val="3"/>
-  </w:num>
-  <w:num w:numId="19" w16cid:durableId="92214893">
-    <w:abstractNumId w:val="21"/>
-  </w:num>
-  <w:num w:numId="20" w16cid:durableId="368260797">
-    <w:abstractNumId w:val="31"/>
-  </w:num>
-  <w:num w:numId="21" w16cid:durableId="1180852940">
-    <w:abstractNumId w:val="12"/>
-  </w:num>
-  <w:num w:numId="22" w16cid:durableId="1948849826">
-    <w:abstractNumId w:val="1"/>
-  </w:num>
-  <w:num w:numId="23" w16cid:durableId="1464303413">
-    <w:abstractNumId w:val="25"/>
-  </w:num>
-  <w:num w:numId="24" w16cid:durableId="1950813683">
-    <w:abstractNumId w:val="22"/>
-  </w:num>
   <w:num w:numId="25" w16cid:durableId="640504964">
-    <w:abstractNumId w:val="30"/>
+    <w:abstractNumId w:val="39"/>
   </w:num>
   <w:num w:numId="26" w16cid:durableId="1400716397">
-    <w:abstractNumId w:val="5"/>
+    <w:abstractNumId w:val="6"/>
   </w:num>
   <w:num w:numId="27" w16cid:durableId="1413163350">
-    <w:abstractNumId w:val="18"/>
+    <w:abstractNumId w:val="23"/>
   </w:num>
   <w:num w:numId="28" w16cid:durableId="1071850479">
     <w:abstractNumId w:val="0"/>
   </w:num>
   <w:num w:numId="29" w16cid:durableId="1863392601">
-    <w:abstractNumId w:val="14"/>
+    <w:abstractNumId w:val="16"/>
   </w:num>
   <w:num w:numId="30" w16cid:durableId="1412385476">
-    <w:abstractNumId w:val="19"/>
+    <w:abstractNumId w:val="25"/>
   </w:num>
   <w:num w:numId="31" w16cid:durableId="853035143">
+    <w:abstractNumId w:val="26"/>
+  </w:num>
+  <w:num w:numId="32" w16cid:durableId="1981498557">
+    <w:abstractNumId w:val="9"/>
+  </w:num>
+  <w:num w:numId="33" w16cid:durableId="1996647229">
+    <w:abstractNumId w:val="32"/>
+  </w:num>
+  <w:num w:numId="34" w16cid:durableId="643707056">
+    <w:abstractNumId w:val="34"/>
+  </w:num>
+  <w:num w:numId="35" w16cid:durableId="426922664">
+    <w:abstractNumId w:val="7"/>
+  </w:num>
+  <w:num w:numId="36" w16cid:durableId="1301300939">
+    <w:abstractNumId w:val="18"/>
+  </w:num>
+  <w:num w:numId="37" w16cid:durableId="1001934415">
+    <w:abstractNumId w:val="1"/>
+  </w:num>
+  <w:num w:numId="38" w16cid:durableId="188371238">
+    <w:abstractNumId w:val="33"/>
+  </w:num>
+  <w:num w:numId="39" w16cid:durableId="1448046223">
+    <w:abstractNumId w:val="37"/>
+  </w:num>
+  <w:num w:numId="40" w16cid:durableId="1077705194">
+    <w:abstractNumId w:val="24"/>
+  </w:num>
+  <w:num w:numId="41" w16cid:durableId="1652754339">
     <w:abstractNumId w:val="20"/>
   </w:num>
-  <w:num w:numId="32" w16cid:durableId="1981498557">
-    <w:abstractNumId w:val="8"/>
+  <w:num w:numId="42" w16cid:durableId="246426157">
+    <w:abstractNumId w:val="15"/>
   </w:num>
-  <w:num w:numId="33" w16cid:durableId="1996647229">
-    <w:abstractNumId w:val="26"/>
+  <w:num w:numId="43" w16cid:durableId="264045322">
+    <w:abstractNumId w:val="17"/>
   </w:num>
-  <w:num w:numId="34" w16cid:durableId="643707056">
-    <w:abstractNumId w:val="27"/>
+  <w:num w:numId="44" w16cid:durableId="1943879875">
+    <w:abstractNumId w:val="21"/>
   </w:num>
-  <w:num w:numId="35" w16cid:durableId="426922664">
-    <w:abstractNumId w:val="6"/>
+  <w:num w:numId="45" w16cid:durableId="2016299074">
+    <w:abstractNumId w:val="35"/>
   </w:num>
-  <w:num w:numId="36" w16cid:durableId="1301300939">
-    <w:abstractNumId w:val="15"/>
+  <w:num w:numId="46" w16cid:durableId="1115440688">
+    <w:abstractNumId w:val="12"/>
+  </w:num>
+  <w:num w:numId="47" w16cid:durableId="660504446">
+    <w:abstractNumId w:val="12"/>
+    <w:lvlOverride w:ilvl="0">
+      <w:startOverride w:val="5"/>
+    </w:lvlOverride>
+    <w:lvlOverride w:ilvl="1">
+      <w:startOverride w:val="2"/>
+    </w:lvlOverride>
   </w:num>
 </w:numbering>
 </file>
@@ -7060,6 +9973,7 @@
   <w:style w:type="character" w:default="1" w:styleId="Fontepargpadro">
     <w:name w:val="Default Paragraph Font"/>
     <w:uiPriority w:val="1"/>
+    <w:semiHidden/>
     <w:unhideWhenUsed/>
   </w:style>
   <w:style w:type="table" w:default="1" w:styleId="Tabelanormal">
@@ -7665,6 +10579,17 @@
       <w:szCs w:val="24"/>
     </w:rPr>
   </w:style>
+  <w:style w:type="character" w:styleId="Forte">
+    <w:name w:val="Strong"/>
+    <w:basedOn w:val="Fontepargpadro"/>
+    <w:uiPriority w:val="22"/>
+    <w:qFormat/>
+    <w:rsid w:val="00B54D25"/>
+    <w:rPr>
+      <w:b/>
+      <w:bCs/>
+    </w:rPr>
+  </w:style>
 </w:styles>
 </file>
 

--- a/Documentação/Documentação final.docx
+++ b/Documentação/Documentação final.docx
@@ -660,7 +660,7 @@
           <w:r>
             <w:fldChar w:fldCharType="separate"/>
           </w:r>
-          <w:hyperlink w:anchor="_Toc227154954" w:history="1">
+          <w:hyperlink w:anchor="_Toc228991430" w:history="1">
             <w:r>
               <w:rPr>
                 <w:rStyle w:val="Hyperlink"/>
@@ -705,7 +705,7 @@
                 <w:noProof/>
                 <w:webHidden/>
               </w:rPr>
-              <w:instrText xml:space="preserve"> PAGEREF _Toc227154954 \h </w:instrText>
+              <w:instrText xml:space="preserve"> PAGEREF _Toc228991430 \h </w:instrText>
             </w:r>
             <w:r>
               <w:rPr>
@@ -752,7 +752,7 @@
               <w14:ligatures w14:val="standardContextual"/>
             </w:rPr>
           </w:pPr>
-          <w:hyperlink w:anchor="_Toc227154955" w:history="1">
+          <w:hyperlink w:anchor="_Toc228991431" w:history="1">
             <w:r>
               <w:rPr>
                 <w:rStyle w:val="Hyperlink"/>
@@ -776,7 +776,7 @@
                 <w:rStyle w:val="Hyperlink"/>
                 <w:noProof/>
               </w:rPr>
-              <w:t>STAR</w:t>
+              <w:t>ESCOPO DO PROJETO</w:t>
             </w:r>
             <w:r>
               <w:rPr>
@@ -797,7 +797,7 @@
                 <w:noProof/>
                 <w:webHidden/>
               </w:rPr>
-              <w:instrText xml:space="preserve"> PAGEREF _Toc227154955 \h </w:instrText>
+              <w:instrText xml:space="preserve"> PAGEREF _Toc228991431 \h </w:instrText>
             </w:r>
             <w:r>
               <w:rPr>
@@ -844,7 +844,7 @@
               <w14:ligatures w14:val="standardContextual"/>
             </w:rPr>
           </w:pPr>
-          <w:hyperlink w:anchor="_Toc227154956" w:history="1">
+          <w:hyperlink w:anchor="_Toc228991432" w:history="1">
             <w:r>
               <w:rPr>
                 <w:rStyle w:val="Hyperlink"/>
@@ -868,7 +868,7 @@
                 <w:rStyle w:val="Hyperlink"/>
                 <w:noProof/>
               </w:rPr>
-              <w:t>ESCOPO DO PROJETO</w:t>
+              <w:t>PLANO DE NEGÓCIOS</w:t>
             </w:r>
             <w:r>
               <w:rPr>
@@ -889,7 +889,7 @@
                 <w:noProof/>
                 <w:webHidden/>
               </w:rPr>
-              <w:instrText xml:space="preserve"> PAGEREF _Toc227154956 \h </w:instrText>
+              <w:instrText xml:space="preserve"> PAGEREF _Toc228991432 \h </w:instrText>
             </w:r>
             <w:r>
               <w:rPr>
@@ -936,7 +936,7 @@
               <w14:ligatures w14:val="standardContextual"/>
             </w:rPr>
           </w:pPr>
-          <w:hyperlink w:anchor="_Toc227154957" w:history="1">
+          <w:hyperlink w:anchor="_Toc228991433" w:history="1">
             <w:r>
               <w:rPr>
                 <w:rStyle w:val="Hyperlink"/>
@@ -960,7 +960,7 @@
                 <w:rStyle w:val="Hyperlink"/>
                 <w:noProof/>
               </w:rPr>
-              <w:t>PLANO DE NEGÓCIOS</w:t>
+              <w:t>PÚBLICO-ALVO</w:t>
             </w:r>
             <w:r>
               <w:rPr>
@@ -981,7 +981,7 @@
                 <w:noProof/>
                 <w:webHidden/>
               </w:rPr>
-              <w:instrText xml:space="preserve"> PAGEREF _Toc227154957 \h </w:instrText>
+              <w:instrText xml:space="preserve"> PAGEREF _Toc228991433 \h </w:instrText>
             </w:r>
             <w:r>
               <w:rPr>
@@ -1001,7 +1001,7 @@
                 <w:noProof/>
                 <w:webHidden/>
               </w:rPr>
-              <w:t>5</w:t>
+              <w:t>7</w:t>
             </w:r>
             <w:r>
               <w:rPr>
@@ -1028,13 +1028,270 @@
               <w14:ligatures w14:val="standardContextual"/>
             </w:rPr>
           </w:pPr>
-          <w:hyperlink w:anchor="_Toc227154958" w:history="1">
+          <w:hyperlink w:anchor="_Toc228991434" w:history="1">
             <w:r>
               <w:rPr>
                 <w:rStyle w:val="Hyperlink"/>
                 <w:noProof/>
               </w:rPr>
               <w:t>5.</w:t>
+            </w:r>
+            <w:r>
+              <w:rPr>
+                <w:rFonts w:asciiTheme="minorHAnsi" w:eastAsiaTheme="minorEastAsia" w:hAnsiTheme="minorHAnsi" w:cstheme="minorBidi"/>
+                <w:noProof/>
+                <w:kern w:val="2"/>
+                <w:sz w:val="24"/>
+                <w:szCs w:val="24"/>
+                <w14:ligatures w14:val="standardContextual"/>
+              </w:rPr>
+              <w:tab/>
+            </w:r>
+            <w:r>
+              <w:rPr>
+                <w:rStyle w:val="Hyperlink"/>
+                <w:noProof/>
+              </w:rPr>
+              <w:t>REQUISITOS DO SISTEMA</w:t>
+            </w:r>
+            <w:r>
+              <w:rPr>
+                <w:noProof/>
+                <w:webHidden/>
+              </w:rPr>
+              <w:tab/>
+            </w:r>
+            <w:r>
+              <w:rPr>
+                <w:noProof/>
+                <w:webHidden/>
+              </w:rPr>
+              <w:fldChar w:fldCharType="begin"/>
+            </w:r>
+            <w:r>
+              <w:rPr>
+                <w:noProof/>
+                <w:webHidden/>
+              </w:rPr>
+              <w:instrText xml:space="preserve"> PAGEREF _Toc228991434 \h </w:instrText>
+            </w:r>
+            <w:r>
+              <w:rPr>
+                <w:noProof/>
+                <w:webHidden/>
+              </w:rPr>
+            </w:r>
+            <w:r>
+              <w:rPr>
+                <w:noProof/>
+                <w:webHidden/>
+              </w:rPr>
+              <w:fldChar w:fldCharType="separate"/>
+            </w:r>
+            <w:r>
+              <w:rPr>
+                <w:noProof/>
+                <w:webHidden/>
+              </w:rPr>
+              <w:t>8</w:t>
+            </w:r>
+            <w:r>
+              <w:rPr>
+                <w:noProof/>
+                <w:webHidden/>
+              </w:rPr>
+              <w:fldChar w:fldCharType="end"/>
+            </w:r>
+          </w:hyperlink>
+        </w:p>
+        <w:p>
+          <w:pPr>
+            <w:pStyle w:val="Sumrio2"/>
+            <w:tabs>
+              <w:tab w:val="right" w:leader="dot" w:pos="9019"/>
+            </w:tabs>
+            <w:rPr>
+              <w:rFonts w:asciiTheme="minorHAnsi" w:eastAsiaTheme="minorEastAsia" w:hAnsiTheme="minorHAnsi" w:cstheme="minorBidi"/>
+              <w:noProof/>
+              <w:kern w:val="2"/>
+              <w:sz w:val="24"/>
+              <w:szCs w:val="24"/>
+              <w14:ligatures w14:val="standardContextual"/>
+            </w:rPr>
+          </w:pPr>
+          <w:hyperlink w:anchor="_Toc228991435" w:history="1">
+            <w:r>
+              <w:rPr>
+                <w:rStyle w:val="Hyperlink"/>
+                <w:noProof/>
+              </w:rPr>
+              <w:t>5.1 Requisitos Funcionais (RF)</w:t>
+            </w:r>
+            <w:r>
+              <w:rPr>
+                <w:noProof/>
+                <w:webHidden/>
+              </w:rPr>
+              <w:tab/>
+            </w:r>
+            <w:r>
+              <w:rPr>
+                <w:noProof/>
+                <w:webHidden/>
+              </w:rPr>
+              <w:fldChar w:fldCharType="begin"/>
+            </w:r>
+            <w:r>
+              <w:rPr>
+                <w:noProof/>
+                <w:webHidden/>
+              </w:rPr>
+              <w:instrText xml:space="preserve"> PAGEREF _Toc228991435 \h </w:instrText>
+            </w:r>
+            <w:r>
+              <w:rPr>
+                <w:noProof/>
+                <w:webHidden/>
+              </w:rPr>
+            </w:r>
+            <w:r>
+              <w:rPr>
+                <w:noProof/>
+                <w:webHidden/>
+              </w:rPr>
+              <w:fldChar w:fldCharType="separate"/>
+            </w:r>
+            <w:r>
+              <w:rPr>
+                <w:noProof/>
+                <w:webHidden/>
+              </w:rPr>
+              <w:t>8</w:t>
+            </w:r>
+            <w:r>
+              <w:rPr>
+                <w:noProof/>
+                <w:webHidden/>
+              </w:rPr>
+              <w:fldChar w:fldCharType="end"/>
+            </w:r>
+          </w:hyperlink>
+        </w:p>
+        <w:p>
+          <w:pPr>
+            <w:pStyle w:val="Sumrio1"/>
+            <w:tabs>
+              <w:tab w:val="left" w:pos="720"/>
+              <w:tab w:val="right" w:leader="dot" w:pos="9019"/>
+            </w:tabs>
+            <w:rPr>
+              <w:rFonts w:asciiTheme="minorHAnsi" w:eastAsiaTheme="minorEastAsia" w:hAnsiTheme="minorHAnsi" w:cstheme="minorBidi"/>
+              <w:noProof/>
+              <w:kern w:val="2"/>
+              <w:sz w:val="24"/>
+              <w:szCs w:val="24"/>
+              <w14:ligatures w14:val="standardContextual"/>
+            </w:rPr>
+          </w:pPr>
+          <w:hyperlink w:anchor="_Toc228991436" w:history="1">
+            <w:r>
+              <w:rPr>
+                <w:rStyle w:val="Hyperlink"/>
+                <w:noProof/>
+              </w:rPr>
+              <w:t>5.2</w:t>
+            </w:r>
+            <w:r>
+              <w:rPr>
+                <w:rFonts w:asciiTheme="minorHAnsi" w:eastAsiaTheme="minorEastAsia" w:hAnsiTheme="minorHAnsi" w:cstheme="minorBidi"/>
+                <w:noProof/>
+                <w:kern w:val="2"/>
+                <w:sz w:val="24"/>
+                <w:szCs w:val="24"/>
+                <w14:ligatures w14:val="standardContextual"/>
+              </w:rPr>
+              <w:tab/>
+            </w:r>
+            <w:r>
+              <w:rPr>
+                <w:rStyle w:val="Hyperlink"/>
+                <w:noProof/>
+              </w:rPr>
+              <w:t>Requisitos Não Funcionais (RNF)</w:t>
+            </w:r>
+            <w:r>
+              <w:rPr>
+                <w:noProof/>
+                <w:webHidden/>
+              </w:rPr>
+              <w:tab/>
+            </w:r>
+            <w:r>
+              <w:rPr>
+                <w:noProof/>
+                <w:webHidden/>
+              </w:rPr>
+              <w:fldChar w:fldCharType="begin"/>
+            </w:r>
+            <w:r>
+              <w:rPr>
+                <w:noProof/>
+                <w:webHidden/>
+              </w:rPr>
+              <w:instrText xml:space="preserve"> PAGEREF _Toc228991436 \h </w:instrText>
+            </w:r>
+            <w:r>
+              <w:rPr>
+                <w:noProof/>
+                <w:webHidden/>
+              </w:rPr>
+            </w:r>
+            <w:r>
+              <w:rPr>
+                <w:noProof/>
+                <w:webHidden/>
+              </w:rPr>
+              <w:fldChar w:fldCharType="separate"/>
+            </w:r>
+            <w:r>
+              <w:rPr>
+                <w:noProof/>
+                <w:webHidden/>
+              </w:rPr>
+              <w:t>10</w:t>
+            </w:r>
+            <w:r>
+              <w:rPr>
+                <w:noProof/>
+                <w:webHidden/>
+              </w:rPr>
+              <w:fldChar w:fldCharType="end"/>
+            </w:r>
+          </w:hyperlink>
+        </w:p>
+        <w:p>
+          <w:pPr>
+            <w:pStyle w:val="Sumrio1"/>
+            <w:tabs>
+              <w:tab w:val="left" w:pos="480"/>
+              <w:tab w:val="right" w:leader="dot" w:pos="9019"/>
+            </w:tabs>
+            <w:rPr>
+              <w:rFonts w:asciiTheme="minorHAnsi" w:eastAsiaTheme="minorEastAsia" w:hAnsiTheme="minorHAnsi" w:cstheme="minorBidi"/>
+              <w:noProof/>
+              <w:kern w:val="2"/>
+              <w:sz w:val="24"/>
+              <w:szCs w:val="24"/>
+              <w14:ligatures w14:val="standardContextual"/>
+            </w:rPr>
+          </w:pPr>
+          <w:hyperlink w:anchor="_Toc228991437" w:history="1">
+            <w:r>
+              <w:rPr>
+                <w:rStyle w:val="Hyperlink"/>
+                <w:noProof/>
+              </w:rPr>
+              <w:t>6.</w:t>
             </w:r>
             <w:r>
               <w:rPr>
@@ -1073,7 +1330,7 @@
                 <w:noProof/>
                 <w:webHidden/>
               </w:rPr>
-              <w:instrText xml:space="preserve"> PAGEREF _Toc227154958 \h </w:instrText>
+              <w:instrText xml:space="preserve"> PAGEREF _Toc228991437 \h </w:instrText>
             </w:r>
             <w:r>
               <w:rPr>
@@ -1093,7 +1350,7 @@
                 <w:noProof/>
                 <w:webHidden/>
               </w:rPr>
-              <w:t>7</w:t>
+              <w:t>11</w:t>
             </w:r>
             <w:r>
               <w:rPr>
@@ -1119,7 +1376,7 @@
               <w14:ligatures w14:val="standardContextual"/>
             </w:rPr>
           </w:pPr>
-          <w:hyperlink w:anchor="_Toc227154959" w:history="1">
+          <w:hyperlink w:anchor="_Toc228991438" w:history="1">
             <w:r>
               <w:rPr>
                 <w:rStyle w:val="Hyperlink"/>
@@ -1146,7 +1403,7 @@
                 <w:noProof/>
                 <w:webHidden/>
               </w:rPr>
-              <w:instrText xml:space="preserve"> PAGEREF _Toc227154959 \h </w:instrText>
+              <w:instrText xml:space="preserve"> PAGEREF _Toc228991438 \h </w:instrText>
             </w:r>
             <w:r>
               <w:rPr>
@@ -1166,7 +1423,7 @@
                 <w:noProof/>
                 <w:webHidden/>
               </w:rPr>
-              <w:t>8</w:t>
+              <w:t>11</w:t>
             </w:r>
             <w:r>
               <w:rPr>
@@ -1194,7 +1451,7 @@
         <w:pStyle w:val="Ttulo1"/>
         <w:ind w:left="426" w:hanging="426"/>
       </w:pPr>
-      <w:bookmarkStart w:id="0" w:name="_Toc227154954"/>
+      <w:bookmarkStart w:id="0" w:name="_Toc228991430"/>
       <w:r>
         <w:lastRenderedPageBreak/>
         <w:t>A</w:t>
@@ -1321,7 +1578,7 @@
       <w:pPr>
         <w:pStyle w:val="Ttulo1"/>
       </w:pPr>
-      <w:bookmarkStart w:id="3" w:name="_Toc227154956"/>
+      <w:bookmarkStart w:id="3" w:name="_Toc228991431"/>
       <w:bookmarkEnd w:id="2"/>
       <w:r>
         <w:t>ESCOPO DO PROJETO</w:t>
@@ -1551,14 +1808,42 @@
     </w:p>
     <w:p>
       <w:r>
-        <w:t>O foco será na especialização para superar a concorrência de plataformas generalistas:</w:t>
+        <w:t xml:space="preserve">Com o objetivo de aumentar a visibilidade de estabelecimentos pet </w:t>
+      </w:r>
+      <w:proofErr w:type="spellStart"/>
+      <w:r>
+        <w:t>friendly</w:t>
+      </w:r>
+      <w:proofErr w:type="spellEnd"/>
+      <w:r>
+        <w:t xml:space="preserve"> para milhares de tutores em Araras e região, a plataforma adota um modelo de precificação baseado em três níveis de planos de assinatura recorrente (mês a mês).</w:t>
+      </w:r>
+    </w:p>
+    <w:p>
+      <w:r>
+        <w:t>Abaixo estão detalhados os valores e os recursos incluídos em cada plano:</w:t>
+      </w:r>
+    </w:p>
+    <w:p>
+      <w:pPr>
+        <w:rPr>
+          <w:b/>
+          <w:bCs/>
+        </w:rPr>
+      </w:pPr>
+      <w:r>
+        <w:rPr>
+          <w:b/>
+          <w:bCs/>
+        </w:rPr>
+        <w:t>1. Plano Essencial (Grátis)</w:t>
       </w:r>
     </w:p>
     <w:p>
       <w:pPr>
         <w:numPr>
           <w:ilvl w:val="0"/>
-          <w:numId w:val="39"/>
+          <w:numId w:val="48"/>
         </w:numPr>
       </w:pPr>
       <w:r>
@@ -1566,17 +1851,17 @@
           <w:b/>
           <w:bCs/>
         </w:rPr>
-        <w:t>Planos Premium (B2B):</w:t>
-      </w:r>
-      <w:r>
-        <w:t xml:space="preserve"> Empresas poderão pagar por destaque nos resultados de busca e relatórios de visualização.</w:t>
+        <w:t>Valor:</w:t>
+      </w:r>
+      <w:r>
+        <w:t xml:space="preserve"> R$ 0,00 / mês</w:t>
       </w:r>
     </w:p>
     <w:p>
       <w:pPr>
         <w:numPr>
           <w:ilvl w:val="0"/>
-          <w:numId w:val="39"/>
+          <w:numId w:val="48"/>
         </w:numPr>
       </w:pPr>
       <w:r>
@@ -1584,10 +1869,314 @@
           <w:b/>
           <w:bCs/>
         </w:rPr>
-        <w:t>Anúncios Direcionados:</w:t>
-      </w:r>
-      <w:r>
-        <w:t xml:space="preserve"> Espaços publicitários para redes de pet shops e clínicas.</w:t>
+        <w:t>Recursos Incluídos:</w:t>
+      </w:r>
+    </w:p>
+    <w:p>
+      <w:pPr>
+        <w:numPr>
+          <w:ilvl w:val="1"/>
+          <w:numId w:val="48"/>
+        </w:numPr>
+      </w:pPr>
+      <w:r>
+        <w:t>Exibição básica no mapa.</w:t>
+      </w:r>
+    </w:p>
+    <w:p>
+      <w:pPr>
+        <w:numPr>
+          <w:ilvl w:val="1"/>
+          <w:numId w:val="48"/>
+        </w:numPr>
+      </w:pPr>
+      <w:r>
+        <w:t>Informação de horário de funcionamento.</w:t>
+      </w:r>
+    </w:p>
+    <w:p>
+      <w:pPr>
+        <w:numPr>
+          <w:ilvl w:val="1"/>
+          <w:numId w:val="48"/>
+        </w:numPr>
+      </w:pPr>
+      <w:r>
+        <w:t>Recebimento de avaliações de clientes.</w:t>
+      </w:r>
+    </w:p>
+    <w:p>
+      <w:pPr>
+        <w:numPr>
+          <w:ilvl w:val="1"/>
+          <w:numId w:val="48"/>
+        </w:numPr>
+      </w:pPr>
+      <w:r>
+        <w:lastRenderedPageBreak/>
+        <w:t>Upload de até 3 fotos do local.</w:t>
+      </w:r>
+    </w:p>
+    <w:p>
+      <w:pPr>
+        <w:numPr>
+          <w:ilvl w:val="1"/>
+          <w:numId w:val="48"/>
+        </w:numPr>
+      </w:pPr>
+      <w:r>
+        <w:t>Inclusão de uma descrição simples.</w:t>
+      </w:r>
+    </w:p>
+    <w:p>
+      <w:pPr>
+        <w:numPr>
+          <w:ilvl w:val="0"/>
+          <w:numId w:val="48"/>
+        </w:numPr>
+      </w:pPr>
+      <w:r>
+        <w:rPr>
+          <w:b/>
+          <w:bCs/>
+        </w:rPr>
+        <w:t>Limitações:</w:t>
+      </w:r>
+    </w:p>
+    <w:p>
+      <w:pPr>
+        <w:numPr>
+          <w:ilvl w:val="1"/>
+          <w:numId w:val="48"/>
+        </w:numPr>
+      </w:pPr>
+      <w:r>
+        <w:t>Sem destaque visual no mapa.</w:t>
+      </w:r>
+    </w:p>
+    <w:p>
+      <w:pPr>
+        <w:numPr>
+          <w:ilvl w:val="1"/>
+          <w:numId w:val="48"/>
+        </w:numPr>
+      </w:pPr>
+      <w:r>
+        <w:t>O estabelecimento aparece nos resultados de busca após os planos pagos.</w:t>
+      </w:r>
+    </w:p>
+    <w:p>
+      <w:pPr>
+        <w:rPr>
+          <w:b/>
+          <w:bCs/>
+        </w:rPr>
+      </w:pPr>
+      <w:r>
+        <w:rPr>
+          <w:b/>
+          <w:bCs/>
+        </w:rPr>
+        <w:t>2. Plano Destaque (Mais Escolhido)</w:t>
+      </w:r>
+    </w:p>
+    <w:p>
+      <w:pPr>
+        <w:numPr>
+          <w:ilvl w:val="0"/>
+          <w:numId w:val="49"/>
+        </w:numPr>
+      </w:pPr>
+      <w:r>
+        <w:rPr>
+          <w:b/>
+          <w:bCs/>
+        </w:rPr>
+        <w:t>Valor:</w:t>
+      </w:r>
+      <w:r>
+        <w:t xml:space="preserve"> R$ 39,90 / mês</w:t>
+      </w:r>
+    </w:p>
+    <w:p>
+      <w:pPr>
+        <w:numPr>
+          <w:ilvl w:val="0"/>
+          <w:numId w:val="49"/>
+        </w:numPr>
+      </w:pPr>
+      <w:r>
+        <w:rPr>
+          <w:b/>
+          <w:bCs/>
+        </w:rPr>
+        <w:t>Recursos Incluídos:</w:t>
+      </w:r>
+    </w:p>
+    <w:p>
+      <w:pPr>
+        <w:numPr>
+          <w:ilvl w:val="1"/>
+          <w:numId w:val="49"/>
+        </w:numPr>
+      </w:pPr>
+      <w:r>
+        <w:rPr>
+          <w:b/>
+          <w:bCs/>
+        </w:rPr>
+        <w:t>Tudo do plano Essencial.</w:t>
+      </w:r>
+    </w:p>
+    <w:p>
+      <w:pPr>
+        <w:numPr>
+          <w:ilvl w:val="1"/>
+          <w:numId w:val="49"/>
+        </w:numPr>
+      </w:pPr>
+      <w:r>
+        <w:t>Aumento para até 10 fotos.</w:t>
+      </w:r>
+    </w:p>
+    <w:p>
+      <w:pPr>
+        <w:numPr>
+          <w:ilvl w:val="1"/>
+          <w:numId w:val="49"/>
+        </w:numPr>
+      </w:pPr>
+      <w:r>
+        <w:t>Destaque visual exclusivo no mapa.</w:t>
+      </w:r>
+    </w:p>
+    <w:p>
+      <w:pPr>
+        <w:numPr>
+          <w:ilvl w:val="1"/>
+          <w:numId w:val="49"/>
+        </w:numPr>
+      </w:pPr>
+      <w:r>
+        <w:t>Prioridade nos resultados de buscas da plataforma.</w:t>
+      </w:r>
+    </w:p>
+    <w:p>
+      <w:pPr>
+        <w:numPr>
+          <w:ilvl w:val="1"/>
+          <w:numId w:val="49"/>
+        </w:numPr>
+      </w:pPr>
+      <w:r>
+        <w:t>Acesso a suporte prioritário.</w:t>
+      </w:r>
+    </w:p>
+    <w:p>
+      <w:pPr>
+        <w:rPr>
+          <w:b/>
+          <w:bCs/>
+        </w:rPr>
+      </w:pPr>
+      <w:r>
+        <w:rPr>
+          <w:b/>
+          <w:bCs/>
+        </w:rPr>
+        <w:t>3. Plano Premium</w:t>
+      </w:r>
+    </w:p>
+    <w:p>
+      <w:pPr>
+        <w:numPr>
+          <w:ilvl w:val="0"/>
+          <w:numId w:val="50"/>
+        </w:numPr>
+      </w:pPr>
+      <w:r>
+        <w:rPr>
+          <w:b/>
+          <w:bCs/>
+        </w:rPr>
+        <w:t>Valor:</w:t>
+      </w:r>
+      <w:r>
+        <w:t xml:space="preserve"> R$ 79,90 / mês</w:t>
+      </w:r>
+    </w:p>
+    <w:p>
+      <w:pPr>
+        <w:numPr>
+          <w:ilvl w:val="0"/>
+          <w:numId w:val="50"/>
+        </w:numPr>
+      </w:pPr>
+      <w:r>
+        <w:rPr>
+          <w:b/>
+          <w:bCs/>
+        </w:rPr>
+        <w:t>Recursos Incluídos:</w:t>
+      </w:r>
+    </w:p>
+    <w:p>
+      <w:pPr>
+        <w:numPr>
+          <w:ilvl w:val="1"/>
+          <w:numId w:val="50"/>
+        </w:numPr>
+      </w:pPr>
+      <w:r>
+        <w:rPr>
+          <w:b/>
+          <w:bCs/>
+        </w:rPr>
+        <w:t>Tudo do plano Destaque.</w:t>
+      </w:r>
+    </w:p>
+    <w:p>
+      <w:pPr>
+        <w:numPr>
+          <w:ilvl w:val="1"/>
+          <w:numId w:val="50"/>
+        </w:numPr>
+      </w:pPr>
+      <w:r>
+        <w:t>Aumento para até 25 fotos.</w:t>
+      </w:r>
+    </w:p>
+    <w:p>
+      <w:pPr>
+        <w:numPr>
+          <w:ilvl w:val="1"/>
+          <w:numId w:val="50"/>
+        </w:numPr>
+      </w:pPr>
+      <w:r>
+        <w:t>"Aparece primeiro" (primeiras posições) em todas as buscas relevantes.</w:t>
+      </w:r>
+    </w:p>
+    <w:p>
+      <w:pPr>
+        <w:numPr>
+          <w:ilvl w:val="1"/>
+          <w:numId w:val="50"/>
+        </w:numPr>
+      </w:pPr>
+      <w:r>
+        <w:t>Banner promocional na página inicial (Home) do portal.</w:t>
+      </w:r>
+    </w:p>
+    <w:p>
+      <w:pPr>
+        <w:numPr>
+          <w:ilvl w:val="1"/>
+          <w:numId w:val="50"/>
+        </w:numPr>
+      </w:pPr>
+      <w:r>
+        <w:t>Inclusão do "Selo de parceiro verificado" no perfil e mapa, aumentando a credibilidade.</w:t>
       </w:r>
     </w:p>
     <w:p/>
@@ -1595,7 +2184,7 @@
       <w:pPr>
         <w:pStyle w:val="Ttulo1"/>
       </w:pPr>
-      <w:bookmarkStart w:id="4" w:name="_Toc227154957"/>
+      <w:bookmarkStart w:id="4" w:name="_Toc228991432"/>
       <w:r>
         <w:t>PLANO DE NEGÓCIOS</w:t>
       </w:r>
@@ -1625,7 +2214,6 @@
     </w:p>
     <w:p>
       <w:r>
-        <w:lastRenderedPageBreak/>
         <w:t xml:space="preserve">O presente projeto propõe o desenvolvimento de uma plataforma web robusta voltada à geolocalização de estabelecimentos </w:t>
       </w:r>
       <w:r>
@@ -1761,6 +2349,7 @@
           <w:b/>
           <w:bCs/>
         </w:rPr>
+        <w:lastRenderedPageBreak/>
         <w:t>Baixa Confiabilidade:</w:t>
       </w:r>
       <w:r>
@@ -2081,7 +2670,6 @@
           <w:b/>
           <w:bCs/>
         </w:rPr>
-        <w:lastRenderedPageBreak/>
         <w:t>7.</w:t>
       </w:r>
       <w:r>
@@ -2193,22 +2781,126 @@
       </w:r>
     </w:p>
     <w:p/>
+    <w:p>
+      <w:pPr>
+        <w:pStyle w:val="Ttulo1"/>
+      </w:pPr>
+      <w:bookmarkStart w:id="5" w:name="_Toc228991433"/>
+      <w:r>
+        <w:t>PÚBLICO-ALVO</w:t>
+      </w:r>
+      <w:bookmarkEnd w:id="5"/>
+    </w:p>
+    <w:p>
+      <w:r>
+        <w:t>O cliente central do Clube dos Pets é definido pelo perfil do Tutor Pet de Alt</w:t>
+      </w:r>
+      <w:r>
+        <w:t>o</w:t>
+      </w:r>
+      <w:r>
+        <w:t xml:space="preserve"> Engajamento. Este indivíduo não visualiza o animal de estimação como um simples guardião ou companhia ocasional, mas como um membro integrante do núcleo familiar, fenômeno sociológico conhecido como família multiespécie.</w:t>
+      </w:r>
+    </w:p>
+    <w:p>
+      <w:r>
+        <w:t xml:space="preserve">O cliente-alvo é composto por homens e mulheres, predominantemente entre 25 e 45 anos, que possuem uma vida urbana ativa e buscam integrar seus pets em sua rotina social. São usuários que valorizam a transparência: para eles, não basta o estabelecimento ostentar um selo "Pet </w:t>
+      </w:r>
+      <w:proofErr w:type="spellStart"/>
+      <w:r>
+        <w:t>Friendly</w:t>
+      </w:r>
+      <w:proofErr w:type="spellEnd"/>
+      <w:r>
+        <w:t>"; é necessário que o local ofereça infraestrutura real de acolhimento (conforto, higiene e segurança).</w:t>
+      </w:r>
+    </w:p>
+    <w:p>
+      <w:r>
+        <w:t>A aplicação Clube dos Pets conecta as necessidades deste cliente às oportunidades de mercado através de três eixos de valor:</w:t>
+      </w:r>
+    </w:p>
     <w:p/>
     <w:p>
+      <w:r>
+        <w:t>Redução da Carga Cognitiva: O cliente não precisa mais pesquisar em múltiplas plataformas (Google Maps, Instagram, sites de hotéis) para confirmar se um local aceita pets. A plataforma centraliza a informação curada.</w:t>
+      </w:r>
+    </w:p>
+    <w:p/>
+    <w:p>
+      <w:r>
+        <w:t>Segurança Decisória: Através do sistema de favoritos e avaliações, o cliente toma decisões baseadas na experiência de outros tutores, mitigando o risco de frustrações durante o lazer.</w:t>
+      </w:r>
+    </w:p>
+    <w:p/>
+    <w:p>
+      <w:r>
+        <w:t>Fidelização e Conveniência: Ao permitir que o usuário gerencie suas reservas e salve seus locais preferidos em uma conta personalizada, o software transforma uma necessidade logística em um hábito de consumo prazeroso.</w:t>
+      </w:r>
+    </w:p>
+    <w:p/>
+    <w:p>
+      <w:r>
+        <w:rPr>
+          <w:noProof/>
+        </w:rPr>
+        <w:lastRenderedPageBreak/>
+        <w:drawing>
+          <wp:inline distT="0" distB="0" distL="0" distR="0" wp14:anchorId="135E6046" wp14:editId="25084A83">
+            <wp:extent cx="5733415" cy="3474720"/>
+            <wp:effectExtent l="0" t="0" r="635" b="0"/>
+            <wp:docPr id="315815529" name="Imagem 2"/>
+            <wp:cNvGraphicFramePr>
+              <a:graphicFrameLocks xmlns:a="http://schemas.openxmlformats.org/drawingml/2006/main" noChangeAspect="1"/>
+            </wp:cNvGraphicFramePr>
+            <a:graphic xmlns:a="http://schemas.openxmlformats.org/drawingml/2006/main">
+              <a:graphicData uri="http://schemas.openxmlformats.org/drawingml/2006/picture">
+                <pic:pic xmlns:pic="http://schemas.openxmlformats.org/drawingml/2006/picture">
+                  <pic:nvPicPr>
+                    <pic:cNvPr id="315815529" name="Imagem 315815529"/>
+                    <pic:cNvPicPr/>
+                  </pic:nvPicPr>
+                  <pic:blipFill>
+                    <a:blip r:embed="rId13"/>
+                    <a:stretch>
+                      <a:fillRect/>
+                    </a:stretch>
+                  </pic:blipFill>
+                  <pic:spPr>
+                    <a:xfrm>
+                      <a:off x="0" y="0"/>
+                      <a:ext cx="5733415" cy="3474720"/>
+                    </a:xfrm>
+                    <a:prstGeom prst="rect">
+                      <a:avLst/>
+                    </a:prstGeom>
+                  </pic:spPr>
+                </pic:pic>
+              </a:graphicData>
+            </a:graphic>
+          </wp:inline>
+        </w:drawing>
+      </w:r>
+    </w:p>
+    <w:p>
       <w:pPr>
         <w:pStyle w:val="Ttulo1"/>
       </w:pPr>
-      <w:r>
-        <w:t xml:space="preserve">Requisitos do Sistema </w:t>
-      </w:r>
+      <w:bookmarkStart w:id="6" w:name="_Toc228991434"/>
+      <w:r>
+        <w:t>REQUISITOS DO SISTEMA</w:t>
+      </w:r>
+      <w:bookmarkEnd w:id="6"/>
     </w:p>
     <w:p>
       <w:pPr>
         <w:pStyle w:val="Ttulo2"/>
       </w:pPr>
+      <w:bookmarkStart w:id="7" w:name="_Toc228991435"/>
       <w:r>
         <w:t>5.1 Requisitos Funcionais (RF)</w:t>
       </w:r>
+      <w:bookmarkEnd w:id="7"/>
     </w:p>
     <w:p>
       <w:pPr>
@@ -2327,7 +3019,6 @@
           <w:b/>
           <w:bCs/>
         </w:rPr>
-        <w:lastRenderedPageBreak/>
         <w:t>Localização e Busca</w:t>
       </w:r>
     </w:p>
@@ -2720,9 +3411,13 @@
         </w:numPr>
       </w:pPr>
       <w:r>
-        <w:lastRenderedPageBreak/>
-        <w:t xml:space="preserve"> Requisitos Não Funcionais (RNF)</w:t>
-      </w:r>
+        <w:t xml:space="preserve"> </w:t>
+      </w:r>
+      <w:bookmarkStart w:id="8" w:name="_Toc228991436"/>
+      <w:r>
+        <w:t>Requisitos Não Funcionais (RNF)</w:t>
+      </w:r>
+      <w:bookmarkEnd w:id="8"/>
     </w:p>
     <w:p>
       <w:pPr>
@@ -3183,14 +3878,14 @@
           <w:color w:val="FF0000"/>
         </w:rPr>
       </w:pPr>
-      <w:bookmarkStart w:id="5" w:name="_Toc227154958"/>
+      <w:bookmarkStart w:id="9" w:name="_Toc228991437"/>
       <w:r>
         <w:rPr>
           <w:color w:val="FF0000"/>
         </w:rPr>
         <w:t>CONSIDERAÇÕES FINAIS</w:t>
       </w:r>
-      <w:bookmarkEnd w:id="5"/>
+      <w:bookmarkEnd w:id="9"/>
     </w:p>
     <w:p>
       <w:pPr>
@@ -3249,20 +3944,20 @@
         <w:spacing w:before="0" w:line="360" w:lineRule="auto"/>
         <w:ind w:left="720" w:hanging="720"/>
       </w:pPr>
-      <w:bookmarkStart w:id="6" w:name="_Toc177394265"/>
-      <w:bookmarkStart w:id="7" w:name="_Toc227154959"/>
+      <w:bookmarkStart w:id="10" w:name="_Toc177394265"/>
+      <w:bookmarkStart w:id="11" w:name="_Toc228991438"/>
       <w:r>
         <w:t>Referências</w:t>
       </w:r>
       <w:r>
         <w:t xml:space="preserve"> Bibliográficas</w:t>
       </w:r>
-      <w:bookmarkEnd w:id="6"/>
-      <w:bookmarkEnd w:id="7"/>
+      <w:bookmarkEnd w:id="10"/>
+      <w:bookmarkEnd w:id="11"/>
     </w:p>
     <w:p/>
     <w:sectPr>
-      <w:headerReference w:type="default" r:id="rId13"/>
+      <w:headerReference w:type="default" r:id="rId14"/>
       <w:pgSz w:w="11909" w:h="16834"/>
       <w:pgMar w:top="1440" w:right="1440" w:bottom="1440" w:left="1440" w:header="720" w:footer="720" w:gutter="0"/>
       <w:pgNumType w:start="1"/>
@@ -4659,6 +5354,155 @@
     </w:lvl>
   </w:abstractNum>
   <w:abstractNum w:abstractNumId="8" w15:restartNumberingAfterBreak="0">
+    <w:nsid w:val="11EF1E7E"/>
+    <w:multiLevelType w:val="multilevel"/>
+    <w:tmpl w:val="0CFA27C2"/>
+    <w:lvl w:ilvl="0">
+      <w:start w:val="1"/>
+      <w:numFmt w:val="bullet"/>
+      <w:lvlText w:val=""/>
+      <w:lvlJc w:val="left"/>
+      <w:pPr>
+        <w:tabs>
+          <w:tab w:val="num" w:pos="720"/>
+        </w:tabs>
+        <w:ind w:left="720" w:hanging="360"/>
+      </w:pPr>
+      <w:rPr>
+        <w:rFonts w:ascii="Symbol" w:hAnsi="Symbol" w:hint="default"/>
+        <w:sz w:val="20"/>
+      </w:rPr>
+    </w:lvl>
+    <w:lvl w:ilvl="1">
+      <w:start w:val="1"/>
+      <w:numFmt w:val="bullet"/>
+      <w:lvlText w:val="o"/>
+      <w:lvlJc w:val="left"/>
+      <w:pPr>
+        <w:tabs>
+          <w:tab w:val="num" w:pos="1440"/>
+        </w:tabs>
+        <w:ind w:left="1440" w:hanging="360"/>
+      </w:pPr>
+      <w:rPr>
+        <w:rFonts w:ascii="Courier New" w:hAnsi="Courier New" w:hint="default"/>
+        <w:sz w:val="20"/>
+      </w:rPr>
+    </w:lvl>
+    <w:lvl w:ilvl="2" w:tentative="1">
+      <w:start w:val="1"/>
+      <w:numFmt w:val="bullet"/>
+      <w:lvlText w:val=""/>
+      <w:lvlJc w:val="left"/>
+      <w:pPr>
+        <w:tabs>
+          <w:tab w:val="num" w:pos="2160"/>
+        </w:tabs>
+        <w:ind w:left="2160" w:hanging="360"/>
+      </w:pPr>
+      <w:rPr>
+        <w:rFonts w:ascii="Wingdings" w:hAnsi="Wingdings" w:hint="default"/>
+        <w:sz w:val="20"/>
+      </w:rPr>
+    </w:lvl>
+    <w:lvl w:ilvl="3" w:tentative="1">
+      <w:start w:val="1"/>
+      <w:numFmt w:val="bullet"/>
+      <w:lvlText w:val=""/>
+      <w:lvlJc w:val="left"/>
+      <w:pPr>
+        <w:tabs>
+          <w:tab w:val="num" w:pos="2880"/>
+        </w:tabs>
+        <w:ind w:left="2880" w:hanging="360"/>
+      </w:pPr>
+      <w:rPr>
+        <w:rFonts w:ascii="Wingdings" w:hAnsi="Wingdings" w:hint="default"/>
+        <w:sz w:val="20"/>
+      </w:rPr>
+    </w:lvl>
+    <w:lvl w:ilvl="4" w:tentative="1">
+      <w:start w:val="1"/>
+      <w:numFmt w:val="bullet"/>
+      <w:lvlText w:val=""/>
+      <w:lvlJc w:val="left"/>
+      <w:pPr>
+        <w:tabs>
+          <w:tab w:val="num" w:pos="3600"/>
+        </w:tabs>
+        <w:ind w:left="3600" w:hanging="360"/>
+      </w:pPr>
+      <w:rPr>
+        <w:rFonts w:ascii="Wingdings" w:hAnsi="Wingdings" w:hint="default"/>
+        <w:sz w:val="20"/>
+      </w:rPr>
+    </w:lvl>
+    <w:lvl w:ilvl="5" w:tentative="1">
+      <w:start w:val="1"/>
+      <w:numFmt w:val="bullet"/>
+      <w:lvlText w:val=""/>
+      <w:lvlJc w:val="left"/>
+      <w:pPr>
+        <w:tabs>
+          <w:tab w:val="num" w:pos="4320"/>
+        </w:tabs>
+        <w:ind w:left="4320" w:hanging="360"/>
+      </w:pPr>
+      <w:rPr>
+        <w:rFonts w:ascii="Wingdings" w:hAnsi="Wingdings" w:hint="default"/>
+        <w:sz w:val="20"/>
+      </w:rPr>
+    </w:lvl>
+    <w:lvl w:ilvl="6" w:tentative="1">
+      <w:start w:val="1"/>
+      <w:numFmt w:val="bullet"/>
+      <w:lvlText w:val=""/>
+      <w:lvlJc w:val="left"/>
+      <w:pPr>
+        <w:tabs>
+          <w:tab w:val="num" w:pos="5040"/>
+        </w:tabs>
+        <w:ind w:left="5040" w:hanging="360"/>
+      </w:pPr>
+      <w:rPr>
+        <w:rFonts w:ascii="Wingdings" w:hAnsi="Wingdings" w:hint="default"/>
+        <w:sz w:val="20"/>
+      </w:rPr>
+    </w:lvl>
+    <w:lvl w:ilvl="7" w:tentative="1">
+      <w:start w:val="1"/>
+      <w:numFmt w:val="bullet"/>
+      <w:lvlText w:val=""/>
+      <w:lvlJc w:val="left"/>
+      <w:pPr>
+        <w:tabs>
+          <w:tab w:val="num" w:pos="5760"/>
+        </w:tabs>
+        <w:ind w:left="5760" w:hanging="360"/>
+      </w:pPr>
+      <w:rPr>
+        <w:rFonts w:ascii="Wingdings" w:hAnsi="Wingdings" w:hint="default"/>
+        <w:sz w:val="20"/>
+      </w:rPr>
+    </w:lvl>
+    <w:lvl w:ilvl="8" w:tentative="1">
+      <w:start w:val="1"/>
+      <w:numFmt w:val="bullet"/>
+      <w:lvlText w:val=""/>
+      <w:lvlJc w:val="left"/>
+      <w:pPr>
+        <w:tabs>
+          <w:tab w:val="num" w:pos="6480"/>
+        </w:tabs>
+        <w:ind w:left="6480" w:hanging="360"/>
+      </w:pPr>
+      <w:rPr>
+        <w:rFonts w:ascii="Wingdings" w:hAnsi="Wingdings" w:hint="default"/>
+        <w:sz w:val="20"/>
+      </w:rPr>
+    </w:lvl>
+  </w:abstractNum>
+  <w:abstractNum w:abstractNumId="9" w15:restartNumberingAfterBreak="0">
     <w:nsid w:val="122304B4"/>
     <w:multiLevelType w:val="hybridMultilevel"/>
     <w:tmpl w:val="84485566"/>
@@ -4775,7 +5619,7 @@
       </w:rPr>
     </w:lvl>
   </w:abstractNum>
-  <w:abstractNum w:abstractNumId="9" w15:restartNumberingAfterBreak="0">
+  <w:abstractNum w:abstractNumId="10" w15:restartNumberingAfterBreak="0">
     <w:nsid w:val="13F7160D"/>
     <w:multiLevelType w:val="multilevel"/>
     <w:tmpl w:val="66CC0ABA"/>
@@ -4924,7 +5768,7 @@
       </w:rPr>
     </w:lvl>
   </w:abstractNum>
-  <w:abstractNum w:abstractNumId="10" w15:restartNumberingAfterBreak="0">
+  <w:abstractNum w:abstractNumId="11" w15:restartNumberingAfterBreak="0">
     <w:nsid w:val="143F5715"/>
     <w:multiLevelType w:val="multilevel"/>
     <w:tmpl w:val="FA0402D2"/>
@@ -5073,7 +5917,7 @@
       </w:rPr>
     </w:lvl>
   </w:abstractNum>
-  <w:abstractNum w:abstractNumId="11" w15:restartNumberingAfterBreak="0">
+  <w:abstractNum w:abstractNumId="12" w15:restartNumberingAfterBreak="0">
     <w:nsid w:val="197E1DA2"/>
     <w:multiLevelType w:val="multilevel"/>
     <w:tmpl w:val="F124A028"/>
@@ -5186,7 +6030,7 @@
       </w:rPr>
     </w:lvl>
   </w:abstractNum>
-  <w:abstractNum w:abstractNumId="12" w15:restartNumberingAfterBreak="0">
+  <w:abstractNum w:abstractNumId="13" w15:restartNumberingAfterBreak="0">
     <w:nsid w:val="222C27B7"/>
     <w:multiLevelType w:val="multilevel"/>
     <w:tmpl w:val="3AF658D8"/>
@@ -5310,7 +6154,7 @@
       </w:rPr>
     </w:lvl>
   </w:abstractNum>
-  <w:abstractNum w:abstractNumId="13" w15:restartNumberingAfterBreak="0">
+  <w:abstractNum w:abstractNumId="14" w15:restartNumberingAfterBreak="0">
     <w:nsid w:val="233D13DC"/>
     <w:multiLevelType w:val="multilevel"/>
     <w:tmpl w:val="35DA580E"/>
@@ -5459,7 +6303,7 @@
       </w:rPr>
     </w:lvl>
   </w:abstractNum>
-  <w:abstractNum w:abstractNumId="14" w15:restartNumberingAfterBreak="0">
+  <w:abstractNum w:abstractNumId="15" w15:restartNumberingAfterBreak="0">
     <w:nsid w:val="24C2523A"/>
     <w:multiLevelType w:val="hybridMultilevel"/>
     <w:tmpl w:val="9B0A63E4"/>
@@ -5572,7 +6416,7 @@
       </w:rPr>
     </w:lvl>
   </w:abstractNum>
-  <w:abstractNum w:abstractNumId="15" w15:restartNumberingAfterBreak="0">
+  <w:abstractNum w:abstractNumId="16" w15:restartNumberingAfterBreak="0">
     <w:nsid w:val="2EAD67E9"/>
     <w:multiLevelType w:val="multilevel"/>
     <w:tmpl w:val="4DD42B44"/>
@@ -5721,7 +6565,7 @@
       </w:rPr>
     </w:lvl>
   </w:abstractNum>
-  <w:abstractNum w:abstractNumId="16" w15:restartNumberingAfterBreak="0">
+  <w:abstractNum w:abstractNumId="17" w15:restartNumberingAfterBreak="0">
     <w:nsid w:val="3101381D"/>
     <w:multiLevelType w:val="multilevel"/>
     <w:tmpl w:val="0562FA7A"/>
@@ -5870,7 +6714,7 @@
       </w:rPr>
     </w:lvl>
   </w:abstractNum>
-  <w:abstractNum w:abstractNumId="17" w15:restartNumberingAfterBreak="0">
+  <w:abstractNum w:abstractNumId="18" w15:restartNumberingAfterBreak="0">
     <w:nsid w:val="34655744"/>
     <w:multiLevelType w:val="multilevel"/>
     <w:tmpl w:val="0BB454EA"/>
@@ -6019,7 +6863,7 @@
       </w:rPr>
     </w:lvl>
   </w:abstractNum>
-  <w:abstractNum w:abstractNumId="18" w15:restartNumberingAfterBreak="0">
+  <w:abstractNum w:abstractNumId="19" w15:restartNumberingAfterBreak="0">
     <w:nsid w:val="3D3E42BB"/>
     <w:multiLevelType w:val="multilevel"/>
     <w:tmpl w:val="9566F4A8"/>
@@ -6168,7 +7012,7 @@
       </w:rPr>
     </w:lvl>
   </w:abstractNum>
-  <w:abstractNum w:abstractNumId="19" w15:restartNumberingAfterBreak="0">
+  <w:abstractNum w:abstractNumId="20" w15:restartNumberingAfterBreak="0">
     <w:nsid w:val="45BC7139"/>
     <w:multiLevelType w:val="multilevel"/>
     <w:tmpl w:val="C638F5B4"/>
@@ -6317,7 +7161,7 @@
       </w:rPr>
     </w:lvl>
   </w:abstractNum>
-  <w:abstractNum w:abstractNumId="20" w15:restartNumberingAfterBreak="0">
+  <w:abstractNum w:abstractNumId="21" w15:restartNumberingAfterBreak="0">
     <w:nsid w:val="4BCC2176"/>
     <w:multiLevelType w:val="multilevel"/>
     <w:tmpl w:val="D8A02C82"/>
@@ -6466,7 +7310,7 @@
       </w:rPr>
     </w:lvl>
   </w:abstractNum>
-  <w:abstractNum w:abstractNumId="21" w15:restartNumberingAfterBreak="0">
+  <w:abstractNum w:abstractNumId="22" w15:restartNumberingAfterBreak="0">
     <w:nsid w:val="502C7F3A"/>
     <w:multiLevelType w:val="multilevel"/>
     <w:tmpl w:val="2BD4AB08"/>
@@ -6579,7 +7423,7 @@
       </w:pPr>
     </w:lvl>
   </w:abstractNum>
-  <w:abstractNum w:abstractNumId="22" w15:restartNumberingAfterBreak="0">
+  <w:abstractNum w:abstractNumId="23" w15:restartNumberingAfterBreak="0">
     <w:nsid w:val="535368D2"/>
     <w:multiLevelType w:val="multilevel"/>
     <w:tmpl w:val="10DAF1F4"/>
@@ -6728,7 +7572,7 @@
       </w:rPr>
     </w:lvl>
   </w:abstractNum>
-  <w:abstractNum w:abstractNumId="23" w15:restartNumberingAfterBreak="0">
+  <w:abstractNum w:abstractNumId="24" w15:restartNumberingAfterBreak="0">
     <w:nsid w:val="55473A2A"/>
     <w:multiLevelType w:val="multilevel"/>
     <w:tmpl w:val="49141004"/>
@@ -6877,7 +7721,7 @@
       </w:rPr>
     </w:lvl>
   </w:abstractNum>
-  <w:abstractNum w:abstractNumId="24" w15:restartNumberingAfterBreak="0">
+  <w:abstractNum w:abstractNumId="25" w15:restartNumberingAfterBreak="0">
     <w:nsid w:val="56A67819"/>
     <w:multiLevelType w:val="multilevel"/>
     <w:tmpl w:val="4FE46A9C"/>
@@ -7026,7 +7870,156 @@
       </w:rPr>
     </w:lvl>
   </w:abstractNum>
-  <w:abstractNum w:abstractNumId="25" w15:restartNumberingAfterBreak="0">
+  <w:abstractNum w:abstractNumId="26" w15:restartNumberingAfterBreak="0">
+    <w:nsid w:val="57354B6D"/>
+    <w:multiLevelType w:val="multilevel"/>
+    <w:tmpl w:val="C0E481E0"/>
+    <w:lvl w:ilvl="0">
+      <w:start w:val="1"/>
+      <w:numFmt w:val="bullet"/>
+      <w:lvlText w:val=""/>
+      <w:lvlJc w:val="left"/>
+      <w:pPr>
+        <w:tabs>
+          <w:tab w:val="num" w:pos="720"/>
+        </w:tabs>
+        <w:ind w:left="720" w:hanging="360"/>
+      </w:pPr>
+      <w:rPr>
+        <w:rFonts w:ascii="Symbol" w:hAnsi="Symbol" w:hint="default"/>
+        <w:sz w:val="20"/>
+      </w:rPr>
+    </w:lvl>
+    <w:lvl w:ilvl="1">
+      <w:start w:val="1"/>
+      <w:numFmt w:val="bullet"/>
+      <w:lvlText w:val="o"/>
+      <w:lvlJc w:val="left"/>
+      <w:pPr>
+        <w:tabs>
+          <w:tab w:val="num" w:pos="1440"/>
+        </w:tabs>
+        <w:ind w:left="1440" w:hanging="360"/>
+      </w:pPr>
+      <w:rPr>
+        <w:rFonts w:ascii="Courier New" w:hAnsi="Courier New" w:hint="default"/>
+        <w:sz w:val="20"/>
+      </w:rPr>
+    </w:lvl>
+    <w:lvl w:ilvl="2" w:tentative="1">
+      <w:start w:val="1"/>
+      <w:numFmt w:val="bullet"/>
+      <w:lvlText w:val=""/>
+      <w:lvlJc w:val="left"/>
+      <w:pPr>
+        <w:tabs>
+          <w:tab w:val="num" w:pos="2160"/>
+        </w:tabs>
+        <w:ind w:left="2160" w:hanging="360"/>
+      </w:pPr>
+      <w:rPr>
+        <w:rFonts w:ascii="Wingdings" w:hAnsi="Wingdings" w:hint="default"/>
+        <w:sz w:val="20"/>
+      </w:rPr>
+    </w:lvl>
+    <w:lvl w:ilvl="3" w:tentative="1">
+      <w:start w:val="1"/>
+      <w:numFmt w:val="bullet"/>
+      <w:lvlText w:val=""/>
+      <w:lvlJc w:val="left"/>
+      <w:pPr>
+        <w:tabs>
+          <w:tab w:val="num" w:pos="2880"/>
+        </w:tabs>
+        <w:ind w:left="2880" w:hanging="360"/>
+      </w:pPr>
+      <w:rPr>
+        <w:rFonts w:ascii="Wingdings" w:hAnsi="Wingdings" w:hint="default"/>
+        <w:sz w:val="20"/>
+      </w:rPr>
+    </w:lvl>
+    <w:lvl w:ilvl="4" w:tentative="1">
+      <w:start w:val="1"/>
+      <w:numFmt w:val="bullet"/>
+      <w:lvlText w:val=""/>
+      <w:lvlJc w:val="left"/>
+      <w:pPr>
+        <w:tabs>
+          <w:tab w:val="num" w:pos="3600"/>
+        </w:tabs>
+        <w:ind w:left="3600" w:hanging="360"/>
+      </w:pPr>
+      <w:rPr>
+        <w:rFonts w:ascii="Wingdings" w:hAnsi="Wingdings" w:hint="default"/>
+        <w:sz w:val="20"/>
+      </w:rPr>
+    </w:lvl>
+    <w:lvl w:ilvl="5" w:tentative="1">
+      <w:start w:val="1"/>
+      <w:numFmt w:val="bullet"/>
+      <w:lvlText w:val=""/>
+      <w:lvlJc w:val="left"/>
+      <w:pPr>
+        <w:tabs>
+          <w:tab w:val="num" w:pos="4320"/>
+        </w:tabs>
+        <w:ind w:left="4320" w:hanging="360"/>
+      </w:pPr>
+      <w:rPr>
+        <w:rFonts w:ascii="Wingdings" w:hAnsi="Wingdings" w:hint="default"/>
+        <w:sz w:val="20"/>
+      </w:rPr>
+    </w:lvl>
+    <w:lvl w:ilvl="6" w:tentative="1">
+      <w:start w:val="1"/>
+      <w:numFmt w:val="bullet"/>
+      <w:lvlText w:val=""/>
+      <w:lvlJc w:val="left"/>
+      <w:pPr>
+        <w:tabs>
+          <w:tab w:val="num" w:pos="5040"/>
+        </w:tabs>
+        <w:ind w:left="5040" w:hanging="360"/>
+      </w:pPr>
+      <w:rPr>
+        <w:rFonts w:ascii="Wingdings" w:hAnsi="Wingdings" w:hint="default"/>
+        <w:sz w:val="20"/>
+      </w:rPr>
+    </w:lvl>
+    <w:lvl w:ilvl="7" w:tentative="1">
+      <w:start w:val="1"/>
+      <w:numFmt w:val="bullet"/>
+      <w:lvlText w:val=""/>
+      <w:lvlJc w:val="left"/>
+      <w:pPr>
+        <w:tabs>
+          <w:tab w:val="num" w:pos="5760"/>
+        </w:tabs>
+        <w:ind w:left="5760" w:hanging="360"/>
+      </w:pPr>
+      <w:rPr>
+        <w:rFonts w:ascii="Wingdings" w:hAnsi="Wingdings" w:hint="default"/>
+        <w:sz w:val="20"/>
+      </w:rPr>
+    </w:lvl>
+    <w:lvl w:ilvl="8" w:tentative="1">
+      <w:start w:val="1"/>
+      <w:numFmt w:val="bullet"/>
+      <w:lvlText w:val=""/>
+      <w:lvlJc w:val="left"/>
+      <w:pPr>
+        <w:tabs>
+          <w:tab w:val="num" w:pos="6480"/>
+        </w:tabs>
+        <w:ind w:left="6480" w:hanging="360"/>
+      </w:pPr>
+      <w:rPr>
+        <w:rFonts w:ascii="Wingdings" w:hAnsi="Wingdings" w:hint="default"/>
+        <w:sz w:val="20"/>
+      </w:rPr>
+    </w:lvl>
+  </w:abstractNum>
+  <w:abstractNum w:abstractNumId="27" w15:restartNumberingAfterBreak="0">
     <w:nsid w:val="58D953A8"/>
     <w:multiLevelType w:val="multilevel"/>
     <w:tmpl w:val="157A3774"/>
@@ -7175,7 +8168,7 @@
       </w:rPr>
     </w:lvl>
   </w:abstractNum>
-  <w:abstractNum w:abstractNumId="26" w15:restartNumberingAfterBreak="0">
+  <w:abstractNum w:abstractNumId="28" w15:restartNumberingAfterBreak="0">
     <w:nsid w:val="591257F6"/>
     <w:multiLevelType w:val="multilevel"/>
     <w:tmpl w:val="99BE9ABA"/>
@@ -7324,7 +8317,7 @@
       </w:rPr>
     </w:lvl>
   </w:abstractNum>
-  <w:abstractNum w:abstractNumId="27" w15:restartNumberingAfterBreak="0">
+  <w:abstractNum w:abstractNumId="29" w15:restartNumberingAfterBreak="0">
     <w:nsid w:val="5C1D1906"/>
     <w:multiLevelType w:val="multilevel"/>
     <w:tmpl w:val="75828D30"/>
@@ -7473,7 +8466,7 @@
       </w:rPr>
     </w:lvl>
   </w:abstractNum>
-  <w:abstractNum w:abstractNumId="28" w15:restartNumberingAfterBreak="0">
+  <w:abstractNum w:abstractNumId="30" w15:restartNumberingAfterBreak="0">
     <w:nsid w:val="5DB07DBE"/>
     <w:multiLevelType w:val="multilevel"/>
     <w:tmpl w:val="83F27E1E"/>
@@ -7622,7 +8615,156 @@
       </w:rPr>
     </w:lvl>
   </w:abstractNum>
-  <w:abstractNum w:abstractNumId="29" w15:restartNumberingAfterBreak="0">
+  <w:abstractNum w:abstractNumId="31" w15:restartNumberingAfterBreak="0">
+    <w:nsid w:val="5FA45C2A"/>
+    <w:multiLevelType w:val="multilevel"/>
+    <w:tmpl w:val="05306E6C"/>
+    <w:lvl w:ilvl="0">
+      <w:start w:val="1"/>
+      <w:numFmt w:val="bullet"/>
+      <w:lvlText w:val=""/>
+      <w:lvlJc w:val="left"/>
+      <w:pPr>
+        <w:tabs>
+          <w:tab w:val="num" w:pos="720"/>
+        </w:tabs>
+        <w:ind w:left="720" w:hanging="360"/>
+      </w:pPr>
+      <w:rPr>
+        <w:rFonts w:ascii="Symbol" w:hAnsi="Symbol" w:hint="default"/>
+        <w:sz w:val="20"/>
+      </w:rPr>
+    </w:lvl>
+    <w:lvl w:ilvl="1">
+      <w:start w:val="1"/>
+      <w:numFmt w:val="bullet"/>
+      <w:lvlText w:val="o"/>
+      <w:lvlJc w:val="left"/>
+      <w:pPr>
+        <w:tabs>
+          <w:tab w:val="num" w:pos="1440"/>
+        </w:tabs>
+        <w:ind w:left="1440" w:hanging="360"/>
+      </w:pPr>
+      <w:rPr>
+        <w:rFonts w:ascii="Courier New" w:hAnsi="Courier New" w:hint="default"/>
+        <w:sz w:val="20"/>
+      </w:rPr>
+    </w:lvl>
+    <w:lvl w:ilvl="2" w:tentative="1">
+      <w:start w:val="1"/>
+      <w:numFmt w:val="bullet"/>
+      <w:lvlText w:val=""/>
+      <w:lvlJc w:val="left"/>
+      <w:pPr>
+        <w:tabs>
+          <w:tab w:val="num" w:pos="2160"/>
+        </w:tabs>
+        <w:ind w:left="2160" w:hanging="360"/>
+      </w:pPr>
+      <w:rPr>
+        <w:rFonts w:ascii="Wingdings" w:hAnsi="Wingdings" w:hint="default"/>
+        <w:sz w:val="20"/>
+      </w:rPr>
+    </w:lvl>
+    <w:lvl w:ilvl="3" w:tentative="1">
+      <w:start w:val="1"/>
+      <w:numFmt w:val="bullet"/>
+      <w:lvlText w:val=""/>
+      <w:lvlJc w:val="left"/>
+      <w:pPr>
+        <w:tabs>
+          <w:tab w:val="num" w:pos="2880"/>
+        </w:tabs>
+        <w:ind w:left="2880" w:hanging="360"/>
+      </w:pPr>
+      <w:rPr>
+        <w:rFonts w:ascii="Wingdings" w:hAnsi="Wingdings" w:hint="default"/>
+        <w:sz w:val="20"/>
+      </w:rPr>
+    </w:lvl>
+    <w:lvl w:ilvl="4" w:tentative="1">
+      <w:start w:val="1"/>
+      <w:numFmt w:val="bullet"/>
+      <w:lvlText w:val=""/>
+      <w:lvlJc w:val="left"/>
+      <w:pPr>
+        <w:tabs>
+          <w:tab w:val="num" w:pos="3600"/>
+        </w:tabs>
+        <w:ind w:left="3600" w:hanging="360"/>
+      </w:pPr>
+      <w:rPr>
+        <w:rFonts w:ascii="Wingdings" w:hAnsi="Wingdings" w:hint="default"/>
+        <w:sz w:val="20"/>
+      </w:rPr>
+    </w:lvl>
+    <w:lvl w:ilvl="5" w:tentative="1">
+      <w:start w:val="1"/>
+      <w:numFmt w:val="bullet"/>
+      <w:lvlText w:val=""/>
+      <w:lvlJc w:val="left"/>
+      <w:pPr>
+        <w:tabs>
+          <w:tab w:val="num" w:pos="4320"/>
+        </w:tabs>
+        <w:ind w:left="4320" w:hanging="360"/>
+      </w:pPr>
+      <w:rPr>
+        <w:rFonts w:ascii="Wingdings" w:hAnsi="Wingdings" w:hint="default"/>
+        <w:sz w:val="20"/>
+      </w:rPr>
+    </w:lvl>
+    <w:lvl w:ilvl="6" w:tentative="1">
+      <w:start w:val="1"/>
+      <w:numFmt w:val="bullet"/>
+      <w:lvlText w:val=""/>
+      <w:lvlJc w:val="left"/>
+      <w:pPr>
+        <w:tabs>
+          <w:tab w:val="num" w:pos="5040"/>
+        </w:tabs>
+        <w:ind w:left="5040" w:hanging="360"/>
+      </w:pPr>
+      <w:rPr>
+        <w:rFonts w:ascii="Wingdings" w:hAnsi="Wingdings" w:hint="default"/>
+        <w:sz w:val="20"/>
+      </w:rPr>
+    </w:lvl>
+    <w:lvl w:ilvl="7" w:tentative="1">
+      <w:start w:val="1"/>
+      <w:numFmt w:val="bullet"/>
+      <w:lvlText w:val=""/>
+      <w:lvlJc w:val="left"/>
+      <w:pPr>
+        <w:tabs>
+          <w:tab w:val="num" w:pos="5760"/>
+        </w:tabs>
+        <w:ind w:left="5760" w:hanging="360"/>
+      </w:pPr>
+      <w:rPr>
+        <w:rFonts w:ascii="Wingdings" w:hAnsi="Wingdings" w:hint="default"/>
+        <w:sz w:val="20"/>
+      </w:rPr>
+    </w:lvl>
+    <w:lvl w:ilvl="8" w:tentative="1">
+      <w:start w:val="1"/>
+      <w:numFmt w:val="bullet"/>
+      <w:lvlText w:val=""/>
+      <w:lvlJc w:val="left"/>
+      <w:pPr>
+        <w:tabs>
+          <w:tab w:val="num" w:pos="6480"/>
+        </w:tabs>
+        <w:ind w:left="6480" w:hanging="360"/>
+      </w:pPr>
+      <w:rPr>
+        <w:rFonts w:ascii="Wingdings" w:hAnsi="Wingdings" w:hint="default"/>
+        <w:sz w:val="20"/>
+      </w:rPr>
+    </w:lvl>
+  </w:abstractNum>
+  <w:abstractNum w:abstractNumId="32" w15:restartNumberingAfterBreak="0">
     <w:nsid w:val="61E84424"/>
     <w:multiLevelType w:val="multilevel"/>
     <w:tmpl w:val="C810977C"/>
@@ -7771,7 +8913,7 @@
       </w:rPr>
     </w:lvl>
   </w:abstractNum>
-  <w:abstractNum w:abstractNumId="30" w15:restartNumberingAfterBreak="0">
+  <w:abstractNum w:abstractNumId="33" w15:restartNumberingAfterBreak="0">
     <w:nsid w:val="65E7148A"/>
     <w:multiLevelType w:val="hybridMultilevel"/>
     <w:tmpl w:val="29B44306"/>
@@ -7860,7 +9002,7 @@
       </w:pPr>
     </w:lvl>
   </w:abstractNum>
-  <w:abstractNum w:abstractNumId="31" w15:restartNumberingAfterBreak="0">
+  <w:abstractNum w:abstractNumId="34" w15:restartNumberingAfterBreak="0">
     <w:nsid w:val="67C11388"/>
     <w:multiLevelType w:val="multilevel"/>
     <w:tmpl w:val="08F85F34"/>
@@ -8009,7 +9151,7 @@
       </w:rPr>
     </w:lvl>
   </w:abstractNum>
-  <w:abstractNum w:abstractNumId="32" w15:restartNumberingAfterBreak="0">
+  <w:abstractNum w:abstractNumId="35" w15:restartNumberingAfterBreak="0">
     <w:nsid w:val="6C8D1AFF"/>
     <w:multiLevelType w:val="hybridMultilevel"/>
     <w:tmpl w:val="C3F2AF10"/>
@@ -8098,7 +9240,7 @@
       </w:pPr>
     </w:lvl>
   </w:abstractNum>
-  <w:abstractNum w:abstractNumId="33" w15:restartNumberingAfterBreak="0">
+  <w:abstractNum w:abstractNumId="36" w15:restartNumberingAfterBreak="0">
     <w:nsid w:val="6F12525E"/>
     <w:multiLevelType w:val="multilevel"/>
     <w:tmpl w:val="56A2DE98"/>
@@ -8247,7 +9389,7 @@
       </w:rPr>
     </w:lvl>
   </w:abstractNum>
-  <w:abstractNum w:abstractNumId="34" w15:restartNumberingAfterBreak="0">
+  <w:abstractNum w:abstractNumId="37" w15:restartNumberingAfterBreak="0">
     <w:nsid w:val="70E9743F"/>
     <w:multiLevelType w:val="multilevel"/>
     <w:tmpl w:val="D08AD17E"/>
@@ -8396,7 +9538,7 @@
       </w:rPr>
     </w:lvl>
   </w:abstractNum>
-  <w:abstractNum w:abstractNumId="35" w15:restartNumberingAfterBreak="0">
+  <w:abstractNum w:abstractNumId="38" w15:restartNumberingAfterBreak="0">
     <w:nsid w:val="720623F2"/>
     <w:multiLevelType w:val="multilevel"/>
     <w:tmpl w:val="867E370A"/>
@@ -8545,7 +9687,7 @@
       </w:rPr>
     </w:lvl>
   </w:abstractNum>
-  <w:abstractNum w:abstractNumId="36" w15:restartNumberingAfterBreak="0">
+  <w:abstractNum w:abstractNumId="39" w15:restartNumberingAfterBreak="0">
     <w:nsid w:val="72E92F17"/>
     <w:multiLevelType w:val="multilevel"/>
     <w:tmpl w:val="8BF0F8A0"/>
@@ -8694,7 +9836,7 @@
       </w:rPr>
     </w:lvl>
   </w:abstractNum>
-  <w:abstractNum w:abstractNumId="37" w15:restartNumberingAfterBreak="0">
+  <w:abstractNum w:abstractNumId="40" w15:restartNumberingAfterBreak="0">
     <w:nsid w:val="772F168D"/>
     <w:multiLevelType w:val="multilevel"/>
     <w:tmpl w:val="97A8820C"/>
@@ -8843,7 +9985,7 @@
       </w:rPr>
     </w:lvl>
   </w:abstractNum>
-  <w:abstractNum w:abstractNumId="38" w15:restartNumberingAfterBreak="0">
+  <w:abstractNum w:abstractNumId="41" w15:restartNumberingAfterBreak="0">
     <w:nsid w:val="77734A98"/>
     <w:multiLevelType w:val="multilevel"/>
     <w:tmpl w:val="D0946CF8"/>
@@ -8992,7 +10134,7 @@
       </w:rPr>
     </w:lvl>
   </w:abstractNum>
-  <w:abstractNum w:abstractNumId="39" w15:restartNumberingAfterBreak="0">
+  <w:abstractNum w:abstractNumId="42" w15:restartNumberingAfterBreak="0">
     <w:nsid w:val="798077A8"/>
     <w:multiLevelType w:val="multilevel"/>
     <w:tmpl w:val="7278F9BC"/>
@@ -9141,7 +10283,7 @@
       </w:rPr>
     </w:lvl>
   </w:abstractNum>
-  <w:abstractNum w:abstractNumId="40" w15:restartNumberingAfterBreak="0">
+  <w:abstractNum w:abstractNumId="43" w15:restartNumberingAfterBreak="0">
     <w:nsid w:val="799644EA"/>
     <w:multiLevelType w:val="multilevel"/>
     <w:tmpl w:val="EC3435B0"/>
@@ -9291,19 +10433,19 @@
     </w:lvl>
   </w:abstractNum>
   <w:num w:numId="1" w16cid:durableId="742725783">
-    <w:abstractNumId w:val="11"/>
+    <w:abstractNumId w:val="12"/>
   </w:num>
   <w:num w:numId="2" w16cid:durableId="2077126240">
-    <w:abstractNumId w:val="14"/>
+    <w:abstractNumId w:val="15"/>
   </w:num>
   <w:num w:numId="3" w16cid:durableId="1759255974">
-    <w:abstractNumId w:val="30"/>
+    <w:abstractNumId w:val="33"/>
   </w:num>
   <w:num w:numId="4" w16cid:durableId="546919732">
-    <w:abstractNumId w:val="12"/>
+    <w:abstractNumId w:val="13"/>
   </w:num>
   <w:num w:numId="5" w16cid:durableId="249892388">
-    <w:abstractNumId w:val="12"/>
+    <w:abstractNumId w:val="13"/>
     <w:lvlOverride w:ilvl="0">
       <w:startOverride w:val="2"/>
     </w:lvlOverride>
@@ -9312,7 +10454,7 @@
     </w:lvlOverride>
   </w:num>
   <w:num w:numId="6" w16cid:durableId="144442702">
-    <w:abstractNumId w:val="12"/>
+    <w:abstractNumId w:val="13"/>
     <w:lvlOverride w:ilvl="0">
       <w:startOverride w:val="3"/>
     </w:lvlOverride>
@@ -9321,25 +10463,25 @@
     </w:lvlOverride>
   </w:num>
   <w:num w:numId="7" w16cid:durableId="1288660299">
-    <w:abstractNumId w:val="8"/>
+    <w:abstractNumId w:val="9"/>
   </w:num>
   <w:num w:numId="8" w16cid:durableId="65879135">
-    <w:abstractNumId w:val="12"/>
+    <w:abstractNumId w:val="13"/>
   </w:num>
   <w:num w:numId="9" w16cid:durableId="874583881">
-    <w:abstractNumId w:val="12"/>
+    <w:abstractNumId w:val="13"/>
   </w:num>
   <w:num w:numId="10" w16cid:durableId="1073039731">
-    <w:abstractNumId w:val="19"/>
+    <w:abstractNumId w:val="20"/>
   </w:num>
   <w:num w:numId="11" w16cid:durableId="1554845796">
-    <w:abstractNumId w:val="36"/>
+    <w:abstractNumId w:val="39"/>
   </w:num>
   <w:num w:numId="12" w16cid:durableId="1783725183">
-    <w:abstractNumId w:val="38"/>
+    <w:abstractNumId w:val="41"/>
   </w:num>
   <w:num w:numId="13" w16cid:durableId="1861775437">
-    <w:abstractNumId w:val="29"/>
+    <w:abstractNumId w:val="32"/>
   </w:num>
   <w:num w:numId="14" w16cid:durableId="662589094">
     <w:abstractNumId w:val="5"/>
@@ -9348,106 +10490,115 @@
     <w:abstractNumId w:val="3"/>
   </w:num>
   <w:num w:numId="16" w16cid:durableId="1326938373">
-    <w:abstractNumId w:val="22"/>
+    <w:abstractNumId w:val="23"/>
   </w:num>
   <w:num w:numId="17" w16cid:durableId="1427653729">
-    <w:abstractNumId w:val="10"/>
+    <w:abstractNumId w:val="11"/>
   </w:num>
   <w:num w:numId="18" w16cid:durableId="1211457921">
     <w:abstractNumId w:val="4"/>
   </w:num>
   <w:num w:numId="19" w16cid:durableId="92214893">
-    <w:abstractNumId w:val="27"/>
+    <w:abstractNumId w:val="29"/>
   </w:num>
   <w:num w:numId="20" w16cid:durableId="368260797">
-    <w:abstractNumId w:val="40"/>
+    <w:abstractNumId w:val="43"/>
   </w:num>
   <w:num w:numId="21" w16cid:durableId="1180852940">
-    <w:abstractNumId w:val="13"/>
+    <w:abstractNumId w:val="14"/>
   </w:num>
   <w:num w:numId="22" w16cid:durableId="1948849826">
     <w:abstractNumId w:val="2"/>
   </w:num>
   <w:num w:numId="23" w16cid:durableId="1464303413">
-    <w:abstractNumId w:val="31"/>
+    <w:abstractNumId w:val="34"/>
   </w:num>
   <w:num w:numId="24" w16cid:durableId="1950813683">
-    <w:abstractNumId w:val="28"/>
+    <w:abstractNumId w:val="30"/>
   </w:num>
   <w:num w:numId="25" w16cid:durableId="640504964">
-    <w:abstractNumId w:val="39"/>
+    <w:abstractNumId w:val="42"/>
   </w:num>
   <w:num w:numId="26" w16cid:durableId="1400716397">
     <w:abstractNumId w:val="6"/>
   </w:num>
   <w:num w:numId="27" w16cid:durableId="1413163350">
-    <w:abstractNumId w:val="23"/>
+    <w:abstractNumId w:val="24"/>
   </w:num>
   <w:num w:numId="28" w16cid:durableId="1071850479">
     <w:abstractNumId w:val="0"/>
   </w:num>
   <w:num w:numId="29" w16cid:durableId="1863392601">
-    <w:abstractNumId w:val="16"/>
+    <w:abstractNumId w:val="17"/>
   </w:num>
   <w:num w:numId="30" w16cid:durableId="1412385476">
-    <w:abstractNumId w:val="25"/>
+    <w:abstractNumId w:val="27"/>
   </w:num>
   <w:num w:numId="31" w16cid:durableId="853035143">
-    <w:abstractNumId w:val="26"/>
+    <w:abstractNumId w:val="28"/>
   </w:num>
   <w:num w:numId="32" w16cid:durableId="1981498557">
-    <w:abstractNumId w:val="9"/>
+    <w:abstractNumId w:val="10"/>
   </w:num>
   <w:num w:numId="33" w16cid:durableId="1996647229">
-    <w:abstractNumId w:val="32"/>
+    <w:abstractNumId w:val="35"/>
   </w:num>
   <w:num w:numId="34" w16cid:durableId="643707056">
-    <w:abstractNumId w:val="34"/>
+    <w:abstractNumId w:val="37"/>
   </w:num>
   <w:num w:numId="35" w16cid:durableId="426922664">
     <w:abstractNumId w:val="7"/>
   </w:num>
   <w:num w:numId="36" w16cid:durableId="1301300939">
-    <w:abstractNumId w:val="18"/>
+    <w:abstractNumId w:val="19"/>
   </w:num>
   <w:num w:numId="37" w16cid:durableId="1001934415">
     <w:abstractNumId w:val="1"/>
   </w:num>
   <w:num w:numId="38" w16cid:durableId="188371238">
-    <w:abstractNumId w:val="33"/>
+    <w:abstractNumId w:val="36"/>
   </w:num>
   <w:num w:numId="39" w16cid:durableId="1448046223">
-    <w:abstractNumId w:val="37"/>
+    <w:abstractNumId w:val="40"/>
   </w:num>
   <w:num w:numId="40" w16cid:durableId="1077705194">
-    <w:abstractNumId w:val="24"/>
+    <w:abstractNumId w:val="25"/>
   </w:num>
   <w:num w:numId="41" w16cid:durableId="1652754339">
-    <w:abstractNumId w:val="20"/>
+    <w:abstractNumId w:val="21"/>
   </w:num>
   <w:num w:numId="42" w16cid:durableId="246426157">
-    <w:abstractNumId w:val="15"/>
+    <w:abstractNumId w:val="16"/>
   </w:num>
   <w:num w:numId="43" w16cid:durableId="264045322">
-    <w:abstractNumId w:val="17"/>
+    <w:abstractNumId w:val="18"/>
   </w:num>
   <w:num w:numId="44" w16cid:durableId="1943879875">
-    <w:abstractNumId w:val="21"/>
+    <w:abstractNumId w:val="22"/>
   </w:num>
   <w:num w:numId="45" w16cid:durableId="2016299074">
-    <w:abstractNumId w:val="35"/>
+    <w:abstractNumId w:val="38"/>
   </w:num>
   <w:num w:numId="46" w16cid:durableId="1115440688">
-    <w:abstractNumId w:val="12"/>
+    <w:abstractNumId w:val="13"/>
   </w:num>
   <w:num w:numId="47" w16cid:durableId="660504446">
-    <w:abstractNumId w:val="12"/>
+    <w:abstractNumId w:val="13"/>
     <w:lvlOverride w:ilvl="0">
       <w:startOverride w:val="5"/>
     </w:lvlOverride>
     <w:lvlOverride w:ilvl="1">
       <w:startOverride w:val="2"/>
     </w:lvlOverride>
+  </w:num>
+  <w:num w:numId="48" w16cid:durableId="1732658013">
+    <w:abstractNumId w:val="26"/>
+  </w:num>
+  <w:num w:numId="49" w16cid:durableId="1665742596">
+    <w:abstractNumId w:val="8"/>
+  </w:num>
+  <w:num w:numId="50" w16cid:durableId="1488589732">
+    <w:abstractNumId w:val="31"/>
   </w:num>
 </w:numbering>
 </file>
@@ -9973,7 +11124,6 @@
   <w:style w:type="character" w:default="1" w:styleId="Fontepargpadro">
     <w:name w:val="Default Paragraph Font"/>
     <w:uiPriority w:val="1"/>
-    <w:semiHidden/>
     <w:unhideWhenUsed/>
   </w:style>
   <w:style w:type="table" w:default="1" w:styleId="Tabelanormal">
@@ -10914,25 +12064,6 @@
 </file>
 
 <file path=customXml/item1.xml><?xml version="1.0" encoding="utf-8"?>
-<b:Sources xmlns:b="http://schemas.openxmlformats.org/officeDocument/2006/bibliography" xmlns="http://schemas.openxmlformats.org/officeDocument/2006/bibliography" SelectedStyle="\APASixthEditionOfficeOnline.xsl" StyleName="APA" Version="6"/>
-</file>
-
-<file path=customXml/item2.xml><?xml version="1.0" encoding="utf-8"?>
-<p:properties xmlns:p="http://schemas.microsoft.com/office/2006/metadata/properties" xmlns:xsi="http://www.w3.org/2001/XMLSchema-instance" xmlns:pc="http://schemas.microsoft.com/office/infopath/2007/PartnerControls">
-  <documentManagement/>
-</p:properties>
-</file>
-
-<file path=customXml/item3.xml><?xml version="1.0" encoding="utf-8"?>
-<?mso-contentType ?>
-<FormTemplates xmlns="http://schemas.microsoft.com/sharepoint/v3/contenttype/forms">
-  <Display>DocumentLibraryForm</Display>
-  <Edit>DocumentLibraryForm</Edit>
-  <New>DocumentLibraryForm</New>
-</FormTemplates>
-</file>
-
-<file path=customXml/item4.xml><?xml version="1.0" encoding="utf-8"?>
 <ct:contentTypeSchema xmlns:ct="http://schemas.microsoft.com/office/2006/metadata/contentType" xmlns:ma="http://schemas.microsoft.com/office/2006/metadata/properties/metaAttributes" ct:_="" ma:_="" ma:contentTypeName="Documento" ma:contentTypeID="0x0101002329B8F5078E6C4DBEF45A0115D2A0A2" ma:contentTypeVersion="3" ma:contentTypeDescription="Crie um novo documento." ma:contentTypeScope="" ma:versionID="8c8cac84077697400b3b069d6fd368c7">
   <xsd:schema xmlns:xsd="http://www.w3.org/2001/XMLSchema" xmlns:xs="http://www.w3.org/2001/XMLSchema" xmlns:p="http://schemas.microsoft.com/office/2006/metadata/properties" xmlns:ns2="f88d862b-00a8-4664-8e5f-4c3bf0523e4d" targetNamespace="http://schemas.microsoft.com/office/2006/metadata/properties" ma:root="true" ma:fieldsID="b5cce30628488cadcb02c45d4d5a3c44" ns2:_="">
     <xsd:import namespace="f88d862b-00a8-4664-8e5f-4c3bf0523e4d"/>
@@ -11070,32 +12201,26 @@
 </ct:contentTypeSchema>
 </file>
 
-<file path=customXml/itemProps1.xml><?xml version="1.0" encoding="utf-8"?>
-<ds:datastoreItem xmlns:ds="http://schemas.openxmlformats.org/officeDocument/2006/customXml" ds:itemID="{6F0C982A-CA15-4101-95E9-E83C40D43193}">
-  <ds:schemaRefs>
-    <ds:schemaRef ds:uri="http://schemas.openxmlformats.org/officeDocument/2006/bibliography"/>
-  </ds:schemaRefs>
-</ds:datastoreItem>
+<file path=customXml/item2.xml><?xml version="1.0" encoding="utf-8"?>
+<?mso-contentType ?>
+<FormTemplates xmlns="http://schemas.microsoft.com/sharepoint/v3/contenttype/forms">
+  <Display>DocumentLibraryForm</Display>
+  <Edit>DocumentLibraryForm</Edit>
+  <New>DocumentLibraryForm</New>
+</FormTemplates>
 </file>
 
-<file path=customXml/itemProps2.xml><?xml version="1.0" encoding="utf-8"?>
-<ds:datastoreItem xmlns:ds="http://schemas.openxmlformats.org/officeDocument/2006/customXml" ds:itemID="{63E5F652-5D61-41E9-8F38-0988881A9D33}">
-  <ds:schemaRefs>
-    <ds:schemaRef ds:uri="http://schemas.microsoft.com/office/2006/metadata/properties"/>
-    <ds:schemaRef ds:uri="http://schemas.microsoft.com/office/infopath/2007/PartnerControls"/>
-  </ds:schemaRefs>
-</ds:datastoreItem>
+<file path=customXml/item3.xml><?xml version="1.0" encoding="utf-8"?>
+<p:properties xmlns:p="http://schemas.microsoft.com/office/2006/metadata/properties" xmlns:xsi="http://www.w3.org/2001/XMLSchema-instance" xmlns:pc="http://schemas.microsoft.com/office/infopath/2007/PartnerControls">
+  <documentManagement/>
+</p:properties>
 </file>
 
-<file path=customXml/itemProps3.xml><?xml version="1.0" encoding="utf-8"?>
-<ds:datastoreItem xmlns:ds="http://schemas.openxmlformats.org/officeDocument/2006/customXml" ds:itemID="{0B008465-F6D3-48FC-99F7-E8EBF86DF9F6}">
-  <ds:schemaRefs>
-    <ds:schemaRef ds:uri="http://schemas.microsoft.com/sharepoint/v3/contenttype/forms"/>
-  </ds:schemaRefs>
-</ds:datastoreItem>
+<file path=customXml/item4.xml><?xml version="1.0" encoding="utf-8"?>
+<b:Sources xmlns:b="http://schemas.openxmlformats.org/officeDocument/2006/bibliography" xmlns="http://schemas.openxmlformats.org/officeDocument/2006/bibliography" SelectedStyle="\APASixthEditionOfficeOnline.xsl" StyleName="APA" Version="6"/>
 </file>
 
-<file path=customXml/itemProps4.xml><?xml version="1.0" encoding="utf-8"?>
+<file path=customXml/itemProps1.xml><?xml version="1.0" encoding="utf-8"?>
 <ds:datastoreItem xmlns:ds="http://schemas.openxmlformats.org/officeDocument/2006/customXml" ds:itemID="{D92F2712-D8A6-435D-B988-2B6BBBECCAB9}">
   <ds:schemaRefs>
     <ds:schemaRef ds:uri="http://schemas.microsoft.com/office/2006/metadata/contentType"/>
@@ -11111,4 +12236,29 @@
     <ds:schemaRef ds:uri="http://schemas.microsoft.com/internal/obd"/>
   </ds:schemaRefs>
 </ds:datastoreItem>
+</file>
+
+<file path=customXml/itemProps2.xml><?xml version="1.0" encoding="utf-8"?>
+<ds:datastoreItem xmlns:ds="http://schemas.openxmlformats.org/officeDocument/2006/customXml" ds:itemID="{0B008465-F6D3-48FC-99F7-E8EBF86DF9F6}">
+  <ds:schemaRefs>
+    <ds:schemaRef ds:uri="http://schemas.microsoft.com/sharepoint/v3/contenttype/forms"/>
+  </ds:schemaRefs>
+</ds:datastoreItem>
+</file>
+
+<file path=customXml/itemProps3.xml><?xml version="1.0" encoding="utf-8"?>
+<ds:datastoreItem xmlns:ds="http://schemas.openxmlformats.org/officeDocument/2006/customXml" ds:itemID="{63E5F652-5D61-41E9-8F38-0988881A9D33}">
+  <ds:schemaRefs>
+    <ds:schemaRef ds:uri="http://schemas.microsoft.com/office/2006/metadata/properties"/>
+    <ds:schemaRef ds:uri="http://schemas.microsoft.com/office/infopath/2007/PartnerControls"/>
+  </ds:schemaRefs>
+</ds:datastoreItem>
+</file>
+
+<file path=customXml/itemProps4.xml><?xml version="1.0" encoding="utf-8"?>
+<ds:datastoreItem xmlns:ds="http://schemas.openxmlformats.org/officeDocument/2006/customXml" ds:itemID="{6F0C982A-CA15-4101-95E9-E83C40D43193}">
+  <ds:schemaRefs>
+    <ds:schemaRef ds:uri="http://schemas.openxmlformats.org/officeDocument/2006/bibliography"/>
+  </ds:schemaRefs>
+</ds:datastoreItem>
 </file>
--- a/Documentação/Documentação final.docx
+++ b/Documentação/Documentação final.docx
@@ -1557,6 +1557,24 @@
     </w:p>
     <w:p>
       <w:pPr>
+        <w:ind w:firstLine="426"/>
+      </w:pPr>
+    </w:p>
+    <w:p>
+      <w:pPr>
+        <w:pStyle w:val="Ttulo1"/>
+      </w:pPr>
+      <w:r>
+        <w:t>LINK REPOSITÓRIO</w:t>
+      </w:r>
+    </w:p>
+    <w:p>
+      <w:r>
+        <w:t>https://github.com/LemesdeMorais/Clube_dos_Pets_PI</w:t>
+      </w:r>
+    </w:p>
+    <w:p>
+      <w:pPr>
         <w:rPr>
           <w:b/>
           <w:bCs/>
@@ -1851,6 +1869,7 @@
           <w:b/>
           <w:bCs/>
         </w:rPr>
+        <w:lastRenderedPageBreak/>
         <w:t>Valor:</w:t>
       </w:r>
       <w:r>
@@ -1913,7 +1932,6 @@
         </w:numPr>
       </w:pPr>
       <w:r>
-        <w:lastRenderedPageBreak/>
         <w:t>Upload de até 3 fotos do local.</w:t>
       </w:r>
     </w:p>
@@ -2313,6 +2331,7 @@
           <w:b/>
           <w:bCs/>
         </w:rPr>
+        <w:lastRenderedPageBreak/>
         <w:t>Insegurança em Emergências:</w:t>
       </w:r>
       <w:r>
@@ -2349,7 +2368,6 @@
           <w:b/>
           <w:bCs/>
         </w:rPr>
-        <w:lastRenderedPageBreak/>
         <w:t>Baixa Confiabilidade:</w:t>
       </w:r>
       <w:r>
@@ -2756,6 +2774,7 @@
           <w:b/>
           <w:bCs/>
         </w:rPr>
+        <w:lastRenderedPageBreak/>
         <w:t>Oportunidades:</w:t>
       </w:r>
       <w:r>
@@ -3707,8 +3726,75 @@
     </w:p>
     <w:p>
       <w:pPr>
-        <w:pStyle w:val="NormalWeb"/>
-      </w:pPr>
+        <w:pStyle w:val="Ttulo1"/>
+        <w:numPr>
+          <w:ilvl w:val="0"/>
+          <w:numId w:val="47"/>
+        </w:numPr>
+      </w:pPr>
+      <w:r>
+        <w:lastRenderedPageBreak/>
+        <w:t>CRONOGRAMA</w:t>
+      </w:r>
+    </w:p>
+    <w:p>
+      <w:pPr>
+        <w:pStyle w:val="Ttulo1"/>
+        <w:numPr>
+          <w:ilvl w:val="0"/>
+          <w:numId w:val="47"/>
+        </w:numPr>
+      </w:pPr>
+      <w:r>
+        <w:t>DIAGRAMAS</w:t>
+      </w:r>
+    </w:p>
+    <w:p>
+      <w:r>
+        <w:t>8.1 Diagrama de caso de uso</w:t>
+      </w:r>
+    </w:p>
+    <w:p>
+      <w:r>
+        <w:rPr>
+          <w:noProof/>
+        </w:rPr>
+        <w:drawing>
+          <wp:inline distT="0" distB="0" distL="0" distR="0" wp14:anchorId="6B11D84E" wp14:editId="3B075A11">
+            <wp:extent cx="5733415" cy="3127375"/>
+            <wp:effectExtent l="0" t="0" r="635" b="0"/>
+            <wp:docPr id="2009860269" name="Imagem 4"/>
+            <wp:cNvGraphicFramePr>
+              <a:graphicFrameLocks xmlns:a="http://schemas.openxmlformats.org/drawingml/2006/main" noChangeAspect="1"/>
+            </wp:cNvGraphicFramePr>
+            <a:graphic xmlns:a="http://schemas.openxmlformats.org/drawingml/2006/main">
+              <a:graphicData uri="http://schemas.openxmlformats.org/drawingml/2006/picture">
+                <pic:pic xmlns:pic="http://schemas.openxmlformats.org/drawingml/2006/picture">
+                  <pic:nvPicPr>
+                    <pic:cNvPr id="2009860269" name="Imagem 2009860269"/>
+                    <pic:cNvPicPr/>
+                  </pic:nvPicPr>
+                  <pic:blipFill>
+                    <a:blip r:embed="rId14"/>
+                    <a:stretch>
+                      <a:fillRect/>
+                    </a:stretch>
+                  </pic:blipFill>
+                  <pic:spPr>
+                    <a:xfrm>
+                      <a:off x="0" y="0"/>
+                      <a:ext cx="5733415" cy="3127375"/>
+                    </a:xfrm>
+                    <a:prstGeom prst="rect">
+                      <a:avLst/>
+                    </a:prstGeom>
+                  </pic:spPr>
+                </pic:pic>
+              </a:graphicData>
+            </a:graphic>
+          </wp:inline>
+        </w:drawing>
+      </w:r>
     </w:p>
     <w:p>
       <w:pPr>
@@ -3957,7 +4043,7 @@
     </w:p>
     <w:p/>
     <w:sectPr>
-      <w:headerReference w:type="default" r:id="rId14"/>
+      <w:headerReference w:type="default" r:id="rId15"/>
       <w:pgSz w:w="11909" w:h="16834"/>
       <w:pgMar w:top="1440" w:right="1440" w:bottom="1440" w:left="1440" w:header="720" w:footer="720" w:gutter="0"/>
       <w:pgNumType w:start="1"/>

--- a/Documentação/Documentação final.docx
+++ b/Documentação/Documentação final.docx
@@ -2940,14 +2940,21 @@
     <w:p>
       <w:pPr>
         <w:pStyle w:val="NormalWeb"/>
+        <w:rPr>
+          <w:rFonts w:ascii="Arial" w:hAnsi="Arial" w:cs="Arial"/>
+        </w:rPr>
       </w:pPr>
       <w:r>
         <w:rPr>
           <w:rStyle w:val="Forte"/>
+          <w:rFonts w:ascii="Arial" w:hAnsi="Arial" w:cs="Arial"/>
         </w:rPr>
         <w:t>RF01 — Cadastro de Usuário</w:t>
       </w:r>
       <w:r>
+        <w:rPr>
+          <w:rFonts w:ascii="Arial" w:hAnsi="Arial" w:cs="Arial"/>
+        </w:rPr>
         <w:br/>
         <w:t>O sistema deve permitir que novos usuários realizem cadastro informando nome, e-mail e senha.</w:t>
       </w:r>
@@ -2955,14 +2962,21 @@
     <w:p>
       <w:pPr>
         <w:pStyle w:val="NormalWeb"/>
+        <w:rPr>
+          <w:rFonts w:ascii="Arial" w:hAnsi="Arial" w:cs="Arial"/>
+        </w:rPr>
       </w:pPr>
       <w:r>
         <w:rPr>
           <w:rStyle w:val="Forte"/>
+          <w:rFonts w:ascii="Arial" w:hAnsi="Arial" w:cs="Arial"/>
         </w:rPr>
         <w:t>RF02 — Login de Usuário</w:t>
       </w:r>
       <w:r>
+        <w:rPr>
+          <w:rFonts w:ascii="Arial" w:hAnsi="Arial" w:cs="Arial"/>
+        </w:rPr>
         <w:br/>
         <w:t>O sistema deve permitir que usuários cadastrados realizem login utilizando e-mail e senha.</w:t>
       </w:r>
@@ -2970,37 +2984,57 @@
     <w:p>
       <w:pPr>
         <w:pStyle w:val="NormalWeb"/>
+        <w:rPr>
+          <w:rFonts w:ascii="Arial" w:hAnsi="Arial" w:cs="Arial"/>
+        </w:rPr>
       </w:pPr>
       <w:r>
         <w:rPr>
           <w:rStyle w:val="Forte"/>
+          <w:rFonts w:ascii="Arial" w:hAnsi="Arial" w:cs="Arial"/>
         </w:rPr>
         <w:t>RF03 — Cadastro de Estabelecimento</w:t>
       </w:r>
       <w:r>
+        <w:rPr>
+          <w:rFonts w:ascii="Arial" w:hAnsi="Arial" w:cs="Arial"/>
+        </w:rPr>
         <w:br/>
         <w:t xml:space="preserve">O sistema deve permitir que administradores cadastrem estabelecimentos pet </w:t>
       </w:r>
       <w:proofErr w:type="spellStart"/>
       <w:r>
+        <w:rPr>
+          <w:rFonts w:ascii="Arial" w:hAnsi="Arial" w:cs="Arial"/>
+        </w:rPr>
         <w:t>friendly</w:t>
       </w:r>
       <w:proofErr w:type="spellEnd"/>
       <w:r>
+        <w:rPr>
+          <w:rFonts w:ascii="Arial" w:hAnsi="Arial" w:cs="Arial"/>
+        </w:rPr>
         <w:t>.</w:t>
       </w:r>
     </w:p>
     <w:p>
       <w:pPr>
         <w:pStyle w:val="NormalWeb"/>
+        <w:rPr>
+          <w:rFonts w:ascii="Arial" w:hAnsi="Arial" w:cs="Arial"/>
+        </w:rPr>
       </w:pPr>
       <w:r>
         <w:rPr>
           <w:rStyle w:val="Forte"/>
+          <w:rFonts w:ascii="Arial" w:hAnsi="Arial" w:cs="Arial"/>
         </w:rPr>
         <w:t>RF04 — Edição de Estabelecimento</w:t>
       </w:r>
       <w:r>
+        <w:rPr>
+          <w:rFonts w:ascii="Arial" w:hAnsi="Arial" w:cs="Arial"/>
+        </w:rPr>
         <w:br/>
         <w:t>O sistema deve permitir que administradores editem informações dos estabelecimentos cadastrados.</w:t>
       </w:r>
@@ -3008,14 +3042,22 @@
     <w:p>
       <w:pPr>
         <w:pStyle w:val="NormalWeb"/>
+        <w:rPr>
+          <w:rFonts w:ascii="Arial" w:hAnsi="Arial" w:cs="Arial"/>
+        </w:rPr>
       </w:pPr>
       <w:r>
         <w:rPr>
           <w:rStyle w:val="Forte"/>
-        </w:rPr>
+          <w:rFonts w:ascii="Arial" w:hAnsi="Arial" w:cs="Arial"/>
+        </w:rPr>
+        <w:lastRenderedPageBreak/>
         <w:t>RF05 — Exclusão de Estabelecimento</w:t>
       </w:r>
       <w:r>
+        <w:rPr>
+          <w:rFonts w:ascii="Arial" w:hAnsi="Arial" w:cs="Arial"/>
+        </w:rPr>
         <w:br/>
         <w:t>O sistema deve permitir que administradores removam estabelecimentos cadastrados.</w:t>
       </w:r>
@@ -3023,18 +3065,23 @@
     <w:p>
       <w:pPr>
         <w:pStyle w:val="NormalWeb"/>
+        <w:rPr>
+          <w:rFonts w:ascii="Arial" w:hAnsi="Arial" w:cs="Arial"/>
+        </w:rPr>
       </w:pPr>
     </w:p>
     <w:p>
       <w:pPr>
         <w:pStyle w:val="NormalWeb"/>
         <w:rPr>
+          <w:rFonts w:ascii="Arial" w:hAnsi="Arial" w:cs="Arial"/>
           <w:b/>
           <w:bCs/>
         </w:rPr>
       </w:pPr>
       <w:r>
         <w:rPr>
+          <w:rFonts w:ascii="Arial" w:hAnsi="Arial" w:cs="Arial"/>
           <w:b/>
           <w:bCs/>
         </w:rPr>
@@ -3044,374 +3091,311 @@
     <w:p>
       <w:pPr>
         <w:pStyle w:val="NormalWeb"/>
-      </w:pPr>
-      <w:r>
-        <w:rPr>
+        <w:rPr>
+          <w:rFonts w:ascii="Arial" w:hAnsi="Arial" w:cs="Arial"/>
+        </w:rPr>
+      </w:pPr>
+      <w:r>
+        <w:rPr>
+          <w:rFonts w:ascii="Arial" w:hAnsi="Arial" w:cs="Arial"/>
           <w:b/>
           <w:bCs/>
         </w:rPr>
-        <w:t>RF0</w:t>
-      </w:r>
-      <w:r>
-        <w:rPr>
+        <w:t>RF06 — Geolocalização do Usuário</w:t>
+      </w:r>
+      <w:r>
+        <w:rPr>
+          <w:rFonts w:ascii="Arial" w:hAnsi="Arial" w:cs="Arial"/>
+        </w:rPr>
+        <w:br/>
+        <w:t>O sistema deve permitir obter automaticamente a localização do usuário.</w:t>
+      </w:r>
+    </w:p>
+    <w:p>
+      <w:pPr>
+        <w:pStyle w:val="NormalWeb"/>
+        <w:rPr>
+          <w:rFonts w:ascii="Arial" w:hAnsi="Arial" w:cs="Arial"/>
+        </w:rPr>
+      </w:pPr>
+      <w:r>
+        <w:rPr>
+          <w:rFonts w:ascii="Arial" w:hAnsi="Arial" w:cs="Arial"/>
           <w:b/>
           <w:bCs/>
         </w:rPr>
-        <w:t>6</w:t>
-      </w:r>
-      <w:r>
-        <w:rPr>
+        <w:t>RF07 — Busca por Categoria</w:t>
+      </w:r>
+      <w:r>
+        <w:rPr>
+          <w:rFonts w:ascii="Arial" w:hAnsi="Arial" w:cs="Arial"/>
+        </w:rPr>
+        <w:br/>
+        <w:t>O sistema deve permitir buscar estabelecimentos por categoria (hospital, hotel, restaurante, etc.).</w:t>
+      </w:r>
+    </w:p>
+    <w:p>
+      <w:pPr>
+        <w:pStyle w:val="NormalWeb"/>
+        <w:rPr>
+          <w:rFonts w:ascii="Arial" w:hAnsi="Arial" w:cs="Arial"/>
+        </w:rPr>
+      </w:pPr>
+      <w:r>
+        <w:rPr>
+          <w:rFonts w:ascii="Arial" w:hAnsi="Arial" w:cs="Arial"/>
           <w:b/>
           <w:bCs/>
         </w:rPr>
-        <w:t xml:space="preserve"> — Geolocalização do Usuário</w:t>
-      </w:r>
-      <w:r>
+        <w:t>RF08 — Filtros de Busca</w:t>
+      </w:r>
+      <w:r>
+        <w:rPr>
+          <w:rFonts w:ascii="Arial" w:hAnsi="Arial" w:cs="Arial"/>
+        </w:rPr>
         <w:br/>
-        <w:t>O sistema deve permitir obter automaticamente a localização do usuário.</w:t>
+        <w:t>O sistema deve permitir filtrar resultados por distância, categoria e avaliações.</w:t>
       </w:r>
     </w:p>
     <w:p>
       <w:pPr>
         <w:pStyle w:val="NormalWeb"/>
-      </w:pPr>
-      <w:r>
-        <w:rPr>
+        <w:rPr>
+          <w:rFonts w:ascii="Arial" w:hAnsi="Arial" w:cs="Arial"/>
+        </w:rPr>
+      </w:pPr>
+      <w:r>
+        <w:rPr>
+          <w:rFonts w:ascii="Arial" w:hAnsi="Arial" w:cs="Arial"/>
           <w:b/>
           <w:bCs/>
         </w:rPr>
-        <w:t>RF0</w:t>
-      </w:r>
-      <w:r>
-        <w:rPr>
+        <w:t>RF09 — Visualização de Detalhes</w:t>
+      </w:r>
+      <w:r>
+        <w:rPr>
+          <w:rFonts w:ascii="Arial" w:hAnsi="Arial" w:cs="Arial"/>
+        </w:rPr>
+        <w:br/>
+        <w:t>O sistema deve permitir visualizar informações detalhadas de cada estabelecimento.</w:t>
+      </w:r>
+    </w:p>
+    <w:p>
+      <w:pPr>
+        <w:pStyle w:val="NormalWeb"/>
+        <w:rPr>
+          <w:rFonts w:ascii="Arial" w:hAnsi="Arial" w:cs="Arial"/>
           <w:b/>
           <w:bCs/>
         </w:rPr>
-        <w:t>7</w:t>
-      </w:r>
-      <w:r>
-        <w:rPr>
+      </w:pPr>
+      <w:r>
+        <w:rPr>
+          <w:rFonts w:ascii="Arial" w:hAnsi="Arial" w:cs="Arial"/>
           <w:b/>
           <w:bCs/>
         </w:rPr>
-        <w:t xml:space="preserve"> — Busca por Categoria</w:t>
-      </w:r>
-      <w:r>
-        <w:br/>
-        <w:t>O sistema deve permitir buscar estabelecimentos por categoria (hospital, hotel, restaurante, etc.).</w:t>
+        <w:t>Sistema Colaborativo</w:t>
       </w:r>
     </w:p>
     <w:p>
       <w:pPr>
         <w:pStyle w:val="NormalWeb"/>
-      </w:pPr>
-      <w:r>
-        <w:rPr>
+        <w:rPr>
+          <w:rFonts w:ascii="Arial" w:hAnsi="Arial" w:cs="Arial"/>
+        </w:rPr>
+      </w:pPr>
+      <w:r>
+        <w:rPr>
+          <w:rFonts w:ascii="Arial" w:hAnsi="Arial" w:cs="Arial"/>
           <w:b/>
           <w:bCs/>
         </w:rPr>
-        <w:t>RF</w:t>
-      </w:r>
-      <w:r>
-        <w:rPr>
+        <w:t>RF10 — Avaliação de Estabelecimentos</w:t>
+      </w:r>
+      <w:r>
+        <w:rPr>
+          <w:rFonts w:ascii="Arial" w:hAnsi="Arial" w:cs="Arial"/>
+        </w:rPr>
+        <w:br/>
+        <w:t>O sistema deve permitir que usuários avaliem estabelecimentos.</w:t>
+      </w:r>
+    </w:p>
+    <w:p>
+      <w:pPr>
+        <w:pStyle w:val="NormalWeb"/>
+        <w:rPr>
+          <w:rFonts w:ascii="Arial" w:hAnsi="Arial" w:cs="Arial"/>
+        </w:rPr>
+      </w:pPr>
+      <w:r>
+        <w:rPr>
+          <w:rFonts w:ascii="Arial" w:hAnsi="Arial" w:cs="Arial"/>
           <w:b/>
           <w:bCs/>
         </w:rPr>
-        <w:t>08</w:t>
-      </w:r>
-      <w:r>
-        <w:rPr>
+        <w:t>RF11 — Comentários</w:t>
+      </w:r>
+      <w:r>
+        <w:rPr>
+          <w:rFonts w:ascii="Arial" w:hAnsi="Arial" w:cs="Arial"/>
+        </w:rPr>
+        <w:br/>
+        <w:t>O sistema deve permitir que usuários adicionem comentários sobre estabelecimentos.</w:t>
+      </w:r>
+    </w:p>
+    <w:p>
+      <w:pPr>
+        <w:pStyle w:val="NormalWeb"/>
+        <w:rPr>
+          <w:rFonts w:ascii="Arial" w:hAnsi="Arial" w:cs="Arial"/>
+        </w:rPr>
+      </w:pPr>
+      <w:r>
+        <w:rPr>
+          <w:rFonts w:ascii="Arial" w:hAnsi="Arial" w:cs="Arial"/>
           <w:b/>
           <w:bCs/>
         </w:rPr>
-        <w:t xml:space="preserve"> — Filtros de Busca</w:t>
-      </w:r>
-      <w:r>
+        <w:t>RF12 — Visualização de Avaliações</w:t>
+      </w:r>
+      <w:r>
+        <w:rPr>
+          <w:rFonts w:ascii="Arial" w:hAnsi="Arial" w:cs="Arial"/>
+        </w:rPr>
         <w:br/>
-        <w:t>O sistema deve permitir filtrar resultados por distância, categoria e avaliações.</w:t>
+        <w:t>O sistema deve permitir visualizar avaliações feitas por outros usuários.</w:t>
       </w:r>
     </w:p>
     <w:p>
       <w:pPr>
         <w:pStyle w:val="NormalWeb"/>
-      </w:pPr>
-      <w:r>
-        <w:rPr>
+        <w:rPr>
+          <w:rFonts w:ascii="Arial" w:hAnsi="Arial" w:cs="Arial"/>
+        </w:rPr>
+      </w:pPr>
+      <w:r>
+        <w:rPr>
+          <w:rFonts w:ascii="Arial" w:hAnsi="Arial" w:cs="Arial"/>
+        </w:rPr>
+        <w:t>Sistema de Pagamento</w:t>
+      </w:r>
+    </w:p>
+    <w:p>
+      <w:pPr>
+        <w:pStyle w:val="NormalWeb"/>
+        <w:rPr>
+          <w:rFonts w:ascii="Arial" w:hAnsi="Arial" w:cs="Arial"/>
+        </w:rPr>
+      </w:pPr>
+      <w:r>
+        <w:rPr>
+          <w:rFonts w:ascii="Arial" w:hAnsi="Arial" w:cs="Arial"/>
           <w:b/>
           <w:bCs/>
         </w:rPr>
-        <w:t>RF</w:t>
-      </w:r>
-      <w:r>
-        <w:rPr>
+        <w:t>RF13 — Processamento de Pagamento</w:t>
+      </w:r>
+      <w:r>
+        <w:rPr>
+          <w:rFonts w:ascii="Arial" w:hAnsi="Arial" w:cs="Arial"/>
+        </w:rPr>
+        <w:br/>
+        <w:t>O sistema deve permitir realizar pagamentos online para contratação de planos.</w:t>
+      </w:r>
+    </w:p>
+    <w:p>
+      <w:pPr>
+        <w:pStyle w:val="NormalWeb"/>
+        <w:rPr>
+          <w:rFonts w:ascii="Arial" w:hAnsi="Arial" w:cs="Arial"/>
+        </w:rPr>
+      </w:pPr>
+    </w:p>
+    <w:p>
+      <w:pPr>
+        <w:pStyle w:val="NormalWeb"/>
+        <w:rPr>
+          <w:rFonts w:ascii="Arial" w:hAnsi="Arial" w:cs="Arial"/>
           <w:b/>
           <w:bCs/>
         </w:rPr>
-        <w:t>09</w:t>
-      </w:r>
-      <w:r>
-        <w:rPr>
+      </w:pPr>
+      <w:r>
+        <w:rPr>
+          <w:rFonts w:ascii="Arial" w:hAnsi="Arial" w:cs="Arial"/>
           <w:b/>
           <w:bCs/>
         </w:rPr>
-        <w:t xml:space="preserve"> — Visualização de Detalhes</w:t>
-      </w:r>
-      <w:r>
-        <w:br/>
-        <w:t>O sistema deve permitir visualizar informações detalhadas de cada estabelecimento.</w:t>
+        <w:t>Administração</w:t>
       </w:r>
     </w:p>
     <w:p>
       <w:pPr>
         <w:pStyle w:val="NormalWeb"/>
         <w:rPr>
+          <w:rFonts w:ascii="Arial" w:hAnsi="Arial" w:cs="Arial"/>
+        </w:rPr>
+      </w:pPr>
+      <w:r>
+        <w:rPr>
+          <w:rFonts w:ascii="Arial" w:hAnsi="Arial" w:cs="Arial"/>
           <w:b/>
           <w:bCs/>
         </w:rPr>
-      </w:pPr>
-      <w:r>
-        <w:rPr>
+        <w:t>RF14 — Gerenciamento de Usuários</w:t>
+      </w:r>
+      <w:r>
+        <w:rPr>
+          <w:rFonts w:ascii="Arial" w:hAnsi="Arial" w:cs="Arial"/>
+        </w:rPr>
+        <w:br/>
+        <w:t>O sistema deve permitir que administradores gerenciem usuários cadastrados.</w:t>
+      </w:r>
+    </w:p>
+    <w:p>
+      <w:pPr>
+        <w:pStyle w:val="NormalWeb"/>
+        <w:rPr>
+          <w:rFonts w:ascii="Arial" w:hAnsi="Arial" w:cs="Arial"/>
+        </w:rPr>
+      </w:pPr>
+      <w:r>
+        <w:rPr>
+          <w:rFonts w:ascii="Arial" w:hAnsi="Arial" w:cs="Arial"/>
           <w:b/>
           <w:bCs/>
         </w:rPr>
-        <w:t>Sistema Colaborativo</w:t>
+        <w:lastRenderedPageBreak/>
+        <w:t>RF15 — Moderação de Comentários</w:t>
+      </w:r>
+      <w:r>
+        <w:rPr>
+          <w:rFonts w:ascii="Arial" w:hAnsi="Arial" w:cs="Arial"/>
+        </w:rPr>
+        <w:br/>
+        <w:t>O sistema deve permitir que administradores removam comentários inadequados.</w:t>
       </w:r>
     </w:p>
     <w:p>
       <w:pPr>
         <w:pStyle w:val="NormalWeb"/>
-      </w:pPr>
-      <w:r>
-        <w:rPr>
+        <w:rPr>
+          <w:rFonts w:ascii="Arial" w:hAnsi="Arial" w:cs="Arial"/>
+        </w:rPr>
+      </w:pPr>
+      <w:r>
+        <w:rPr>
+          <w:rFonts w:ascii="Arial" w:hAnsi="Arial" w:cs="Arial"/>
           <w:b/>
           <w:bCs/>
         </w:rPr>
-        <w:t>RF1</w:t>
-      </w:r>
-      <w:r>
-        <w:rPr>
-          <w:b/>
-          <w:bCs/>
-        </w:rPr>
-        <w:t>0</w:t>
-      </w:r>
-      <w:r>
-        <w:rPr>
-          <w:b/>
-          <w:bCs/>
-        </w:rPr>
-        <w:t xml:space="preserve"> — Avaliação de Estabelecimentos</w:t>
-      </w:r>
-      <w:r>
-        <w:br/>
-        <w:t>O sistema deve permitir que usuários avaliem estabelecimentos.</w:t>
-      </w:r>
-    </w:p>
-    <w:p>
-      <w:pPr>
-        <w:pStyle w:val="NormalWeb"/>
-      </w:pPr>
-      <w:r>
-        <w:rPr>
-          <w:b/>
-          <w:bCs/>
-        </w:rPr>
-        <w:t>RF1</w:t>
-      </w:r>
-      <w:r>
-        <w:rPr>
-          <w:b/>
-          <w:bCs/>
-        </w:rPr>
-        <w:t>1</w:t>
-      </w:r>
-      <w:r>
-        <w:rPr>
-          <w:b/>
-          <w:bCs/>
-        </w:rPr>
-        <w:t xml:space="preserve"> — Comentários</w:t>
-      </w:r>
-      <w:r>
-        <w:br/>
-        <w:t>O sistema deve permitir que usuários adicionem comentários sobre estabelecimentos.</w:t>
-      </w:r>
-    </w:p>
-    <w:p>
-      <w:pPr>
-        <w:pStyle w:val="NormalWeb"/>
-      </w:pPr>
-      <w:r>
-        <w:rPr>
-          <w:b/>
-          <w:bCs/>
-        </w:rPr>
-        <w:t>RF1</w:t>
-      </w:r>
-      <w:r>
-        <w:rPr>
-          <w:b/>
-          <w:bCs/>
-        </w:rPr>
-        <w:t>2</w:t>
-      </w:r>
-      <w:r>
-        <w:rPr>
-          <w:b/>
-          <w:bCs/>
-        </w:rPr>
-        <w:t xml:space="preserve"> — Visualização de Avaliações</w:t>
-      </w:r>
-      <w:r>
-        <w:br/>
-        <w:t>O sistema deve permitir visualizar avaliações feitas por outros usuários.</w:t>
-      </w:r>
-    </w:p>
-    <w:p>
-      <w:pPr>
-        <w:pStyle w:val="NormalWeb"/>
-      </w:pPr>
-      <w:r>
-        <w:t>Sistema de Pagamento</w:t>
-      </w:r>
-    </w:p>
-    <w:p>
-      <w:pPr>
-        <w:pStyle w:val="NormalWeb"/>
-      </w:pPr>
-      <w:r>
-        <w:rPr>
-          <w:b/>
-          <w:bCs/>
-        </w:rPr>
-        <w:t>RF1</w:t>
-      </w:r>
-      <w:r>
-        <w:rPr>
-          <w:b/>
-          <w:bCs/>
-        </w:rPr>
-        <w:t>3</w:t>
-      </w:r>
-      <w:r>
-        <w:rPr>
-          <w:b/>
-          <w:bCs/>
-        </w:rPr>
-        <w:t xml:space="preserve"> — Processamento de Pagamento</w:t>
-      </w:r>
-      <w:r>
-        <w:br/>
-        <w:t>O sistema deve permitir realizar pagamentos online para contratação de planos.</w:t>
-      </w:r>
-    </w:p>
-    <w:p>
-      <w:pPr>
-        <w:pStyle w:val="NormalWeb"/>
-      </w:pPr>
-    </w:p>
-    <w:p>
-      <w:pPr>
-        <w:pStyle w:val="NormalWeb"/>
-        <w:rPr>
-          <w:b/>
-          <w:bCs/>
-        </w:rPr>
-      </w:pPr>
-      <w:r>
-        <w:rPr>
-          <w:b/>
-          <w:bCs/>
-        </w:rPr>
-        <w:t>Administração</w:t>
-      </w:r>
-    </w:p>
-    <w:p>
-      <w:pPr>
-        <w:pStyle w:val="NormalWeb"/>
-      </w:pPr>
-      <w:r>
-        <w:rPr>
-          <w:b/>
-          <w:bCs/>
-        </w:rPr>
-        <w:t>RF</w:t>
-      </w:r>
-      <w:r>
-        <w:rPr>
-          <w:b/>
-          <w:bCs/>
-        </w:rPr>
-        <w:t>14</w:t>
-      </w:r>
-      <w:r>
-        <w:rPr>
-          <w:b/>
-          <w:bCs/>
-        </w:rPr>
-        <w:t xml:space="preserve"> — Gerenciamento de Usuários</w:t>
-      </w:r>
-      <w:r>
-        <w:br/>
-        <w:t>O sistema deve permitir que administradores gerenciem usuários cadastrados.</w:t>
-      </w:r>
-    </w:p>
-    <w:p>
-      <w:pPr>
-        <w:pStyle w:val="NormalWeb"/>
-      </w:pPr>
-      <w:r>
-        <w:rPr>
-          <w:b/>
-          <w:bCs/>
-        </w:rPr>
-        <w:t>RF</w:t>
-      </w:r>
-      <w:r>
-        <w:rPr>
-          <w:b/>
-          <w:bCs/>
-        </w:rPr>
-        <w:t>15</w:t>
-      </w:r>
-      <w:r>
-        <w:rPr>
-          <w:b/>
-          <w:bCs/>
-        </w:rPr>
-        <w:t xml:space="preserve"> — Moderação de Comentários</w:t>
-      </w:r>
-      <w:r>
-        <w:br/>
-        <w:t>O sistema deve permitir que administradores removam comentários inadequados.</w:t>
-      </w:r>
-    </w:p>
-    <w:p>
-      <w:pPr>
-        <w:pStyle w:val="NormalWeb"/>
-      </w:pPr>
-      <w:r>
-        <w:rPr>
-          <w:b/>
-          <w:bCs/>
-        </w:rPr>
-        <w:t>RF</w:t>
-      </w:r>
-      <w:r>
-        <w:rPr>
-          <w:b/>
-          <w:bCs/>
-        </w:rPr>
-        <w:t>16</w:t>
-      </w:r>
-      <w:r>
-        <w:rPr>
-          <w:b/>
-          <w:bCs/>
-        </w:rPr>
-        <w:t xml:space="preserve"> — Gerenciamento de Categorias</w:t>
-      </w:r>
-      <w:r>
+        <w:t>RF16 — Gerenciamento de Categorias</w:t>
+      </w:r>
+      <w:r>
+        <w:rPr>
+          <w:rFonts w:ascii="Arial" w:hAnsi="Arial" w:cs="Arial"/>
+        </w:rPr>
         <w:br/>
         <w:t>O sistema deve permitir adicionar e editar categorias de estabelecimentos.</w:t>
       </w:r>
@@ -3419,6 +3403,9 @@
     <w:p>
       <w:pPr>
         <w:pStyle w:val="NormalWeb"/>
+        <w:rPr>
+          <w:rFonts w:ascii="Arial" w:hAnsi="Arial" w:cs="Arial"/>
+        </w:rPr>
       </w:pPr>
     </w:p>
     <w:p>
@@ -3441,26 +3428,37 @@
     <w:p>
       <w:pPr>
         <w:pStyle w:val="NormalWeb"/>
-      </w:pPr>
-      <w:r>
+        <w:rPr>
+          <w:rFonts w:ascii="Arial" w:hAnsi="Arial" w:cs="Arial"/>
+        </w:rPr>
+      </w:pPr>
+      <w:r>
+        <w:rPr>
+          <w:rFonts w:ascii="Arial" w:hAnsi="Arial" w:cs="Arial"/>
+        </w:rPr>
         <w:t>Os requisitos não funcionais definem características de qualidade do sistema.</w:t>
       </w:r>
     </w:p>
     <w:p>
       <w:pPr>
         <w:pStyle w:val="NormalWeb"/>
+        <w:rPr>
+          <w:rFonts w:ascii="Arial" w:hAnsi="Arial" w:cs="Arial"/>
+        </w:rPr>
       </w:pPr>
     </w:p>
     <w:p>
       <w:pPr>
         <w:pStyle w:val="NormalWeb"/>
         <w:rPr>
+          <w:rFonts w:ascii="Arial" w:hAnsi="Arial" w:cs="Arial"/>
           <w:b/>
           <w:bCs/>
         </w:rPr>
       </w:pPr>
       <w:r>
         <w:rPr>
+          <w:rFonts w:ascii="Arial" w:hAnsi="Arial" w:cs="Arial"/>
           <w:b/>
           <w:bCs/>
         </w:rPr>
@@ -3470,15 +3468,22 @@
     <w:p>
       <w:pPr>
         <w:pStyle w:val="NormalWeb"/>
-      </w:pPr>
-      <w:r>
-        <w:rPr>
+        <w:rPr>
+          <w:rFonts w:ascii="Arial" w:hAnsi="Arial" w:cs="Arial"/>
+        </w:rPr>
+      </w:pPr>
+      <w:r>
+        <w:rPr>
+          <w:rFonts w:ascii="Arial" w:hAnsi="Arial" w:cs="Arial"/>
           <w:b/>
           <w:bCs/>
         </w:rPr>
         <w:t>RNF01 — Interface Intuitiva</w:t>
       </w:r>
       <w:r>
+        <w:rPr>
+          <w:rFonts w:ascii="Arial" w:hAnsi="Arial" w:cs="Arial"/>
+        </w:rPr>
         <w:br/>
         <w:t>O sistema deve possuir interface simples e fácil de utilizar.</w:t>
       </w:r>
@@ -3486,15 +3491,22 @@
     <w:p>
       <w:pPr>
         <w:pStyle w:val="NormalWeb"/>
-      </w:pPr>
-      <w:r>
-        <w:rPr>
+        <w:rPr>
+          <w:rFonts w:ascii="Arial" w:hAnsi="Arial" w:cs="Arial"/>
+        </w:rPr>
+      </w:pPr>
+      <w:r>
+        <w:rPr>
+          <w:rFonts w:ascii="Arial" w:hAnsi="Arial" w:cs="Arial"/>
           <w:b/>
           <w:bCs/>
         </w:rPr>
         <w:t>RNF02 — Responsividade</w:t>
       </w:r>
       <w:r>
+        <w:rPr>
+          <w:rFonts w:ascii="Arial" w:hAnsi="Arial" w:cs="Arial"/>
+        </w:rPr>
         <w:br/>
         <w:t>O sistema deve ser responsivo e funcionar em computadores, tablets e smartphones.</w:t>
       </w:r>
@@ -3502,15 +3514,22 @@
     <w:p>
       <w:pPr>
         <w:pStyle w:val="NormalWeb"/>
-      </w:pPr>
-      <w:r>
-        <w:rPr>
+        <w:rPr>
+          <w:rFonts w:ascii="Arial" w:hAnsi="Arial" w:cs="Arial"/>
+        </w:rPr>
+      </w:pPr>
+      <w:r>
+        <w:rPr>
+          <w:rFonts w:ascii="Arial" w:hAnsi="Arial" w:cs="Arial"/>
           <w:b/>
           <w:bCs/>
         </w:rPr>
         <w:t>RNF03 — Tempo de Aprendizado</w:t>
       </w:r>
       <w:r>
+        <w:rPr>
+          <w:rFonts w:ascii="Arial" w:hAnsi="Arial" w:cs="Arial"/>
+        </w:rPr>
         <w:br/>
         <w:t>O usuário deve ser capaz de utilizar as funções básicas sem necessidade de treinamento.</w:t>
       </w:r>
@@ -3519,12 +3538,14 @@
       <w:pPr>
         <w:pStyle w:val="NormalWeb"/>
         <w:rPr>
+          <w:rFonts w:ascii="Arial" w:hAnsi="Arial" w:cs="Arial"/>
           <w:b/>
           <w:bCs/>
         </w:rPr>
       </w:pPr>
       <w:r>
         <w:rPr>
+          <w:rFonts w:ascii="Arial" w:hAnsi="Arial" w:cs="Arial"/>
           <w:b/>
           <w:bCs/>
         </w:rPr>
@@ -3534,26 +3555,37 @@
     <w:p>
       <w:pPr>
         <w:pStyle w:val="NormalWeb"/>
-      </w:pPr>
-      <w:r>
-        <w:rPr>
+        <w:rPr>
+          <w:rFonts w:ascii="Arial" w:hAnsi="Arial" w:cs="Arial"/>
+        </w:rPr>
+      </w:pPr>
+      <w:r>
+        <w:rPr>
+          <w:rFonts w:ascii="Arial" w:hAnsi="Arial" w:cs="Arial"/>
           <w:b/>
           <w:bCs/>
         </w:rPr>
         <w:t>RNF04 — Tempo de Resposta</w:t>
       </w:r>
       <w:r>
+        <w:rPr>
+          <w:rFonts w:ascii="Arial" w:hAnsi="Arial" w:cs="Arial"/>
+        </w:rPr>
         <w:br/>
         <w:t xml:space="preserve">O sistema deve apresentar resultados de busca em até </w:t>
       </w:r>
       <w:r>
         <w:rPr>
+          <w:rFonts w:ascii="Arial" w:hAnsi="Arial" w:cs="Arial"/>
           <w:b/>
           <w:bCs/>
         </w:rPr>
         <w:t>3 segundos</w:t>
       </w:r>
       <w:r>
+        <w:rPr>
+          <w:rFonts w:ascii="Arial" w:hAnsi="Arial" w:cs="Arial"/>
+        </w:rPr>
         <w:t>.</w:t>
       </w:r>
     </w:p>
@@ -3561,12 +3593,14 @@
       <w:pPr>
         <w:pStyle w:val="NormalWeb"/>
         <w:rPr>
+          <w:rFonts w:ascii="Arial" w:hAnsi="Arial" w:cs="Arial"/>
           <w:b/>
           <w:bCs/>
         </w:rPr>
       </w:pPr>
       <w:r>
         <w:rPr>
+          <w:rFonts w:ascii="Arial" w:hAnsi="Arial" w:cs="Arial"/>
           <w:b/>
           <w:bCs/>
         </w:rPr>
@@ -3576,135 +3610,110 @@
     <w:p>
       <w:pPr>
         <w:pStyle w:val="NormalWeb"/>
-      </w:pPr>
-      <w:r>
-        <w:rPr>
+        <w:rPr>
+          <w:rFonts w:ascii="Arial" w:hAnsi="Arial" w:cs="Arial"/>
+        </w:rPr>
+      </w:pPr>
+      <w:r>
+        <w:rPr>
+          <w:rFonts w:ascii="Arial" w:hAnsi="Arial" w:cs="Arial"/>
           <w:b/>
           <w:bCs/>
         </w:rPr>
-        <w:t>RNF0</w:t>
-      </w:r>
-      <w:r>
-        <w:rPr>
+        <w:t>RNF05 — Proteção de Dados</w:t>
+      </w:r>
+      <w:r>
+        <w:rPr>
+          <w:rFonts w:ascii="Arial" w:hAnsi="Arial" w:cs="Arial"/>
+        </w:rPr>
+        <w:br/>
+        <w:t>O sistema deve proteger dados pessoais dos usuários.</w:t>
+      </w:r>
+    </w:p>
+    <w:p>
+      <w:pPr>
+        <w:pStyle w:val="NormalWeb"/>
+        <w:rPr>
+          <w:rFonts w:ascii="Arial" w:hAnsi="Arial" w:cs="Arial"/>
+        </w:rPr>
+      </w:pPr>
+      <w:r>
+        <w:rPr>
+          <w:rFonts w:ascii="Arial" w:hAnsi="Arial" w:cs="Arial"/>
           <w:b/>
           <w:bCs/>
         </w:rPr>
-        <w:t>5</w:t>
-      </w:r>
-      <w:r>
-        <w:rPr>
+        <w:t>RNF06 — Segurança em Pagamentos</w:t>
+      </w:r>
+      <w:r>
+        <w:rPr>
+          <w:rFonts w:ascii="Arial" w:hAnsi="Arial" w:cs="Arial"/>
+        </w:rPr>
+        <w:br/>
+        <w:t>O sistema deve utilizar protocolos seguros (HTTPS) para transações financeiras.</w:t>
+      </w:r>
+    </w:p>
+    <w:p>
+      <w:pPr>
+        <w:pStyle w:val="NormalWeb"/>
+        <w:rPr>
+          <w:rFonts w:ascii="Arial" w:hAnsi="Arial" w:cs="Arial"/>
           <w:b/>
           <w:bCs/>
         </w:rPr>
-        <w:t xml:space="preserve"> — Proteção de Dados</w:t>
-      </w:r>
-      <w:r>
-        <w:br/>
-        <w:t>O sistema deve proteger dados pessoais dos usuários.</w:t>
-      </w:r>
-    </w:p>
-    <w:p>
-      <w:pPr>
-        <w:pStyle w:val="NormalWeb"/>
-      </w:pPr>
-      <w:r>
-        <w:rPr>
+      </w:pPr>
+      <w:r>
+        <w:rPr>
+          <w:rFonts w:ascii="Arial" w:hAnsi="Arial" w:cs="Arial"/>
           <w:b/>
           <w:bCs/>
         </w:rPr>
-        <w:t>RNF0</w:t>
-      </w:r>
-      <w:r>
-        <w:rPr>
+        <w:t>Manutenibilidade</w:t>
+      </w:r>
+    </w:p>
+    <w:p>
+      <w:pPr>
+        <w:pStyle w:val="NormalWeb"/>
+        <w:rPr>
+          <w:rFonts w:ascii="Arial" w:hAnsi="Arial" w:cs="Arial"/>
+        </w:rPr>
+      </w:pPr>
+      <w:r>
+        <w:rPr>
+          <w:rFonts w:ascii="Arial" w:hAnsi="Arial" w:cs="Arial"/>
           <w:b/>
           <w:bCs/>
         </w:rPr>
-        <w:t>6</w:t>
-      </w:r>
-      <w:r>
-        <w:rPr>
+        <w:t>RNF07 — Código Organizado</w:t>
+      </w:r>
+      <w:r>
+        <w:rPr>
+          <w:rFonts w:ascii="Arial" w:hAnsi="Arial" w:cs="Arial"/>
+        </w:rPr>
+        <w:br/>
+        <w:t>O sistema deve possuir código estruturado e documentado.</w:t>
+      </w:r>
+    </w:p>
+    <w:p>
+      <w:pPr>
+        <w:pStyle w:val="NormalWeb"/>
+        <w:rPr>
+          <w:rFonts w:ascii="Arial" w:hAnsi="Arial" w:cs="Arial"/>
+        </w:rPr>
+      </w:pPr>
+      <w:r>
+        <w:rPr>
+          <w:rFonts w:ascii="Arial" w:hAnsi="Arial" w:cs="Arial"/>
           <w:b/>
           <w:bCs/>
         </w:rPr>
-        <w:t xml:space="preserve"> — Segurança em Pagamentos</w:t>
-      </w:r>
-      <w:r>
-        <w:br/>
-        <w:t>O sistema deve utilizar protocolos seguros (HTTPS) para transações financeiras.</w:t>
-      </w:r>
-    </w:p>
-    <w:p>
-      <w:pPr>
-        <w:pStyle w:val="NormalWeb"/>
-        <w:rPr>
-          <w:b/>
-          <w:bCs/>
-        </w:rPr>
-      </w:pPr>
-      <w:r>
-        <w:rPr>
-          <w:b/>
-          <w:bCs/>
-        </w:rPr>
-        <w:t>Manutenibilidade</w:t>
-      </w:r>
-    </w:p>
-    <w:p>
-      <w:pPr>
-        <w:pStyle w:val="NormalWeb"/>
-      </w:pPr>
-      <w:r>
-        <w:rPr>
-          <w:b/>
-          <w:bCs/>
-        </w:rPr>
-        <w:t>RNF</w:t>
-      </w:r>
-      <w:r>
-        <w:rPr>
-          <w:b/>
-          <w:bCs/>
-        </w:rPr>
-        <w:t>07</w:t>
-      </w:r>
-      <w:r>
-        <w:rPr>
-          <w:b/>
-          <w:bCs/>
-        </w:rPr>
-        <w:t xml:space="preserve"> — Código Organizado</w:t>
-      </w:r>
-      <w:r>
-        <w:br/>
-        <w:t>O sistema deve possuir código estruturado e documentado.</w:t>
-      </w:r>
-    </w:p>
-    <w:p>
-      <w:pPr>
-        <w:pStyle w:val="NormalWeb"/>
-      </w:pPr>
-      <w:r>
-        <w:rPr>
-          <w:b/>
-          <w:bCs/>
-        </w:rPr>
-        <w:t>RNF</w:t>
-      </w:r>
-      <w:r>
-        <w:rPr>
-          <w:b/>
-          <w:bCs/>
-        </w:rPr>
-        <w:t>08</w:t>
-      </w:r>
-      <w:r>
-        <w:rPr>
-          <w:b/>
-          <w:bCs/>
-        </w:rPr>
-        <w:t xml:space="preserve"> — Facilidade de Atualização</w:t>
-      </w:r>
-      <w:r>
+        <w:lastRenderedPageBreak/>
+        <w:t>RNF08 — Facilidade de Atualização</w:t>
+      </w:r>
+      <w:r>
+        <w:rPr>
+          <w:rFonts w:ascii="Arial" w:hAnsi="Arial" w:cs="Arial"/>
+        </w:rPr>
         <w:br/>
         <w:t>O sistema deve permitir atualizações futuras sem comprometer funcionalidades existentes.</w:t>
       </w:r>
@@ -3712,6 +3721,9 @@
     <w:p>
       <w:pPr>
         <w:pStyle w:val="NormalWeb"/>
+        <w:rPr>
+          <w:rFonts w:ascii="Arial" w:hAnsi="Arial" w:cs="Arial"/>
+        </w:rPr>
       </w:pPr>
     </w:p>
     <w:p>
@@ -3733,7 +3745,6 @@
         </w:numPr>
       </w:pPr>
       <w:r>
-        <w:lastRenderedPageBreak/>
         <w:t>CRONOGRAMA</w:t>
       </w:r>
     </w:p>
@@ -3802,26 +3813,78 @@
       </w:pPr>
     </w:p>
     <w:p/>
+    <w:p/>
+    <w:p/>
+    <w:p/>
+    <w:p/>
+    <w:p/>
+    <w:p/>
+    <w:p/>
+    <w:p/>
+    <w:p/>
+    <w:p/>
+    <w:p/>
+    <w:p>
+      <w:r>
+        <w:t xml:space="preserve">8.2 </w:t>
+      </w:r>
+      <w:r>
+        <w:t>Diagrama Entidade-Relacionamento</w:t>
+      </w:r>
+    </w:p>
     <w:p>
       <w:pPr>
         <w:rPr>
           <w:color w:val="FF0000"/>
         </w:rPr>
       </w:pPr>
-    </w:p>
-    <w:p>
-      <w:pPr>
-        <w:rPr>
+      <w:r>
+        <w:rPr>
+          <w:noProof/>
           <w:color w:val="FF0000"/>
         </w:rPr>
-      </w:pPr>
-    </w:p>
-    <w:p>
-      <w:pPr>
-        <w:rPr>
-          <w:color w:val="FF0000"/>
-        </w:rPr>
-      </w:pPr>
+        <w:drawing>
+          <wp:inline distT="0" distB="0" distL="0" distR="0" wp14:anchorId="17B80B46" wp14:editId="6D51C64E">
+            <wp:extent cx="5733415" cy="3783965"/>
+            <wp:effectExtent l="0" t="0" r="635" b="6985"/>
+            <wp:docPr id="38005047" name="Imagem 5"/>
+            <wp:cNvGraphicFramePr>
+              <a:graphicFrameLocks xmlns:a="http://schemas.openxmlformats.org/drawingml/2006/main" noChangeAspect="1"/>
+            </wp:cNvGraphicFramePr>
+            <a:graphic xmlns:a="http://schemas.openxmlformats.org/drawingml/2006/main">
+              <a:graphicData uri="http://schemas.openxmlformats.org/drawingml/2006/picture">
+                <pic:pic xmlns:pic="http://schemas.openxmlformats.org/drawingml/2006/picture">
+                  <pic:nvPicPr>
+                    <pic:cNvPr id="38005047" name="Imagem 38005047"/>
+                    <pic:cNvPicPr/>
+                  </pic:nvPicPr>
+                  <pic:blipFill>
+                    <a:blip r:embed="rId15" cstate="print">
+                      <a:extLst>
+                        <a:ext uri="{28A0092B-C50C-407E-A947-70E740481C1C}">
+                          <a14:useLocalDpi xmlns:a14="http://schemas.microsoft.com/office/drawing/2010/main" val="0"/>
+                        </a:ext>
+                      </a:extLst>
+                    </a:blip>
+                    <a:stretch>
+                      <a:fillRect/>
+                    </a:stretch>
+                  </pic:blipFill>
+                  <pic:spPr>
+                    <a:xfrm>
+                      <a:off x="0" y="0"/>
+                      <a:ext cx="5733415" cy="3783965"/>
+                    </a:xfrm>
+                    <a:prstGeom prst="rect">
+                      <a:avLst/>
+                    </a:prstGeom>
+                  </pic:spPr>
+                </pic:pic>
+              </a:graphicData>
+            </a:graphic>
+          </wp:inline>
+        </w:drawing>
+      </w:r>
     </w:p>
     <w:p>
       <w:pPr>
@@ -3969,6 +4032,7 @@
         <w:rPr>
           <w:color w:val="FF0000"/>
         </w:rPr>
+        <w:lastRenderedPageBreak/>
         <w:t>CONSIDERAÇÕES FINAIS</w:t>
       </w:r>
       <w:bookmarkEnd w:id="9"/>
@@ -3982,68 +4046,63 @@
     </w:p>
     <w:p>
       <w:pPr>
+        <w:spacing w:line="360" w:lineRule="auto"/>
+        <w:ind w:firstLine="720"/>
+      </w:pPr>
+      <w:r>
+        <w:t>O desenvolvimento deste projeto permitiu aplicar, na prática, diversos conhecimentos adquiridos ao longo do curso, envolvendo tecnologias de front-</w:t>
+      </w:r>
+      <w:proofErr w:type="spellStart"/>
+      <w:r>
+        <w:t>end</w:t>
+      </w:r>
+      <w:proofErr w:type="spellEnd"/>
+      <w:r>
+        <w:t xml:space="preserve">, </w:t>
+      </w:r>
+      <w:proofErr w:type="spellStart"/>
+      <w:r>
+        <w:t>back-end</w:t>
+      </w:r>
+      <w:proofErr w:type="spellEnd"/>
+      <w:r>
+        <w:t>, banco de dados e integração entre sistemas. Durante a construção da aplicação, foram enfrentados desafios relacionados à configuração do ambiente, estruturação do sistema, organização do código e resolução de erros, contribuindo diretamente para o aprimoramento técnico e lógico da equipe.</w:t>
+      </w:r>
+    </w:p>
+    <w:p>
+      <w:pPr>
+        <w:spacing w:line="360" w:lineRule="auto"/>
+        <w:ind w:firstLine="720"/>
+      </w:pPr>
+      <w:r>
+        <w:t>Além da parte técnica, o projeto também proporcionou aprendizado sobre planejamento, organização de tarefas, testes e importância da experiência do usuário em uma aplicação real. A proposta desenvolvida demonstrou como a tecnologia pode ser utilizada para solucionar necessidades do cotidiano de forma prática e eficiente.</w:t>
+      </w:r>
+    </w:p>
+    <w:p>
+      <w:pPr>
+        <w:spacing w:line="360" w:lineRule="auto"/>
+      </w:pPr>
+      <w:r>
+        <w:t>Por fim, conclui-se que o projeto atingiu seus objetivos principais, servindo como uma experiência importante para consolidar conhecimentos, desenvolver habilidades em programação e preparar os integrantes para futuros projetos acadêmicos e profissionais.</w:t>
+      </w:r>
+    </w:p>
+    <w:p>
+      <w:pPr>
         <w:rPr>
           <w:color w:val="FF0000"/>
         </w:rPr>
       </w:pPr>
-      <w:r>
+    </w:p>
+    <w:p>
+      <w:pPr>
         <w:rPr>
           <w:color w:val="FF0000"/>
         </w:rPr>
-        <w:t>Conclusão: Concluir o trabalho e destacar aprendizados</w:t>
-      </w:r>
-    </w:p>
-    <w:p>
-      <w:pPr>
-        <w:rPr>
-          <w:color w:val="FF0000"/>
-        </w:rPr>
-      </w:pPr>
-      <w:r>
-        <w:rPr>
-          <w:color w:val="FF0000"/>
-        </w:rPr>
-        <w:t>Contribuições Individuais: Descrever as contribuições individuais de cada membro da equipe</w:t>
-      </w:r>
-    </w:p>
-    <w:p>
-      <w:pPr>
-        <w:rPr>
-          <w:color w:val="FF0000"/>
-        </w:rPr>
-      </w:pPr>
-    </w:p>
-    <w:p>
-      <w:pPr>
-        <w:rPr>
-          <w:color w:val="FF0000"/>
-        </w:rPr>
-      </w:pPr>
-    </w:p>
-    <w:p>
-      <w:pPr>
-        <w:pStyle w:val="Ttulo1"/>
-        <w:numPr>
-          <w:ilvl w:val="0"/>
-          <w:numId w:val="0"/>
-        </w:numPr>
-        <w:spacing w:before="0" w:line="360" w:lineRule="auto"/>
-        <w:ind w:left="720" w:hanging="720"/>
-      </w:pPr>
-      <w:bookmarkStart w:id="10" w:name="_Toc177394265"/>
-      <w:bookmarkStart w:id="11" w:name="_Toc228991438"/>
-      <w:r>
-        <w:t>Referências</w:t>
-      </w:r>
-      <w:r>
-        <w:t xml:space="preserve"> Bibliográficas</w:t>
-      </w:r>
-      <w:bookmarkEnd w:id="10"/>
-      <w:bookmarkEnd w:id="11"/>
+      </w:pPr>
     </w:p>
     <w:p/>
     <w:sectPr>
-      <w:headerReference w:type="default" r:id="rId15"/>
+      <w:headerReference w:type="default" r:id="rId16"/>
       <w:pgSz w:w="11909" w:h="16834"/>
       <w:pgMar w:top="1440" w:right="1440" w:bottom="1440" w:left="1440" w:header="720" w:footer="720" w:gutter="0"/>
       <w:pgNumType w:start="1"/>
